--- a/oggaver/Uge39HTMLProjectDel2.docx
+++ b/oggaver/Uge39HTMLProjectDel2.docx
@@ -5,8 +5,6 @@
     <w:p>
       <w:pPr>
         <w:rPr>
-          <w:rFonts w:ascii="Aptos" w:hAnsi="Aptos" w:eastAsia="Aptos" w:cs="Aptos" w:asciiTheme="minorAscii" w:hAnsiTheme="minorAscii" w:eastAsiaTheme="minorAscii" w:cstheme="minorAscii"/>
-          <w:noProof w:val="0"/>
           <w:lang w:val="da-DK"/>
         </w:rPr>
       </w:pPr>
@@ -15,10 +13,8 @@
       <w:pPr>
         <w:spacing w:line="257" w:lineRule="auto"/>
         <w:rPr>
-          <w:rFonts w:ascii="Aptos" w:hAnsi="Aptos" w:eastAsia="Aptos" w:cs="Aptos" w:asciiTheme="minorAscii" w:hAnsiTheme="minorAscii" w:eastAsiaTheme="minorAscii" w:cstheme="minorAscii"/>
-          <w:b w:val="1"/>
-          <w:bCs w:val="1"/>
-          <w:noProof w:val="0"/>
+          <w:b/>
+          <w:bCs/>
           <w:sz w:val="44"/>
           <w:szCs w:val="44"/>
           <w:lang w:val="da-DK"/>
@@ -26,10 +22,8 @@
       </w:pPr>
       <w:r>
         <w:rPr>
-          <w:rFonts w:ascii="Aptos" w:hAnsi="Aptos" w:eastAsia="Aptos" w:cs="Aptos" w:asciiTheme="minorAscii" w:hAnsiTheme="minorAscii" w:eastAsiaTheme="minorAscii" w:cstheme="minorAscii"/>
-          <w:b w:val="1"/>
-          <w:bCs w:val="1"/>
-          <w:noProof w:val="0"/>
+          <w:b/>
+          <w:bCs/>
           <w:sz w:val="44"/>
           <w:szCs w:val="44"/>
           <w:lang w:val="da-DK"/>
@@ -38,10 +32,8 @@
       </w:r>
       <w:r>
         <w:rPr>
-          <w:rFonts w:ascii="Aptos" w:hAnsi="Aptos" w:eastAsia="Aptos" w:cs="Aptos" w:asciiTheme="minorAscii" w:hAnsiTheme="minorAscii" w:eastAsiaTheme="minorAscii" w:cstheme="minorAscii"/>
-          <w:b w:val="1"/>
-          <w:bCs w:val="1"/>
-          <w:noProof w:val="0"/>
+          <w:b/>
+          <w:bCs/>
           <w:sz w:val="44"/>
           <w:szCs w:val="44"/>
           <w:lang w:val="da-DK"/>
@@ -50,10 +42,8 @@
       </w:r>
       <w:r>
         <w:rPr>
-          <w:rFonts w:ascii="Aptos" w:hAnsi="Aptos" w:eastAsia="Aptos" w:cs="Aptos" w:asciiTheme="minorAscii" w:hAnsiTheme="minorAscii" w:eastAsiaTheme="minorAscii" w:cstheme="minorAscii"/>
-          <w:b w:val="1"/>
-          <w:bCs w:val="1"/>
-          <w:noProof w:val="0"/>
+          <w:b/>
+          <w:bCs/>
           <w:sz w:val="44"/>
           <w:szCs w:val="44"/>
           <w:lang w:val="da-DK"/>
@@ -63,17 +53,10 @@
     </w:p>
     <w:p>
       <w:pPr>
-        <w:pStyle w:val="Normal"/>
-        <w:suppressLineNumbers w:val="0"/>
-        <w:bidi w:val="0"/>
-        <w:spacing w:before="0" w:beforeAutospacing="off" w:after="160" w:afterAutospacing="off" w:line="257" w:lineRule="auto"/>
-        <w:ind w:left="0" w:right="0"/>
-        <w:jc w:val="left"/>
-        <w:rPr>
-          <w:rFonts w:ascii="Aptos" w:hAnsi="Aptos" w:eastAsia="Aptos" w:cs="Aptos" w:asciiTheme="minorAscii" w:hAnsiTheme="minorAscii" w:eastAsiaTheme="minorAscii" w:cstheme="minorAscii"/>
-          <w:b w:val="1"/>
-          <w:bCs w:val="1"/>
-          <w:noProof w:val="0"/>
+        <w:spacing w:line="257" w:lineRule="auto"/>
+        <w:rPr>
+          <w:b/>
+          <w:bCs/>
           <w:sz w:val="44"/>
           <w:szCs w:val="44"/>
           <w:lang w:val="da-DK"/>
@@ -85,15 +68,13 @@
         <w:pStyle w:val="Heading1"/>
         <w:spacing w:after="0" w:line="257" w:lineRule="auto"/>
         <w:rPr>
-          <w:rFonts w:ascii="Aptos" w:hAnsi="Aptos" w:eastAsia="Aptos" w:cs="Aptos" w:asciiTheme="minorAscii" w:hAnsiTheme="minorAscii" w:eastAsiaTheme="minorAscii" w:cstheme="minorAscii"/>
-          <w:noProof w:val="0"/>
-          <w:lang w:val="da-DK"/>
-        </w:rPr>
-      </w:pPr>
-      <w:r>
-        <w:rPr>
-          <w:rFonts w:ascii="Aptos" w:hAnsi="Aptos" w:eastAsia="Aptos" w:cs="Aptos" w:asciiTheme="minorAscii" w:hAnsiTheme="minorAscii" w:eastAsiaTheme="minorAscii" w:cstheme="minorAscii"/>
-          <w:noProof w:val="0"/>
+          <w:rFonts w:asciiTheme="minorHAnsi" w:eastAsiaTheme="minorEastAsia" w:hAnsiTheme="minorHAnsi" w:cstheme="minorBidi"/>
+          <w:lang w:val="da-DK"/>
+        </w:rPr>
+      </w:pPr>
+      <w:r>
+        <w:rPr>
+          <w:rFonts w:asciiTheme="minorHAnsi" w:eastAsiaTheme="minorEastAsia" w:hAnsiTheme="minorHAnsi" w:cstheme="minorBidi"/>
           <w:lang w:val="da-DK"/>
         </w:rPr>
         <w:t>Kagebestillingsformular</w:t>
@@ -104,147 +85,31 @@
         <w:pStyle w:val="NormalWeb"/>
         <w:spacing w:after="0" w:line="257" w:lineRule="auto"/>
         <w:rPr>
-          <w:rFonts w:ascii="Aptos" w:hAnsi="Aptos" w:eastAsia="Aptos" w:cs="Aptos" w:asciiTheme="minorAscii" w:hAnsiTheme="minorAscii" w:eastAsiaTheme="minorAscii" w:cstheme="minorAscii"/>
-          <w:noProof w:val="0"/>
-          <w:lang w:val="da-DK"/>
-        </w:rPr>
-      </w:pPr>
-      <w:r>
-        <w:rPr>
-          <w:rFonts w:ascii="Aptos" w:hAnsi="Aptos" w:eastAsia="Aptos" w:cs="Aptos" w:asciiTheme="minorAscii" w:hAnsiTheme="minorAscii" w:eastAsiaTheme="minorAscii" w:cstheme="minorAscii"/>
-          <w:noProof w:val="0"/>
-          <w:lang w:val="da-DK"/>
-        </w:rPr>
-        <w:t xml:space="preserve">Du </w:t>
-      </w:r>
-      <w:r>
-        <w:rPr>
-          <w:rFonts w:ascii="Aptos" w:hAnsi="Aptos" w:eastAsia="Aptos" w:cs="Aptos" w:asciiTheme="minorAscii" w:hAnsiTheme="minorAscii" w:eastAsiaTheme="minorAscii" w:cstheme="minorAscii"/>
-          <w:noProof w:val="0"/>
-          <w:lang w:val="da-DK"/>
-        </w:rPr>
-        <w:t>skal</w:t>
-      </w:r>
-      <w:r>
-        <w:rPr>
-          <w:rFonts w:ascii="Aptos" w:hAnsi="Aptos" w:eastAsia="Aptos" w:cs="Aptos" w:asciiTheme="minorAscii" w:hAnsiTheme="minorAscii" w:eastAsiaTheme="minorAscii" w:cstheme="minorAscii"/>
-          <w:noProof w:val="0"/>
-          <w:lang w:val="da-DK"/>
-        </w:rPr>
-        <w:t xml:space="preserve"> </w:t>
-      </w:r>
-      <w:r>
-        <w:rPr>
-          <w:rFonts w:ascii="Aptos" w:hAnsi="Aptos" w:eastAsia="Aptos" w:cs="Aptos" w:asciiTheme="minorAscii" w:hAnsiTheme="minorAscii" w:eastAsiaTheme="minorAscii" w:cstheme="minorAscii"/>
-          <w:noProof w:val="0"/>
-          <w:lang w:val="da-DK"/>
-        </w:rPr>
-        <w:t>udvikle</w:t>
-      </w:r>
-      <w:r>
-        <w:rPr>
-          <w:rFonts w:ascii="Aptos" w:hAnsi="Aptos" w:eastAsia="Aptos" w:cs="Aptos" w:asciiTheme="minorAscii" w:hAnsiTheme="minorAscii" w:eastAsiaTheme="minorAscii" w:cstheme="minorAscii"/>
-          <w:noProof w:val="0"/>
-          <w:lang w:val="da-DK"/>
-        </w:rPr>
-        <w:t xml:space="preserve"> </w:t>
-      </w:r>
-      <w:r>
-        <w:rPr>
-          <w:rFonts w:ascii="Aptos" w:hAnsi="Aptos" w:eastAsia="Aptos" w:cs="Aptos" w:asciiTheme="minorAscii" w:hAnsiTheme="minorAscii" w:eastAsiaTheme="minorAscii" w:cstheme="minorAscii"/>
-          <w:noProof w:val="0"/>
-          <w:lang w:val="da-DK"/>
-        </w:rPr>
-        <w:t>en</w:t>
-      </w:r>
-      <w:r>
-        <w:rPr>
-          <w:rFonts w:ascii="Aptos" w:hAnsi="Aptos" w:eastAsia="Aptos" w:cs="Aptos" w:asciiTheme="minorAscii" w:hAnsiTheme="minorAscii" w:eastAsiaTheme="minorAscii" w:cstheme="minorAscii"/>
-          <w:noProof w:val="0"/>
-          <w:lang w:val="da-DK"/>
-        </w:rPr>
-        <w:t xml:space="preserve"> </w:t>
+          <w:rFonts w:asciiTheme="minorHAnsi" w:eastAsiaTheme="minorEastAsia" w:hAnsiTheme="minorHAnsi" w:cstheme="minorBidi"/>
+          <w:lang w:val="da-DK"/>
+        </w:rPr>
+      </w:pPr>
+      <w:r>
+        <w:rPr>
+          <w:rFonts w:asciiTheme="minorHAnsi" w:eastAsiaTheme="minorEastAsia" w:hAnsiTheme="minorHAnsi" w:cstheme="minorBidi"/>
+          <w:lang w:val="da-DK"/>
+        </w:rPr>
+        <w:t xml:space="preserve">Du skal udvikle en </w:t>
       </w:r>
       <w:r>
         <w:rPr>
           <w:rStyle w:val="Strong"/>
-          <w:rFonts w:ascii="Aptos" w:hAnsi="Aptos" w:eastAsia="Aptos" w:cs="Aptos" w:asciiTheme="minorAscii" w:hAnsiTheme="minorAscii" w:eastAsiaTheme="minorAscii" w:cstheme="minorAscii"/>
-          <w:noProof w:val="0"/>
+          <w:rFonts w:asciiTheme="minorHAnsi" w:eastAsiaTheme="minorEastAsia" w:hAnsiTheme="minorHAnsi" w:cstheme="minorBidi"/>
           <w:lang w:val="da-DK"/>
         </w:rPr>
         <w:t>kagebestillingsformular</w:t>
       </w:r>
       <w:r>
         <w:rPr>
-          <w:rFonts w:ascii="Aptos" w:hAnsi="Aptos" w:eastAsia="Aptos" w:cs="Aptos" w:asciiTheme="minorAscii" w:hAnsiTheme="minorAscii" w:eastAsiaTheme="minorAscii" w:cstheme="minorAscii"/>
-          <w:noProof w:val="0"/>
-          <w:lang w:val="da-DK"/>
-        </w:rPr>
-        <w:t xml:space="preserve"> </w:t>
-      </w:r>
-      <w:r>
-        <w:rPr>
-          <w:rFonts w:ascii="Aptos" w:hAnsi="Aptos" w:eastAsia="Aptos" w:cs="Aptos" w:asciiTheme="minorAscii" w:hAnsiTheme="minorAscii" w:eastAsiaTheme="minorAscii" w:cstheme="minorAscii"/>
-          <w:noProof w:val="0"/>
-          <w:lang w:val="da-DK"/>
-        </w:rPr>
-        <w:t>til</w:t>
-      </w:r>
-      <w:r>
-        <w:rPr>
-          <w:rFonts w:ascii="Aptos" w:hAnsi="Aptos" w:eastAsia="Aptos" w:cs="Aptos" w:asciiTheme="minorAscii" w:hAnsiTheme="minorAscii" w:eastAsiaTheme="minorAscii" w:cstheme="minorAscii"/>
-          <w:noProof w:val="0"/>
-          <w:lang w:val="da-DK"/>
-        </w:rPr>
-        <w:t xml:space="preserve"> d</w:t>
-      </w:r>
-      <w:r>
-        <w:rPr>
-          <w:rFonts w:ascii="Aptos" w:hAnsi="Aptos" w:eastAsia="Aptos" w:cs="Aptos" w:asciiTheme="minorAscii" w:hAnsiTheme="minorAscii" w:eastAsiaTheme="minorAscii" w:cstheme="minorAscii"/>
-          <w:noProof w:val="0"/>
-          <w:lang w:val="da-DK"/>
-        </w:rPr>
-        <w:t>en</w:t>
-      </w:r>
-      <w:r>
-        <w:rPr>
-          <w:rFonts w:ascii="Aptos" w:hAnsi="Aptos" w:eastAsia="Aptos" w:cs="Aptos" w:asciiTheme="minorAscii" w:hAnsiTheme="minorAscii" w:eastAsiaTheme="minorAscii" w:cstheme="minorAscii"/>
-          <w:noProof w:val="0"/>
-          <w:lang w:val="da-DK"/>
-        </w:rPr>
-        <w:t xml:space="preserve"> </w:t>
-      </w:r>
-      <w:r>
-        <w:rPr>
-          <w:rFonts w:ascii="Aptos" w:hAnsi="Aptos" w:eastAsia="Aptos" w:cs="Aptos" w:asciiTheme="minorAscii" w:hAnsiTheme="minorAscii" w:eastAsiaTheme="minorAscii" w:cstheme="minorAscii"/>
-          <w:noProof w:val="0"/>
-          <w:lang w:val="da-DK"/>
-        </w:rPr>
-        <w:t>fiktiv</w:t>
-      </w:r>
-      <w:r>
-        <w:rPr>
-          <w:rFonts w:ascii="Aptos" w:hAnsi="Aptos" w:eastAsia="Aptos" w:cs="Aptos" w:asciiTheme="minorAscii" w:hAnsiTheme="minorAscii" w:eastAsiaTheme="minorAscii" w:cstheme="minorAscii"/>
-          <w:noProof w:val="0"/>
-          <w:lang w:val="da-DK"/>
-        </w:rPr>
-        <w:t xml:space="preserve"> </w:t>
-      </w:r>
-      <w:r>
-        <w:rPr>
-          <w:rFonts w:ascii="Aptos" w:hAnsi="Aptos" w:eastAsia="Aptos" w:cs="Aptos" w:asciiTheme="minorAscii" w:hAnsiTheme="minorAscii" w:eastAsiaTheme="minorAscii" w:cstheme="minorAscii"/>
-          <w:noProof w:val="0"/>
-          <w:lang w:val="da-DK"/>
-        </w:rPr>
-        <w:t>kagebutik</w:t>
-      </w:r>
-      <w:r>
-        <w:rPr>
-          <w:rFonts w:ascii="Aptos" w:hAnsi="Aptos" w:eastAsia="Aptos" w:cs="Aptos" w:asciiTheme="minorAscii" w:hAnsiTheme="minorAscii" w:eastAsiaTheme="minorAscii" w:cstheme="minorAscii"/>
-          <w:noProof w:val="0"/>
-          <w:lang w:val="da-DK"/>
-        </w:rPr>
-        <w:t>.</w:t>
+          <w:rFonts w:asciiTheme="minorHAnsi" w:eastAsiaTheme="minorEastAsia" w:hAnsiTheme="minorHAnsi" w:cstheme="minorBidi"/>
+          <w:lang w:val="da-DK"/>
+        </w:rPr>
+        <w:t xml:space="preserve"> til den fiktiv kagebutik.</w:t>
       </w:r>
     </w:p>
     <w:p>
@@ -252,15 +117,13 @@
         <w:pStyle w:val="NormalWeb"/>
         <w:spacing w:after="0" w:line="257" w:lineRule="auto"/>
         <w:rPr>
-          <w:rFonts w:ascii="Aptos" w:hAnsi="Aptos" w:eastAsia="Aptos" w:cs="Aptos" w:asciiTheme="minorAscii" w:hAnsiTheme="minorAscii" w:eastAsiaTheme="minorAscii" w:cstheme="minorAscii"/>
-          <w:noProof w:val="0"/>
-          <w:lang w:val="da-DK"/>
-        </w:rPr>
-      </w:pPr>
-      <w:r>
-        <w:rPr>
-          <w:rFonts w:ascii="Aptos" w:hAnsi="Aptos" w:eastAsia="Aptos" w:cs="Aptos" w:asciiTheme="minorAscii" w:hAnsiTheme="minorAscii" w:eastAsiaTheme="minorAscii" w:cstheme="minorAscii"/>
-          <w:noProof w:val="0"/>
+          <w:rFonts w:asciiTheme="minorHAnsi" w:eastAsiaTheme="minorEastAsia" w:hAnsiTheme="minorHAnsi" w:cstheme="minorBidi"/>
+          <w:lang w:val="da-DK"/>
+        </w:rPr>
+      </w:pPr>
+      <w:r>
+        <w:rPr>
+          <w:rFonts w:asciiTheme="minorHAnsi" w:eastAsiaTheme="minorEastAsia" w:hAnsiTheme="minorHAnsi" w:cstheme="minorBidi"/>
           <w:lang w:val="da-DK"/>
         </w:rPr>
         <w:t>Formålet med øvelsen er at træne HTML5-formularer og arbejde med forskellige formular-elementer.</w:t>
@@ -271,74 +134,30 @@
         <w:pStyle w:val="NormalWeb"/>
         <w:spacing w:after="0" w:line="257" w:lineRule="auto"/>
         <w:rPr>
-          <w:rFonts w:ascii="Aptos" w:hAnsi="Aptos" w:eastAsia="Aptos" w:cs="Aptos" w:asciiTheme="minorAscii" w:hAnsiTheme="minorAscii" w:eastAsiaTheme="minorAscii" w:cstheme="minorAscii"/>
-          <w:noProof w:val="0"/>
-          <w:lang w:val="da-DK"/>
-        </w:rPr>
-      </w:pPr>
-      <w:r>
-        <w:rPr>
-          <w:rFonts w:ascii="Aptos" w:hAnsi="Aptos" w:eastAsia="Aptos" w:cs="Aptos" w:asciiTheme="minorAscii" w:hAnsiTheme="minorAscii" w:eastAsiaTheme="minorAscii" w:cstheme="minorAscii"/>
-          <w:noProof w:val="0"/>
+          <w:rFonts w:asciiTheme="minorHAnsi" w:eastAsiaTheme="minorEastAsia" w:hAnsiTheme="minorHAnsi" w:cstheme="minorBidi"/>
+          <w:lang w:val="da-DK"/>
+        </w:rPr>
+      </w:pPr>
+      <w:r>
+        <w:rPr>
+          <w:rFonts w:asciiTheme="minorHAnsi" w:eastAsiaTheme="minorEastAsia" w:hAnsiTheme="minorHAnsi" w:cstheme="minorBidi"/>
           <w:lang w:val="da-DK"/>
         </w:rPr>
         <w:t xml:space="preserve">Øvelse 1 </w:t>
       </w:r>
       <w:r>
         <w:rPr>
-          <w:rFonts w:ascii="Aptos" w:hAnsi="Aptos" w:eastAsia="Aptos" w:cs="Aptos" w:asciiTheme="minorAscii" w:hAnsiTheme="minorAscii" w:eastAsiaTheme="minorAscii" w:cstheme="minorAscii"/>
-          <w:noProof w:val="0"/>
-          <w:lang w:val="da-DK"/>
-        </w:rPr>
-        <w:t xml:space="preserve">Kode </w:t>
-      </w:r>
-      <w:r>
-        <w:rPr>
-          <w:rFonts w:ascii="Aptos" w:hAnsi="Aptos" w:eastAsia="Aptos" w:cs="Aptos" w:asciiTheme="minorAscii" w:hAnsiTheme="minorAscii" w:eastAsiaTheme="minorAscii" w:cstheme="minorAscii"/>
-          <w:noProof w:val="0"/>
-          <w:lang w:val="da-DK"/>
-        </w:rPr>
-        <w:t>til</w:t>
-      </w:r>
-      <w:r>
-        <w:rPr>
-          <w:rFonts w:ascii="Aptos" w:hAnsi="Aptos" w:eastAsia="Aptos" w:cs="Aptos" w:asciiTheme="minorAscii" w:hAnsiTheme="minorAscii" w:eastAsiaTheme="minorAscii" w:cstheme="minorAscii"/>
-          <w:noProof w:val="0"/>
-          <w:lang w:val="da-DK"/>
-        </w:rPr>
-        <w:t xml:space="preserve"> web: (4 </w:t>
-      </w:r>
-      <w:r>
-        <w:rPr>
-          <w:rFonts w:ascii="Aptos" w:hAnsi="Aptos" w:eastAsia="Aptos" w:cs="Aptos" w:asciiTheme="minorAscii" w:hAnsiTheme="minorAscii" w:eastAsiaTheme="minorAscii" w:cstheme="minorAscii"/>
-          <w:noProof w:val="0"/>
-          <w:lang w:val="da-DK"/>
-        </w:rPr>
-        <w:t>gruppe</w:t>
-      </w:r>
-      <w:r>
-        <w:rPr>
-          <w:rFonts w:ascii="Aptos" w:hAnsi="Aptos" w:eastAsia="Aptos" w:cs="Aptos" w:asciiTheme="minorAscii" w:hAnsiTheme="minorAscii" w:eastAsiaTheme="minorAscii" w:cstheme="minorAscii"/>
-          <w:noProof w:val="0"/>
-          <w:lang w:val="da-DK"/>
-        </w:rPr>
-        <w:t>)</w:t>
-      </w:r>
-      <w:r>
-        <w:rPr>
-          <w:rFonts w:ascii="Aptos" w:hAnsi="Aptos" w:eastAsia="Aptos" w:cs="Aptos" w:asciiTheme="minorAscii" w:hAnsiTheme="minorAscii" w:eastAsiaTheme="minorAscii" w:cstheme="minorAscii"/>
-          <w:noProof w:val="0"/>
-          <w:lang w:val="da-DK"/>
-        </w:rPr>
-        <w:t xml:space="preserve"> </w:t>
-      </w:r>
-      <w:r>
-        <w:rPr>
-          <w:rFonts w:ascii="Aptos" w:hAnsi="Aptos" w:eastAsia="Aptos" w:cs="Aptos" w:asciiTheme="minorAscii" w:hAnsiTheme="minorAscii" w:eastAsiaTheme="minorAscii" w:cstheme="minorAscii"/>
-          <w:noProof w:val="0"/>
-          <w:lang w:val="da-DK"/>
-        </w:rPr>
-        <w:t>forklar</w:t>
+          <w:rFonts w:asciiTheme="minorHAnsi" w:eastAsiaTheme="minorEastAsia" w:hAnsiTheme="minorHAnsi" w:cstheme="minorBidi"/>
+          <w:lang w:val="da-DK"/>
+        </w:rPr>
+        <w:t>Kode til web: (4 gruppe)</w:t>
+      </w:r>
+      <w:r>
+        <w:rPr>
+          <w:rFonts w:asciiTheme="minorHAnsi" w:eastAsiaTheme="minorEastAsia" w:hAnsiTheme="minorHAnsi" w:cstheme="minorBidi"/>
+          <w:lang w:val="da-DK"/>
+        </w:rPr>
+        <w:t xml:space="preserve"> forklar</w:t>
       </w:r>
     </w:p>
     <w:p>
@@ -346,37 +165,26 @@
         <w:pStyle w:val="NormalWeb"/>
         <w:numPr>
           <w:ilvl w:val="0"/>
-          <w:numId w:val="18"/>
+          <w:numId w:val="1"/>
         </w:numPr>
         <w:spacing w:after="0" w:line="257" w:lineRule="auto"/>
         <w:rPr>
-          <w:rFonts w:ascii="Aptos" w:hAnsi="Aptos" w:eastAsia="Aptos" w:cs="Aptos" w:asciiTheme="minorAscii" w:hAnsiTheme="minorAscii" w:eastAsiaTheme="minorAscii" w:cstheme="minorAscii"/>
-          <w:noProof w:val="0"/>
-          <w:lang w:val="da-DK"/>
-        </w:rPr>
-      </w:pPr>
-      <w:r>
-        <w:rPr>
-          <w:rFonts w:ascii="Aptos" w:hAnsi="Aptos" w:eastAsia="Aptos" w:cs="Aptos" w:asciiTheme="minorAscii" w:hAnsiTheme="minorAscii" w:eastAsiaTheme="minorAscii" w:cstheme="minorAscii"/>
-          <w:noProof w:val="0"/>
-          <w:lang w:val="da-DK"/>
-        </w:rPr>
-        <w:t>Input-felter på formularer +</w:t>
-      </w:r>
-      <w:r>
-        <w:rPr>
-          <w:rFonts w:ascii="Aptos" w:hAnsi="Aptos" w:eastAsia="Aptos" w:cs="Aptos" w:asciiTheme="minorAscii" w:hAnsiTheme="minorAscii" w:eastAsiaTheme="minorAscii" w:cstheme="minorAscii"/>
-          <w:noProof w:val="0"/>
-          <w:lang w:val="da-DK"/>
-        </w:rPr>
-        <w:t xml:space="preserve"> </w:t>
-      </w:r>
-      <w:hyperlink r:id="R9305414ef2a44bc0">
+          <w:rFonts w:asciiTheme="minorHAnsi" w:eastAsiaTheme="minorEastAsia" w:hAnsiTheme="minorHAnsi" w:cstheme="minorBidi"/>
+          <w:lang w:val="da-DK"/>
+        </w:rPr>
+      </w:pPr>
+      <w:r>
+        <w:rPr>
+          <w:rFonts w:asciiTheme="minorHAnsi" w:eastAsiaTheme="minorEastAsia" w:hAnsiTheme="minorHAnsi" w:cstheme="minorBidi"/>
+          <w:lang w:val="da-DK"/>
+        </w:rPr>
+        <w:t xml:space="preserve">Input-felter på formularer + </w:t>
+      </w:r>
+      <w:hyperlink r:id="rId8">
         <w:r>
           <w:rPr>
             <w:rStyle w:val="Hyperlink"/>
-            <w:rFonts w:ascii="Aptos" w:hAnsi="Aptos" w:eastAsia="Aptos" w:cs="Aptos" w:asciiTheme="minorAscii" w:hAnsiTheme="minorAscii" w:eastAsiaTheme="minorAscii" w:cstheme="minorAscii"/>
-            <w:noProof w:val="0"/>
+            <w:rFonts w:asciiTheme="minorHAnsi" w:eastAsiaTheme="minorEastAsia" w:hAnsiTheme="minorHAnsi" w:cstheme="minorBidi"/>
             <w:lang w:val="da-DK"/>
           </w:rPr>
           <w:t>https://www.w3schools.com/html/html_form_input_types.asp</w:t>
@@ -388,93 +196,40 @@
         <w:pStyle w:val="NormalWeb"/>
         <w:numPr>
           <w:ilvl w:val="0"/>
-          <w:numId w:val="18"/>
+          <w:numId w:val="1"/>
         </w:numPr>
         <w:spacing w:after="0" w:line="257" w:lineRule="auto"/>
         <w:rPr>
-          <w:rFonts w:ascii="Aptos" w:hAnsi="Aptos" w:eastAsia="Aptos" w:cs="Aptos" w:asciiTheme="minorAscii" w:hAnsiTheme="minorAscii" w:eastAsiaTheme="minorAscii" w:cstheme="minorAscii"/>
-          <w:noProof w:val="0"/>
-          <w:lang w:val="da-DK"/>
-        </w:rPr>
-      </w:pPr>
-      <w:r>
-        <w:rPr>
-          <w:rFonts w:ascii="Aptos" w:hAnsi="Aptos" w:eastAsia="Aptos" w:cs="Aptos" w:asciiTheme="minorAscii" w:hAnsiTheme="minorAscii" w:eastAsiaTheme="minorAscii" w:cstheme="minorAscii"/>
-          <w:noProof w:val="0"/>
-          <w:lang w:val="da-DK"/>
-        </w:rPr>
-        <w:t>Radioknapper</w:t>
-      </w:r>
-      <w:r>
-        <w:rPr>
-          <w:rFonts w:ascii="Aptos" w:hAnsi="Aptos" w:eastAsia="Aptos" w:cs="Aptos" w:asciiTheme="minorAscii" w:hAnsiTheme="minorAscii" w:eastAsiaTheme="minorAscii" w:cstheme="minorAscii"/>
-          <w:noProof w:val="0"/>
+          <w:rFonts w:asciiTheme="minorHAnsi" w:eastAsiaTheme="minorEastAsia" w:hAnsiTheme="minorHAnsi" w:cstheme="minorBidi"/>
+          <w:lang w:val="da-DK"/>
+        </w:rPr>
+      </w:pPr>
+      <w:r>
+        <w:rPr>
+          <w:rFonts w:asciiTheme="minorHAnsi" w:eastAsiaTheme="minorEastAsia" w:hAnsiTheme="minorHAnsi" w:cstheme="minorBidi"/>
+          <w:lang w:val="da-DK"/>
+        </w:rPr>
+        <w:t>Radioknapper og checkboxe +</w:t>
+      </w:r>
+      <w:r>
+        <w:rPr>
+          <w:rFonts w:asciiTheme="minorHAnsi" w:eastAsiaTheme="minorEastAsia" w:hAnsiTheme="minorHAnsi" w:cstheme="minorBidi"/>
+          <w:lang w:val="da-DK"/>
+        </w:rPr>
+        <w:t xml:space="preserve"> button</w:t>
+      </w:r>
+      <w:r>
+        <w:rPr>
+          <w:rFonts w:asciiTheme="minorHAnsi" w:eastAsiaTheme="minorEastAsia" w:hAnsiTheme="minorHAnsi" w:cstheme="minorBidi"/>
           <w:lang w:val="da-DK"/>
         </w:rPr>
         <w:t xml:space="preserve"> </w:t>
       </w:r>
-      <w:r>
-        <w:rPr>
-          <w:rFonts w:ascii="Aptos" w:hAnsi="Aptos" w:eastAsia="Aptos" w:cs="Aptos" w:asciiTheme="minorAscii" w:hAnsiTheme="minorAscii" w:eastAsiaTheme="minorAscii" w:cstheme="minorAscii"/>
-          <w:noProof w:val="0"/>
-          <w:lang w:val="da-DK"/>
-        </w:rPr>
-        <w:t>og</w:t>
-      </w:r>
-      <w:r>
-        <w:rPr>
-          <w:rFonts w:ascii="Aptos" w:hAnsi="Aptos" w:eastAsia="Aptos" w:cs="Aptos" w:asciiTheme="minorAscii" w:hAnsiTheme="minorAscii" w:eastAsiaTheme="minorAscii" w:cstheme="minorAscii"/>
-          <w:noProof w:val="0"/>
-          <w:lang w:val="da-DK"/>
-        </w:rPr>
-        <w:t xml:space="preserve"> </w:t>
-      </w:r>
-      <w:r>
-        <w:rPr>
-          <w:rFonts w:ascii="Aptos" w:hAnsi="Aptos" w:eastAsia="Aptos" w:cs="Aptos" w:asciiTheme="minorAscii" w:hAnsiTheme="minorAscii" w:eastAsiaTheme="minorAscii" w:cstheme="minorAscii"/>
-          <w:noProof w:val="0"/>
-          <w:lang w:val="da-DK"/>
-        </w:rPr>
-        <w:t>checkboxe</w:t>
-      </w:r>
-      <w:r>
-        <w:rPr>
-          <w:rFonts w:ascii="Aptos" w:hAnsi="Aptos" w:eastAsia="Aptos" w:cs="Aptos" w:asciiTheme="minorAscii" w:hAnsiTheme="minorAscii" w:eastAsiaTheme="minorAscii" w:cstheme="minorAscii"/>
-          <w:noProof w:val="0"/>
-          <w:lang w:val="da-DK"/>
-        </w:rPr>
-        <w:t xml:space="preserve"> </w:t>
-      </w:r>
-      <w:r>
-        <w:rPr>
-          <w:rFonts w:ascii="Aptos" w:hAnsi="Aptos" w:eastAsia="Aptos" w:cs="Aptos" w:asciiTheme="minorAscii" w:hAnsiTheme="minorAscii" w:eastAsiaTheme="minorAscii" w:cstheme="minorAscii"/>
-          <w:noProof w:val="0"/>
-          <w:lang w:val="da-DK"/>
-        </w:rPr>
-        <w:t>+</w:t>
-      </w:r>
-      <w:r>
-        <w:rPr>
-          <w:rFonts w:ascii="Aptos" w:hAnsi="Aptos" w:eastAsia="Aptos" w:cs="Aptos" w:asciiTheme="minorAscii" w:hAnsiTheme="minorAscii" w:eastAsiaTheme="minorAscii" w:cstheme="minorAscii"/>
-          <w:noProof w:val="0"/>
-          <w:lang w:val="da-DK"/>
-        </w:rPr>
-        <w:t xml:space="preserve"> button</w:t>
-      </w:r>
-      <w:r>
-        <w:rPr>
-          <w:rFonts w:ascii="Aptos" w:hAnsi="Aptos" w:eastAsia="Aptos" w:cs="Aptos" w:asciiTheme="minorAscii" w:hAnsiTheme="minorAscii" w:eastAsiaTheme="minorAscii" w:cstheme="minorAscii"/>
-          <w:noProof w:val="0"/>
-          <w:lang w:val="da-DK"/>
-        </w:rPr>
-        <w:t xml:space="preserve"> </w:t>
-      </w:r>
-      <w:hyperlink r:id="R8fb4619167024eca">
+      <w:hyperlink r:id="rId9">
         <w:r>
           <w:rPr>
             <w:rStyle w:val="Hyperlink"/>
-            <w:rFonts w:ascii="Aptos" w:hAnsi="Aptos" w:eastAsia="Aptos" w:cs="Aptos" w:asciiTheme="minorAscii" w:hAnsiTheme="minorAscii" w:eastAsiaTheme="minorAscii" w:cstheme="minorAscii"/>
-            <w:noProof w:val="0"/>
+            <w:rFonts w:asciiTheme="minorHAnsi" w:eastAsiaTheme="minorEastAsia" w:hAnsiTheme="minorHAnsi" w:cstheme="minorBidi"/>
             <w:lang w:val="da-DK"/>
           </w:rPr>
           <w:t>https://www.w3schools.com/tags/att_input_type_date.asp</w:t>
@@ -486,31 +241,23 @@
         <w:pStyle w:val="NormalWeb"/>
         <w:numPr>
           <w:ilvl w:val="0"/>
-          <w:numId w:val="18"/>
+          <w:numId w:val="1"/>
         </w:numPr>
-        <w:suppressLineNumbers w:val="0"/>
-        <w:bidi w:val="0"/>
-        <w:spacing w:beforeAutospacing="on" w:afterAutospacing="on" w:line="240" w:lineRule="auto"/>
-        <w:ind w:right="0"/>
-        <w:jc w:val="left"/>
-        <w:rPr>
-          <w:rFonts w:ascii="Aptos" w:hAnsi="Aptos" w:eastAsia="Aptos" w:cs="Aptos" w:asciiTheme="minorAscii" w:hAnsiTheme="minorAscii" w:eastAsiaTheme="minorAscii" w:cstheme="minorAscii"/>
-          <w:noProof w:val="0"/>
-          <w:lang w:val="da-DK"/>
-        </w:rPr>
-      </w:pPr>
-      <w:r>
-        <w:rPr>
-          <w:rFonts w:ascii="Aptos" w:hAnsi="Aptos" w:eastAsia="Aptos" w:cs="Aptos" w:asciiTheme="minorAscii" w:hAnsiTheme="minorAscii" w:eastAsiaTheme="minorAscii" w:cstheme="minorAscii"/>
-          <w:noProof w:val="0"/>
+        <w:rPr>
+          <w:rFonts w:asciiTheme="minorHAnsi" w:eastAsiaTheme="minorEastAsia" w:hAnsiTheme="minorHAnsi" w:cstheme="minorBidi"/>
+          <w:lang w:val="da-DK"/>
+        </w:rPr>
+      </w:pPr>
+      <w:r>
+        <w:rPr>
+          <w:rFonts w:asciiTheme="minorHAnsi" w:eastAsiaTheme="minorEastAsia" w:hAnsiTheme="minorHAnsi" w:cstheme="minorBidi"/>
           <w:lang w:val="da-DK"/>
         </w:rPr>
         <w:t>HTML label</w:t>
       </w:r>
       <w:r>
         <w:rPr>
-          <w:rFonts w:ascii="Aptos" w:hAnsi="Aptos" w:eastAsia="Aptos" w:cs="Aptos" w:asciiTheme="minorAscii" w:hAnsiTheme="minorAscii" w:eastAsiaTheme="minorAscii" w:cstheme="minorAscii"/>
-          <w:noProof w:val="0"/>
+          <w:rFonts w:asciiTheme="minorHAnsi" w:eastAsiaTheme="minorEastAsia" w:hAnsiTheme="minorHAnsi" w:cstheme="minorBidi"/>
           <w:lang w:val="da-DK"/>
         </w:rPr>
         <w:t>+ fieldset</w:t>
@@ -519,565 +266,275 @@
     <w:p>
       <w:pPr>
         <w:pStyle w:val="NormalWeb"/>
+        <w:numPr>
+          <w:ilvl w:val="0"/>
+          <w:numId w:val="1"/>
+        </w:numPr>
+        <w:spacing w:after="0" w:line="257" w:lineRule="auto"/>
+        <w:rPr>
+          <w:rFonts w:asciiTheme="minorHAnsi" w:eastAsiaTheme="minorEastAsia" w:hAnsiTheme="minorHAnsi" w:cstheme="minorBidi"/>
+          <w:lang w:val="da-DK"/>
+        </w:rPr>
+      </w:pPr>
+      <w:r>
+        <w:rPr>
+          <w:rFonts w:asciiTheme="minorHAnsi" w:eastAsiaTheme="minorEastAsia" w:hAnsiTheme="minorHAnsi" w:cstheme="minorBidi"/>
+          <w:lang w:val="da-DK"/>
+        </w:rPr>
+        <w:t xml:space="preserve">Styling af formularer </w:t>
+      </w:r>
+    </w:p>
+    <w:p>
+      <w:pPr>
+        <w:spacing w:after="0" w:line="257" w:lineRule="auto"/>
+        <w:rPr>
+          <w:lang w:val="da-DK"/>
+        </w:rPr>
+      </w:pPr>
+    </w:p>
+    <w:p>
+      <w:pPr>
+        <w:spacing w:after="0" w:line="257" w:lineRule="auto"/>
+        <w:rPr>
+          <w:lang w:val="en-GB"/>
+        </w:rPr>
+      </w:pPr>
+      <w:proofErr w:type="spellStart"/>
+      <w:r>
+        <w:rPr>
+          <w:lang w:val="en-GB"/>
+        </w:rPr>
+        <w:t>Øvelse</w:t>
+      </w:r>
+      <w:proofErr w:type="spellEnd"/>
+      <w:r>
+        <w:rPr>
+          <w:lang w:val="en-GB"/>
+        </w:rPr>
+        <w:t xml:space="preserve"> 2</w:t>
+      </w:r>
+      <w:r>
+        <w:rPr>
+          <w:lang w:val="en-GB"/>
+        </w:rPr>
+        <w:t xml:space="preserve"> (</w:t>
+      </w:r>
+      <w:r>
+        <w:rPr>
+          <w:lang w:val="en-GB"/>
+        </w:rPr>
+        <w:t xml:space="preserve">warning: </w:t>
+      </w:r>
+      <w:r>
+        <w:rPr>
+          <w:lang w:val="en-GB"/>
+        </w:rPr>
+        <w:t>thi</w:t>
+      </w:r>
+      <w:r>
+        <w:rPr>
+          <w:lang w:val="en-GB"/>
+        </w:rPr>
+        <w:t>s</w:t>
+      </w:r>
+      <w:r>
+        <w:rPr>
+          <w:lang w:val="en-GB"/>
+        </w:rPr>
+        <w:t xml:space="preserve"> scan take long time for </w:t>
+      </w:r>
+      <w:r>
+        <w:rPr>
+          <w:lang w:val="en-GB"/>
+        </w:rPr>
+        <w:t>beginner)</w:t>
+      </w:r>
+    </w:p>
+    <w:p>
+      <w:pPr>
+        <w:pStyle w:val="NormalWeb"/>
+        <w:spacing w:after="0" w:line="257" w:lineRule="auto"/>
+        <w:rPr>
+          <w:rFonts w:asciiTheme="minorHAnsi" w:eastAsiaTheme="minorEastAsia" w:hAnsiTheme="minorHAnsi" w:cstheme="minorBidi"/>
+          <w:lang w:val="da-DK"/>
+        </w:rPr>
+      </w:pPr>
+      <w:r>
+        <w:rPr>
+          <w:rFonts w:asciiTheme="minorHAnsi" w:eastAsiaTheme="minorEastAsia" w:hAnsiTheme="minorHAnsi" w:cstheme="minorBidi"/>
+          <w:lang w:val="da-DK"/>
+        </w:rPr>
+        <w:t xml:space="preserve">På siden skal du lave en </w:t>
+      </w:r>
+      <w:r>
+        <w:rPr>
+          <w:rFonts w:asciiTheme="minorHAnsi" w:eastAsiaTheme="minorEastAsia" w:hAnsiTheme="minorHAnsi" w:cstheme="minorBidi"/>
+          <w:b/>
+          <w:bCs/>
+          <w:lang w:val="da-DK"/>
+        </w:rPr>
+        <w:t>bestilling.html</w:t>
+      </w:r>
+      <w:r>
+        <w:rPr>
+          <w:rFonts w:asciiTheme="minorHAnsi" w:eastAsiaTheme="minorEastAsia" w:hAnsiTheme="minorHAnsi" w:cstheme="minorBidi"/>
+          <w:lang w:val="da-DK"/>
+        </w:rPr>
+        <w:t xml:space="preserve">, hvor en kunde kan indtaste sine oplysninger og vælge, hvilken kage kunden ønsker at bestille. (Der skal </w:t>
+      </w:r>
+      <w:r>
+        <w:rPr>
+          <w:rStyle w:val="Strong"/>
+          <w:rFonts w:asciiTheme="minorHAnsi" w:eastAsiaTheme="minorEastAsia" w:hAnsiTheme="minorHAnsi" w:cstheme="minorBidi"/>
+          <w:lang w:val="da-DK"/>
+        </w:rPr>
+        <w:t>ikke</w:t>
+      </w:r>
+      <w:r>
+        <w:rPr>
+          <w:rFonts w:asciiTheme="minorHAnsi" w:eastAsiaTheme="minorEastAsia" w:hAnsiTheme="minorHAnsi" w:cstheme="minorBidi"/>
+          <w:lang w:val="da-DK"/>
+        </w:rPr>
+        <w:t xml:space="preserve"> udvikles eller bruges nogen backend til send fomular data videre.e.g. PHP eller Python)</w:t>
+      </w:r>
+    </w:p>
+    <w:p>
+      <w:pPr>
+        <w:spacing w:beforeAutospacing="1" w:after="0" w:afterAutospacing="1" w:line="240" w:lineRule="auto"/>
+        <w:outlineLvl w:val="2"/>
+        <w:rPr>
+          <w:b/>
+          <w:bCs/>
+          <w:sz w:val="22"/>
+          <w:szCs w:val="22"/>
+          <w:lang w:val="da-DK" w:eastAsia="zh-CN"/>
+        </w:rPr>
+      </w:pPr>
+      <w:r>
+        <w:rPr>
+          <w:b/>
+          <w:bCs/>
+          <w:sz w:val="22"/>
+          <w:szCs w:val="22"/>
+          <w:lang w:val="da-DK" w:eastAsia="zh-CN"/>
+        </w:rPr>
+        <w:t>Formularen skal indeholde</w:t>
+      </w:r>
+    </w:p>
+    <w:p>
+      <w:pPr>
+        <w:spacing w:beforeAutospacing="1" w:after="0" w:afterAutospacing="1" w:line="240" w:lineRule="auto"/>
+        <w:rPr>
+          <w:sz w:val="22"/>
+          <w:szCs w:val="22"/>
+          <w:lang w:val="da-DK" w:eastAsia="zh-CN"/>
+        </w:rPr>
+      </w:pPr>
+      <w:r>
+        <w:rPr>
+          <w:b/>
+          <w:bCs/>
+          <w:sz w:val="22"/>
+          <w:szCs w:val="22"/>
+          <w:lang w:val="da-DK" w:eastAsia="zh-CN"/>
+        </w:rPr>
+        <w:t>Kundeoplysninger</w:t>
+      </w:r>
+    </w:p>
+    <w:p>
+      <w:pPr>
+        <w:numPr>
+          <w:ilvl w:val="0"/>
+          <w:numId w:val="17"/>
+        </w:numPr>
+        <w:spacing w:beforeAutospacing="1" w:after="0" w:afterAutospacing="1" w:line="240" w:lineRule="auto"/>
+        <w:rPr>
+          <w:sz w:val="22"/>
+          <w:szCs w:val="22"/>
+          <w:lang w:val="da-DK" w:eastAsia="zh-CN"/>
+        </w:rPr>
+      </w:pPr>
+      <w:r>
+        <w:rPr>
+          <w:sz w:val="22"/>
+          <w:szCs w:val="22"/>
+          <w:lang w:val="da-DK" w:eastAsia="zh-CN"/>
+        </w:rPr>
+        <w:t>Navn</w:t>
+      </w:r>
+    </w:p>
+    <w:p>
+      <w:pPr>
+        <w:numPr>
+          <w:ilvl w:val="0"/>
+          <w:numId w:val="17"/>
+        </w:numPr>
+        <w:spacing w:beforeAutospacing="1" w:after="0" w:afterAutospacing="1" w:line="240" w:lineRule="auto"/>
+        <w:rPr>
+          <w:sz w:val="22"/>
+          <w:szCs w:val="22"/>
+          <w:lang w:val="da-DK" w:eastAsia="zh-CN"/>
+        </w:rPr>
+      </w:pPr>
+      <w:r>
+        <w:rPr>
+          <w:sz w:val="22"/>
+          <w:szCs w:val="22"/>
+          <w:lang w:val="da-DK" w:eastAsia="zh-CN"/>
+        </w:rPr>
+        <w:t>E-mail</w:t>
+      </w:r>
+    </w:p>
+    <w:p>
+      <w:pPr>
+        <w:numPr>
+          <w:ilvl w:val="0"/>
+          <w:numId w:val="17"/>
+        </w:numPr>
+        <w:spacing w:beforeAutospacing="1" w:after="0" w:afterAutospacing="1" w:line="240" w:lineRule="auto"/>
+        <w:rPr>
+          <w:sz w:val="22"/>
+          <w:szCs w:val="22"/>
+          <w:lang w:val="da-DK" w:eastAsia="zh-CN"/>
+        </w:rPr>
+      </w:pPr>
+      <w:r>
+        <w:rPr>
+          <w:sz w:val="22"/>
+          <w:szCs w:val="22"/>
+          <w:lang w:val="da-DK" w:eastAsia="zh-CN"/>
+        </w:rPr>
+        <w:t>Telefonnummer</w:t>
+      </w:r>
+    </w:p>
+    <w:p>
+      <w:pPr>
+        <w:spacing w:beforeAutospacing="1" w:after="0" w:afterAutospacing="1" w:line="240" w:lineRule="auto"/>
+        <w:rPr>
+          <w:sz w:val="22"/>
+          <w:szCs w:val="22"/>
+          <w:lang w:val="da-DK" w:eastAsia="zh-CN"/>
+        </w:rPr>
+      </w:pPr>
+      <w:r>
+        <w:rPr>
+          <w:b/>
+          <w:bCs/>
+          <w:sz w:val="22"/>
+          <w:szCs w:val="22"/>
+          <w:lang w:val="da-DK" w:eastAsia="zh-CN"/>
+        </w:rPr>
+        <w:t>Bestillingsoplysninger</w:t>
+      </w:r>
+    </w:p>
+    <w:p>
+      <w:pPr>
         <w:numPr>
           <w:ilvl w:val="0"/>
           <w:numId w:val="18"/>
         </w:numPr>
-        <w:spacing w:after="0" w:line="257" w:lineRule="auto"/>
-        <w:rPr>
-          <w:rFonts w:ascii="Aptos" w:hAnsi="Aptos" w:eastAsia="Aptos" w:cs="Aptos" w:asciiTheme="minorAscii" w:hAnsiTheme="minorAscii" w:eastAsiaTheme="minorAscii" w:cstheme="minorAscii"/>
-          <w:noProof w:val="0"/>
-          <w:lang w:val="da-DK"/>
-        </w:rPr>
-      </w:pPr>
-      <w:r>
-        <w:rPr>
-          <w:rFonts w:ascii="Aptos" w:hAnsi="Aptos" w:eastAsia="Aptos" w:cs="Aptos" w:asciiTheme="minorAscii" w:hAnsiTheme="minorAscii" w:eastAsiaTheme="minorAscii" w:cstheme="minorAscii"/>
-          <w:noProof w:val="0"/>
-          <w:lang w:val="da-DK"/>
-        </w:rPr>
-        <w:t xml:space="preserve">Styling </w:t>
-      </w:r>
-      <w:r>
-        <w:rPr>
-          <w:rFonts w:ascii="Aptos" w:hAnsi="Aptos" w:eastAsia="Aptos" w:cs="Aptos" w:asciiTheme="minorAscii" w:hAnsiTheme="minorAscii" w:eastAsiaTheme="minorAscii" w:cstheme="minorAscii"/>
-          <w:noProof w:val="0"/>
-          <w:lang w:val="da-DK"/>
-        </w:rPr>
-        <w:t>af</w:t>
-      </w:r>
-      <w:r>
-        <w:rPr>
-          <w:rFonts w:ascii="Aptos" w:hAnsi="Aptos" w:eastAsia="Aptos" w:cs="Aptos" w:asciiTheme="minorAscii" w:hAnsiTheme="minorAscii" w:eastAsiaTheme="minorAscii" w:cstheme="minorAscii"/>
-          <w:noProof w:val="0"/>
-          <w:lang w:val="da-DK"/>
-        </w:rPr>
-        <w:t xml:space="preserve"> </w:t>
-      </w:r>
-      <w:r>
-        <w:rPr>
-          <w:rFonts w:ascii="Aptos" w:hAnsi="Aptos" w:eastAsia="Aptos" w:cs="Aptos" w:asciiTheme="minorAscii" w:hAnsiTheme="minorAscii" w:eastAsiaTheme="minorAscii" w:cstheme="minorAscii"/>
-          <w:noProof w:val="0"/>
-          <w:lang w:val="da-DK"/>
-        </w:rPr>
-        <w:t xml:space="preserve">formularer </w:t>
-      </w:r>
-    </w:p>
-    <w:p>
-      <w:pPr>
-        <w:spacing w:after="0" w:line="257" w:lineRule="auto"/>
-        <w:rPr>
-          <w:rFonts w:ascii="Aptos" w:hAnsi="Aptos" w:eastAsia="Aptos" w:cs="Aptos" w:asciiTheme="minorAscii" w:hAnsiTheme="minorAscii" w:eastAsiaTheme="minorAscii" w:cstheme="minorAscii"/>
-          <w:noProof w:val="0"/>
-          <w:lang w:val="da-DK"/>
-        </w:rPr>
-      </w:pPr>
-    </w:p>
-    <w:p>
-      <w:pPr>
-        <w:spacing w:after="0" w:line="257" w:lineRule="auto"/>
-        <w:rPr>
-          <w:rFonts w:ascii="Aptos" w:hAnsi="Aptos" w:eastAsia="Aptos" w:cs="Aptos" w:asciiTheme="minorAscii" w:hAnsiTheme="minorAscii" w:eastAsiaTheme="minorAscii" w:cstheme="minorAscii"/>
-          <w:noProof w:val="0"/>
-          <w:lang w:val="da-DK"/>
-        </w:rPr>
-      </w:pPr>
-      <w:r>
-        <w:rPr>
-          <w:rFonts w:ascii="Aptos" w:hAnsi="Aptos" w:eastAsia="Aptos" w:cs="Aptos" w:asciiTheme="minorAscii" w:hAnsiTheme="minorAscii" w:eastAsiaTheme="minorAscii" w:cstheme="minorAscii"/>
-          <w:noProof w:val="0"/>
-          <w:lang w:val="da-DK"/>
-        </w:rPr>
-        <w:t>Øvelse 2</w:t>
-      </w:r>
-    </w:p>
-    <w:p>
-      <w:pPr>
-        <w:pStyle w:val="NormalWeb"/>
-        <w:spacing w:after="0" w:line="257" w:lineRule="auto"/>
-        <w:rPr>
-          <w:rFonts w:ascii="Aptos" w:hAnsi="Aptos" w:eastAsia="Aptos" w:cs="Aptos" w:asciiTheme="minorAscii" w:hAnsiTheme="minorAscii" w:eastAsiaTheme="minorAscii" w:cstheme="minorAscii"/>
-          <w:noProof w:val="0"/>
-          <w:lang w:val="da-DK"/>
-        </w:rPr>
-      </w:pPr>
-      <w:r>
-        <w:rPr>
-          <w:rFonts w:ascii="Aptos" w:hAnsi="Aptos" w:eastAsia="Aptos" w:cs="Aptos" w:asciiTheme="minorAscii" w:hAnsiTheme="minorAscii" w:eastAsiaTheme="minorAscii" w:cstheme="minorAscii"/>
-          <w:noProof w:val="0"/>
-          <w:lang w:val="da-DK"/>
-        </w:rPr>
-        <w:t>På</w:t>
-      </w:r>
-      <w:r>
-        <w:rPr>
-          <w:rFonts w:ascii="Aptos" w:hAnsi="Aptos" w:eastAsia="Aptos" w:cs="Aptos" w:asciiTheme="minorAscii" w:hAnsiTheme="minorAscii" w:eastAsiaTheme="minorAscii" w:cstheme="minorAscii"/>
-          <w:noProof w:val="0"/>
-          <w:lang w:val="da-DK"/>
-        </w:rPr>
-        <w:t xml:space="preserve"> </w:t>
-      </w:r>
-      <w:r>
-        <w:rPr>
-          <w:rFonts w:ascii="Aptos" w:hAnsi="Aptos" w:eastAsia="Aptos" w:cs="Aptos" w:asciiTheme="minorAscii" w:hAnsiTheme="minorAscii" w:eastAsiaTheme="minorAscii" w:cstheme="minorAscii"/>
-          <w:noProof w:val="0"/>
-          <w:lang w:val="da-DK"/>
-        </w:rPr>
-        <w:t>siden</w:t>
-      </w:r>
-      <w:r>
-        <w:rPr>
-          <w:rFonts w:ascii="Aptos" w:hAnsi="Aptos" w:eastAsia="Aptos" w:cs="Aptos" w:asciiTheme="minorAscii" w:hAnsiTheme="minorAscii" w:eastAsiaTheme="minorAscii" w:cstheme="minorAscii"/>
-          <w:noProof w:val="0"/>
-          <w:lang w:val="da-DK"/>
-        </w:rPr>
-        <w:t xml:space="preserve"> </w:t>
-      </w:r>
-      <w:r>
-        <w:rPr>
-          <w:rFonts w:ascii="Aptos" w:hAnsi="Aptos" w:eastAsia="Aptos" w:cs="Aptos" w:asciiTheme="minorAscii" w:hAnsiTheme="minorAscii" w:eastAsiaTheme="minorAscii" w:cstheme="minorAscii"/>
-          <w:noProof w:val="0"/>
-          <w:lang w:val="da-DK"/>
-        </w:rPr>
-        <w:t>skal</w:t>
-      </w:r>
-      <w:r>
-        <w:rPr>
-          <w:rFonts w:ascii="Aptos" w:hAnsi="Aptos" w:eastAsia="Aptos" w:cs="Aptos" w:asciiTheme="minorAscii" w:hAnsiTheme="minorAscii" w:eastAsiaTheme="minorAscii" w:cstheme="minorAscii"/>
-          <w:noProof w:val="0"/>
-          <w:lang w:val="da-DK"/>
-        </w:rPr>
-        <w:t xml:space="preserve"> du lave </w:t>
-      </w:r>
-      <w:r>
-        <w:rPr>
-          <w:rFonts w:ascii="Aptos" w:hAnsi="Aptos" w:eastAsia="Aptos" w:cs="Aptos" w:asciiTheme="minorAscii" w:hAnsiTheme="minorAscii" w:eastAsiaTheme="minorAscii" w:cstheme="minorAscii"/>
-          <w:noProof w:val="0"/>
-          <w:lang w:val="da-DK"/>
-        </w:rPr>
-        <w:t>en</w:t>
-      </w:r>
-      <w:r>
-        <w:rPr>
-          <w:rFonts w:ascii="Aptos" w:hAnsi="Aptos" w:eastAsia="Aptos" w:cs="Aptos" w:asciiTheme="minorAscii" w:hAnsiTheme="minorAscii" w:eastAsiaTheme="minorAscii" w:cstheme="minorAscii"/>
-          <w:noProof w:val="0"/>
-          <w:lang w:val="da-DK"/>
-        </w:rPr>
-        <w:t xml:space="preserve"> </w:t>
-      </w:r>
-      <w:r>
-        <w:rPr>
-          <w:rFonts w:ascii="Aptos" w:hAnsi="Aptos" w:eastAsia="Aptos" w:cs="Aptos" w:asciiTheme="minorAscii" w:hAnsiTheme="minorAscii" w:eastAsiaTheme="minorAscii" w:cstheme="minorAscii"/>
-          <w:b w:val="1"/>
-          <w:bCs w:val="1"/>
-          <w:noProof w:val="0"/>
-          <w:lang w:val="da-DK"/>
-        </w:rPr>
-        <w:t>bestilling.html</w:t>
-      </w:r>
-      <w:r>
-        <w:rPr>
-          <w:rFonts w:ascii="Aptos" w:hAnsi="Aptos" w:eastAsia="Aptos" w:cs="Aptos" w:asciiTheme="minorAscii" w:hAnsiTheme="minorAscii" w:eastAsiaTheme="minorAscii" w:cstheme="minorAscii"/>
-          <w:noProof w:val="0"/>
-          <w:lang w:val="da-DK"/>
-        </w:rPr>
-        <w:t xml:space="preserve">, </w:t>
-      </w:r>
-      <w:r>
-        <w:rPr>
-          <w:rFonts w:ascii="Aptos" w:hAnsi="Aptos" w:eastAsia="Aptos" w:cs="Aptos" w:asciiTheme="minorAscii" w:hAnsiTheme="minorAscii" w:eastAsiaTheme="minorAscii" w:cstheme="minorAscii"/>
-          <w:noProof w:val="0"/>
-          <w:lang w:val="da-DK"/>
-        </w:rPr>
-        <w:t>hvor</w:t>
-      </w:r>
-      <w:r>
-        <w:rPr>
-          <w:rFonts w:ascii="Aptos" w:hAnsi="Aptos" w:eastAsia="Aptos" w:cs="Aptos" w:asciiTheme="minorAscii" w:hAnsiTheme="minorAscii" w:eastAsiaTheme="minorAscii" w:cstheme="minorAscii"/>
-          <w:noProof w:val="0"/>
-          <w:lang w:val="da-DK"/>
-        </w:rPr>
-        <w:t xml:space="preserve"> </w:t>
-      </w:r>
-      <w:r>
-        <w:rPr>
-          <w:rFonts w:ascii="Aptos" w:hAnsi="Aptos" w:eastAsia="Aptos" w:cs="Aptos" w:asciiTheme="minorAscii" w:hAnsiTheme="minorAscii" w:eastAsiaTheme="minorAscii" w:cstheme="minorAscii"/>
-          <w:noProof w:val="0"/>
-          <w:lang w:val="da-DK"/>
-        </w:rPr>
-        <w:t>en</w:t>
-      </w:r>
-      <w:r>
-        <w:rPr>
-          <w:rFonts w:ascii="Aptos" w:hAnsi="Aptos" w:eastAsia="Aptos" w:cs="Aptos" w:asciiTheme="minorAscii" w:hAnsiTheme="minorAscii" w:eastAsiaTheme="minorAscii" w:cstheme="minorAscii"/>
-          <w:noProof w:val="0"/>
-          <w:lang w:val="da-DK"/>
-        </w:rPr>
-        <w:t xml:space="preserve"> </w:t>
-      </w:r>
-      <w:r>
-        <w:rPr>
-          <w:rFonts w:ascii="Aptos" w:hAnsi="Aptos" w:eastAsia="Aptos" w:cs="Aptos" w:asciiTheme="minorAscii" w:hAnsiTheme="minorAscii" w:eastAsiaTheme="minorAscii" w:cstheme="minorAscii"/>
-          <w:noProof w:val="0"/>
-          <w:lang w:val="da-DK"/>
-        </w:rPr>
-        <w:t>kunde</w:t>
-      </w:r>
-      <w:r>
-        <w:rPr>
-          <w:rFonts w:ascii="Aptos" w:hAnsi="Aptos" w:eastAsia="Aptos" w:cs="Aptos" w:asciiTheme="minorAscii" w:hAnsiTheme="minorAscii" w:eastAsiaTheme="minorAscii" w:cstheme="minorAscii"/>
-          <w:noProof w:val="0"/>
-          <w:lang w:val="da-DK"/>
-        </w:rPr>
-        <w:t xml:space="preserve"> </w:t>
-      </w:r>
-      <w:r>
-        <w:rPr>
-          <w:rFonts w:ascii="Aptos" w:hAnsi="Aptos" w:eastAsia="Aptos" w:cs="Aptos" w:asciiTheme="minorAscii" w:hAnsiTheme="minorAscii" w:eastAsiaTheme="minorAscii" w:cstheme="minorAscii"/>
-          <w:noProof w:val="0"/>
-          <w:lang w:val="da-DK"/>
-        </w:rPr>
-        <w:t>kan</w:t>
-      </w:r>
-      <w:r>
-        <w:rPr>
-          <w:rFonts w:ascii="Aptos" w:hAnsi="Aptos" w:eastAsia="Aptos" w:cs="Aptos" w:asciiTheme="minorAscii" w:hAnsiTheme="minorAscii" w:eastAsiaTheme="minorAscii" w:cstheme="minorAscii"/>
-          <w:noProof w:val="0"/>
-          <w:lang w:val="da-DK"/>
-        </w:rPr>
-        <w:t xml:space="preserve"> </w:t>
-      </w:r>
-      <w:r>
-        <w:rPr>
-          <w:rFonts w:ascii="Aptos" w:hAnsi="Aptos" w:eastAsia="Aptos" w:cs="Aptos" w:asciiTheme="minorAscii" w:hAnsiTheme="minorAscii" w:eastAsiaTheme="minorAscii" w:cstheme="minorAscii"/>
-          <w:noProof w:val="0"/>
-          <w:lang w:val="da-DK"/>
-        </w:rPr>
-        <w:t>indtaste</w:t>
-      </w:r>
-      <w:r>
-        <w:rPr>
-          <w:rFonts w:ascii="Aptos" w:hAnsi="Aptos" w:eastAsia="Aptos" w:cs="Aptos" w:asciiTheme="minorAscii" w:hAnsiTheme="minorAscii" w:eastAsiaTheme="minorAscii" w:cstheme="minorAscii"/>
-          <w:noProof w:val="0"/>
-          <w:lang w:val="da-DK"/>
-        </w:rPr>
-        <w:t xml:space="preserve"> sine </w:t>
-      </w:r>
-      <w:r>
-        <w:rPr>
-          <w:rFonts w:ascii="Aptos" w:hAnsi="Aptos" w:eastAsia="Aptos" w:cs="Aptos" w:asciiTheme="minorAscii" w:hAnsiTheme="minorAscii" w:eastAsiaTheme="minorAscii" w:cstheme="minorAscii"/>
-          <w:noProof w:val="0"/>
-          <w:lang w:val="da-DK"/>
-        </w:rPr>
-        <w:t>oplysninger</w:t>
-      </w:r>
-      <w:r>
-        <w:rPr>
-          <w:rFonts w:ascii="Aptos" w:hAnsi="Aptos" w:eastAsia="Aptos" w:cs="Aptos" w:asciiTheme="minorAscii" w:hAnsiTheme="minorAscii" w:eastAsiaTheme="minorAscii" w:cstheme="minorAscii"/>
-          <w:noProof w:val="0"/>
-          <w:lang w:val="da-DK"/>
-        </w:rPr>
-        <w:t xml:space="preserve"> </w:t>
-      </w:r>
-      <w:r>
-        <w:rPr>
-          <w:rFonts w:ascii="Aptos" w:hAnsi="Aptos" w:eastAsia="Aptos" w:cs="Aptos" w:asciiTheme="minorAscii" w:hAnsiTheme="minorAscii" w:eastAsiaTheme="minorAscii" w:cstheme="minorAscii"/>
-          <w:noProof w:val="0"/>
-          <w:lang w:val="da-DK"/>
-        </w:rPr>
-        <w:t>og</w:t>
-      </w:r>
-      <w:r>
-        <w:rPr>
-          <w:rFonts w:ascii="Aptos" w:hAnsi="Aptos" w:eastAsia="Aptos" w:cs="Aptos" w:asciiTheme="minorAscii" w:hAnsiTheme="minorAscii" w:eastAsiaTheme="minorAscii" w:cstheme="minorAscii"/>
-          <w:noProof w:val="0"/>
-          <w:lang w:val="da-DK"/>
-        </w:rPr>
-        <w:t xml:space="preserve"> </w:t>
-      </w:r>
-      <w:r>
-        <w:rPr>
-          <w:rFonts w:ascii="Aptos" w:hAnsi="Aptos" w:eastAsia="Aptos" w:cs="Aptos" w:asciiTheme="minorAscii" w:hAnsiTheme="minorAscii" w:eastAsiaTheme="minorAscii" w:cstheme="minorAscii"/>
-          <w:noProof w:val="0"/>
-          <w:lang w:val="da-DK"/>
-        </w:rPr>
-        <w:t>vælge</w:t>
-      </w:r>
-      <w:r>
-        <w:rPr>
-          <w:rFonts w:ascii="Aptos" w:hAnsi="Aptos" w:eastAsia="Aptos" w:cs="Aptos" w:asciiTheme="minorAscii" w:hAnsiTheme="minorAscii" w:eastAsiaTheme="minorAscii" w:cstheme="minorAscii"/>
-          <w:noProof w:val="0"/>
-          <w:lang w:val="da-DK"/>
-        </w:rPr>
-        <w:t xml:space="preserve">, </w:t>
-      </w:r>
-      <w:r>
-        <w:rPr>
-          <w:rFonts w:ascii="Aptos" w:hAnsi="Aptos" w:eastAsia="Aptos" w:cs="Aptos" w:asciiTheme="minorAscii" w:hAnsiTheme="minorAscii" w:eastAsiaTheme="minorAscii" w:cstheme="minorAscii"/>
-          <w:noProof w:val="0"/>
-          <w:lang w:val="da-DK"/>
-        </w:rPr>
-        <w:t>hvilken</w:t>
-      </w:r>
-      <w:r>
-        <w:rPr>
-          <w:rFonts w:ascii="Aptos" w:hAnsi="Aptos" w:eastAsia="Aptos" w:cs="Aptos" w:asciiTheme="minorAscii" w:hAnsiTheme="minorAscii" w:eastAsiaTheme="minorAscii" w:cstheme="minorAscii"/>
-          <w:noProof w:val="0"/>
-          <w:lang w:val="da-DK"/>
-        </w:rPr>
-        <w:t xml:space="preserve"> </w:t>
-      </w:r>
-      <w:r>
-        <w:rPr>
-          <w:rFonts w:ascii="Aptos" w:hAnsi="Aptos" w:eastAsia="Aptos" w:cs="Aptos" w:asciiTheme="minorAscii" w:hAnsiTheme="minorAscii" w:eastAsiaTheme="minorAscii" w:cstheme="minorAscii"/>
-          <w:noProof w:val="0"/>
-          <w:lang w:val="da-DK"/>
-        </w:rPr>
-        <w:t>kage</w:t>
-      </w:r>
-      <w:r>
-        <w:rPr>
-          <w:rFonts w:ascii="Aptos" w:hAnsi="Aptos" w:eastAsia="Aptos" w:cs="Aptos" w:asciiTheme="minorAscii" w:hAnsiTheme="minorAscii" w:eastAsiaTheme="minorAscii" w:cstheme="minorAscii"/>
-          <w:noProof w:val="0"/>
-          <w:lang w:val="da-DK"/>
-        </w:rPr>
-        <w:t xml:space="preserve"> </w:t>
-      </w:r>
-      <w:r>
-        <w:rPr>
-          <w:rFonts w:ascii="Aptos" w:hAnsi="Aptos" w:eastAsia="Aptos" w:cs="Aptos" w:asciiTheme="minorAscii" w:hAnsiTheme="minorAscii" w:eastAsiaTheme="minorAscii" w:cstheme="minorAscii"/>
-          <w:noProof w:val="0"/>
-          <w:lang w:val="da-DK"/>
-        </w:rPr>
-        <w:t>kunden</w:t>
-      </w:r>
-      <w:r>
-        <w:rPr>
-          <w:rFonts w:ascii="Aptos" w:hAnsi="Aptos" w:eastAsia="Aptos" w:cs="Aptos" w:asciiTheme="minorAscii" w:hAnsiTheme="minorAscii" w:eastAsiaTheme="minorAscii" w:cstheme="minorAscii"/>
-          <w:noProof w:val="0"/>
-          <w:lang w:val="da-DK"/>
-        </w:rPr>
-        <w:t xml:space="preserve"> </w:t>
-      </w:r>
-      <w:r>
-        <w:rPr>
-          <w:rFonts w:ascii="Aptos" w:hAnsi="Aptos" w:eastAsia="Aptos" w:cs="Aptos" w:asciiTheme="minorAscii" w:hAnsiTheme="minorAscii" w:eastAsiaTheme="minorAscii" w:cstheme="minorAscii"/>
-          <w:noProof w:val="0"/>
-          <w:lang w:val="da-DK"/>
-        </w:rPr>
-        <w:t>ønsker</w:t>
-      </w:r>
-      <w:r>
-        <w:rPr>
-          <w:rFonts w:ascii="Aptos" w:hAnsi="Aptos" w:eastAsia="Aptos" w:cs="Aptos" w:asciiTheme="minorAscii" w:hAnsiTheme="minorAscii" w:eastAsiaTheme="minorAscii" w:cstheme="minorAscii"/>
-          <w:noProof w:val="0"/>
-          <w:lang w:val="da-DK"/>
-        </w:rPr>
-        <w:t xml:space="preserve"> at </w:t>
-      </w:r>
-      <w:r>
-        <w:rPr>
-          <w:rFonts w:ascii="Aptos" w:hAnsi="Aptos" w:eastAsia="Aptos" w:cs="Aptos" w:asciiTheme="minorAscii" w:hAnsiTheme="minorAscii" w:eastAsiaTheme="minorAscii" w:cstheme="minorAscii"/>
-          <w:noProof w:val="0"/>
-          <w:lang w:val="da-DK"/>
-        </w:rPr>
-        <w:t>bestille</w:t>
-      </w:r>
-      <w:r>
-        <w:rPr>
-          <w:rFonts w:ascii="Aptos" w:hAnsi="Aptos" w:eastAsia="Aptos" w:cs="Aptos" w:asciiTheme="minorAscii" w:hAnsiTheme="minorAscii" w:eastAsiaTheme="minorAscii" w:cstheme="minorAscii"/>
-          <w:noProof w:val="0"/>
-          <w:lang w:val="da-DK"/>
-        </w:rPr>
-        <w:t xml:space="preserve">. (Der </w:t>
-      </w:r>
-      <w:r>
-        <w:rPr>
-          <w:rFonts w:ascii="Aptos" w:hAnsi="Aptos" w:eastAsia="Aptos" w:cs="Aptos" w:asciiTheme="minorAscii" w:hAnsiTheme="minorAscii" w:eastAsiaTheme="minorAscii" w:cstheme="minorAscii"/>
-          <w:noProof w:val="0"/>
-          <w:lang w:val="da-DK"/>
-        </w:rPr>
-        <w:t>skal</w:t>
-      </w:r>
-      <w:r>
-        <w:rPr>
-          <w:rFonts w:ascii="Aptos" w:hAnsi="Aptos" w:eastAsia="Aptos" w:cs="Aptos" w:asciiTheme="minorAscii" w:hAnsiTheme="minorAscii" w:eastAsiaTheme="minorAscii" w:cstheme="minorAscii"/>
-          <w:noProof w:val="0"/>
-          <w:lang w:val="da-DK"/>
-        </w:rPr>
-        <w:t xml:space="preserve"> </w:t>
-      </w:r>
-      <w:r>
-        <w:rPr>
-          <w:rStyle w:val="Strong"/>
-          <w:rFonts w:ascii="Aptos" w:hAnsi="Aptos" w:eastAsia="Aptos" w:cs="Aptos" w:asciiTheme="minorAscii" w:hAnsiTheme="minorAscii" w:eastAsiaTheme="minorAscii" w:cstheme="minorAscii"/>
-          <w:noProof w:val="0"/>
-          <w:lang w:val="da-DK"/>
-        </w:rPr>
-        <w:t>ikke</w:t>
-      </w:r>
-      <w:r>
-        <w:rPr>
-          <w:rFonts w:ascii="Aptos" w:hAnsi="Aptos" w:eastAsia="Aptos" w:cs="Aptos" w:asciiTheme="minorAscii" w:hAnsiTheme="minorAscii" w:eastAsiaTheme="minorAscii" w:cstheme="minorAscii"/>
-          <w:noProof w:val="0"/>
-          <w:lang w:val="da-DK"/>
-        </w:rPr>
-        <w:t xml:space="preserve"> </w:t>
-      </w:r>
-      <w:r>
-        <w:rPr>
-          <w:rFonts w:ascii="Aptos" w:hAnsi="Aptos" w:eastAsia="Aptos" w:cs="Aptos" w:asciiTheme="minorAscii" w:hAnsiTheme="minorAscii" w:eastAsiaTheme="minorAscii" w:cstheme="minorAscii"/>
-          <w:noProof w:val="0"/>
-          <w:lang w:val="da-DK"/>
-        </w:rPr>
-        <w:t>udvikles</w:t>
-      </w:r>
-      <w:r>
-        <w:rPr>
-          <w:rFonts w:ascii="Aptos" w:hAnsi="Aptos" w:eastAsia="Aptos" w:cs="Aptos" w:asciiTheme="minorAscii" w:hAnsiTheme="minorAscii" w:eastAsiaTheme="minorAscii" w:cstheme="minorAscii"/>
-          <w:noProof w:val="0"/>
-          <w:lang w:val="da-DK"/>
-        </w:rPr>
-        <w:t xml:space="preserve"> </w:t>
-      </w:r>
-      <w:r>
-        <w:rPr>
-          <w:rFonts w:ascii="Aptos" w:hAnsi="Aptos" w:eastAsia="Aptos" w:cs="Aptos" w:asciiTheme="minorAscii" w:hAnsiTheme="minorAscii" w:eastAsiaTheme="minorAscii" w:cstheme="minorAscii"/>
-          <w:noProof w:val="0"/>
-          <w:lang w:val="da-DK"/>
-        </w:rPr>
-        <w:t>eller</w:t>
-      </w:r>
-      <w:r>
-        <w:rPr>
-          <w:rFonts w:ascii="Aptos" w:hAnsi="Aptos" w:eastAsia="Aptos" w:cs="Aptos" w:asciiTheme="minorAscii" w:hAnsiTheme="minorAscii" w:eastAsiaTheme="minorAscii" w:cstheme="minorAscii"/>
-          <w:noProof w:val="0"/>
-          <w:lang w:val="da-DK"/>
-        </w:rPr>
-        <w:t xml:space="preserve"> </w:t>
-      </w:r>
-      <w:r>
-        <w:rPr>
-          <w:rFonts w:ascii="Aptos" w:hAnsi="Aptos" w:eastAsia="Aptos" w:cs="Aptos" w:asciiTheme="minorAscii" w:hAnsiTheme="minorAscii" w:eastAsiaTheme="minorAscii" w:cstheme="minorAscii"/>
-          <w:noProof w:val="0"/>
-          <w:lang w:val="da-DK"/>
-        </w:rPr>
-        <w:t>bruges</w:t>
-      </w:r>
-      <w:r>
-        <w:rPr>
-          <w:rFonts w:ascii="Aptos" w:hAnsi="Aptos" w:eastAsia="Aptos" w:cs="Aptos" w:asciiTheme="minorAscii" w:hAnsiTheme="minorAscii" w:eastAsiaTheme="minorAscii" w:cstheme="minorAscii"/>
-          <w:noProof w:val="0"/>
-          <w:lang w:val="da-DK"/>
-        </w:rPr>
-        <w:t xml:space="preserve"> </w:t>
-      </w:r>
-      <w:r>
-        <w:rPr>
-          <w:rFonts w:ascii="Aptos" w:hAnsi="Aptos" w:eastAsia="Aptos" w:cs="Aptos" w:asciiTheme="minorAscii" w:hAnsiTheme="minorAscii" w:eastAsiaTheme="minorAscii" w:cstheme="minorAscii"/>
-          <w:noProof w:val="0"/>
-          <w:lang w:val="da-DK"/>
-        </w:rPr>
-        <w:t>nogen</w:t>
-      </w:r>
-      <w:r>
-        <w:rPr>
-          <w:rFonts w:ascii="Aptos" w:hAnsi="Aptos" w:eastAsia="Aptos" w:cs="Aptos" w:asciiTheme="minorAscii" w:hAnsiTheme="minorAscii" w:eastAsiaTheme="minorAscii" w:cstheme="minorAscii"/>
-          <w:noProof w:val="0"/>
-          <w:lang w:val="da-DK"/>
-        </w:rPr>
-        <w:t xml:space="preserve"> backend </w:t>
-      </w:r>
-      <w:r>
-        <w:rPr>
-          <w:rFonts w:ascii="Aptos" w:hAnsi="Aptos" w:eastAsia="Aptos" w:cs="Aptos" w:asciiTheme="minorAscii" w:hAnsiTheme="minorAscii" w:eastAsiaTheme="minorAscii" w:cstheme="minorAscii"/>
-          <w:noProof w:val="0"/>
-          <w:lang w:val="da-DK"/>
-        </w:rPr>
-        <w:t>til</w:t>
-      </w:r>
-      <w:r>
-        <w:rPr>
-          <w:rFonts w:ascii="Aptos" w:hAnsi="Aptos" w:eastAsia="Aptos" w:cs="Aptos" w:asciiTheme="minorAscii" w:hAnsiTheme="minorAscii" w:eastAsiaTheme="minorAscii" w:cstheme="minorAscii"/>
-          <w:noProof w:val="0"/>
-          <w:lang w:val="da-DK"/>
-        </w:rPr>
-        <w:t xml:space="preserve"> </w:t>
-      </w:r>
-      <w:r>
-        <w:rPr>
-          <w:rFonts w:ascii="Aptos" w:hAnsi="Aptos" w:eastAsia="Aptos" w:cs="Aptos" w:asciiTheme="minorAscii" w:hAnsiTheme="minorAscii" w:eastAsiaTheme="minorAscii" w:cstheme="minorAscii"/>
-          <w:noProof w:val="0"/>
-          <w:lang w:val="da-DK"/>
-        </w:rPr>
-        <w:t>send</w:t>
-      </w:r>
-      <w:r>
-        <w:rPr>
-          <w:rFonts w:ascii="Aptos" w:hAnsi="Aptos" w:eastAsia="Aptos" w:cs="Aptos" w:asciiTheme="minorAscii" w:hAnsiTheme="minorAscii" w:eastAsiaTheme="minorAscii" w:cstheme="minorAscii"/>
-          <w:noProof w:val="0"/>
-          <w:lang w:val="da-DK"/>
-        </w:rPr>
-        <w:t xml:space="preserve"> </w:t>
-      </w:r>
-      <w:r>
-        <w:rPr>
-          <w:rFonts w:ascii="Aptos" w:hAnsi="Aptos" w:eastAsia="Aptos" w:cs="Aptos" w:asciiTheme="minorAscii" w:hAnsiTheme="minorAscii" w:eastAsiaTheme="minorAscii" w:cstheme="minorAscii"/>
-          <w:noProof w:val="0"/>
-          <w:lang w:val="da-DK"/>
-        </w:rPr>
-        <w:t>fomular</w:t>
-      </w:r>
-      <w:r>
-        <w:rPr>
-          <w:rFonts w:ascii="Aptos" w:hAnsi="Aptos" w:eastAsia="Aptos" w:cs="Aptos" w:asciiTheme="minorAscii" w:hAnsiTheme="minorAscii" w:eastAsiaTheme="minorAscii" w:cstheme="minorAscii"/>
-          <w:noProof w:val="0"/>
-          <w:lang w:val="da-DK"/>
-        </w:rPr>
-        <w:t xml:space="preserve"> data </w:t>
-      </w:r>
-      <w:r>
-        <w:rPr>
-          <w:rFonts w:ascii="Aptos" w:hAnsi="Aptos" w:eastAsia="Aptos" w:cs="Aptos" w:asciiTheme="minorAscii" w:hAnsiTheme="minorAscii" w:eastAsiaTheme="minorAscii" w:cstheme="minorAscii"/>
-          <w:noProof w:val="0"/>
-          <w:lang w:val="da-DK"/>
-        </w:rPr>
-        <w:t>videre.e.g</w:t>
-      </w:r>
-      <w:r>
-        <w:rPr>
-          <w:rFonts w:ascii="Aptos" w:hAnsi="Aptos" w:eastAsia="Aptos" w:cs="Aptos" w:asciiTheme="minorAscii" w:hAnsiTheme="minorAscii" w:eastAsiaTheme="minorAscii" w:cstheme="minorAscii"/>
-          <w:noProof w:val="0"/>
-          <w:lang w:val="da-DK"/>
-        </w:rPr>
-        <w:t xml:space="preserve">. PHP </w:t>
-      </w:r>
-      <w:r>
-        <w:rPr>
-          <w:rFonts w:ascii="Aptos" w:hAnsi="Aptos" w:eastAsia="Aptos" w:cs="Aptos" w:asciiTheme="minorAscii" w:hAnsiTheme="minorAscii" w:eastAsiaTheme="minorAscii" w:cstheme="minorAscii"/>
-          <w:noProof w:val="0"/>
-          <w:lang w:val="da-DK"/>
-        </w:rPr>
-        <w:t>eller</w:t>
-      </w:r>
-      <w:r>
-        <w:rPr>
-          <w:rFonts w:ascii="Aptos" w:hAnsi="Aptos" w:eastAsia="Aptos" w:cs="Aptos" w:asciiTheme="minorAscii" w:hAnsiTheme="minorAscii" w:eastAsiaTheme="minorAscii" w:cstheme="minorAscii"/>
-          <w:noProof w:val="0"/>
-          <w:lang w:val="da-DK"/>
-        </w:rPr>
-        <w:t xml:space="preserve"> Python)</w:t>
-      </w:r>
-    </w:p>
-    <w:p>
-      <w:pPr>
-        <w:spacing w:beforeAutospacing="on" w:after="0" w:afterAutospacing="on" w:line="240" w:lineRule="auto"/>
-        <w:outlineLvl w:val="2"/>
-        <w:rPr>
-          <w:rFonts w:ascii="Aptos" w:hAnsi="Aptos" w:eastAsia="Aptos" w:cs="Aptos" w:asciiTheme="minorAscii" w:hAnsiTheme="minorAscii" w:eastAsiaTheme="minorAscii" w:cstheme="minorAscii"/>
-          <w:b w:val="1"/>
-          <w:bCs w:val="1"/>
-          <w:noProof w:val="0"/>
+        <w:spacing w:beforeAutospacing="1" w:after="0" w:afterAutospacing="1" w:line="240" w:lineRule="auto"/>
+        <w:rPr>
           <w:sz w:val="22"/>
           <w:szCs w:val="22"/>
           <w:lang w:val="da-DK" w:eastAsia="zh-CN"/>
@@ -1085,23 +542,21 @@
       </w:pPr>
       <w:r>
         <w:rPr>
-          <w:rFonts w:ascii="Aptos" w:hAnsi="Aptos" w:eastAsia="Aptos" w:cs="Aptos" w:asciiTheme="minorAscii" w:hAnsiTheme="minorAscii" w:eastAsiaTheme="minorAscii" w:cstheme="minorAscii"/>
-          <w:b w:val="1"/>
-          <w:bCs w:val="1"/>
-          <w:noProof w:val="0"/>
           <w:sz w:val="22"/>
           <w:szCs w:val="22"/>
           <w:lang w:val="da-DK" w:eastAsia="zh-CN"/>
         </w:rPr>
-        <w:t>Formularen skal indeholde</w:t>
+        <w:t>Valg af kage</w:t>
       </w:r>
     </w:p>
     <w:p>
       <w:pPr>
-        <w:spacing w:beforeAutospacing="on" w:after="0" w:afterAutospacing="on" w:line="240" w:lineRule="auto"/>
-        <w:rPr>
-          <w:rFonts w:ascii="Aptos" w:hAnsi="Aptos" w:eastAsia="Aptos" w:cs="Aptos" w:asciiTheme="minorAscii" w:hAnsiTheme="minorAscii" w:eastAsiaTheme="minorAscii" w:cstheme="minorAscii"/>
-          <w:noProof w:val="0"/>
+        <w:numPr>
+          <w:ilvl w:val="0"/>
+          <w:numId w:val="18"/>
+        </w:numPr>
+        <w:spacing w:beforeAutospacing="1" w:after="0" w:afterAutospacing="1" w:line="240" w:lineRule="auto"/>
+        <w:rPr>
           <w:sz w:val="22"/>
           <w:szCs w:val="22"/>
           <w:lang w:val="da-DK" w:eastAsia="zh-CN"/>
@@ -1109,27 +564,21 @@
       </w:pPr>
       <w:r>
         <w:rPr>
-          <w:rFonts w:ascii="Aptos" w:hAnsi="Aptos" w:eastAsia="Aptos" w:cs="Aptos" w:asciiTheme="minorAscii" w:hAnsiTheme="minorAscii" w:eastAsiaTheme="minorAscii" w:cstheme="minorAscii"/>
-          <w:b w:val="1"/>
-          <w:bCs w:val="1"/>
-          <w:noProof w:val="0"/>
           <w:sz w:val="22"/>
           <w:szCs w:val="22"/>
           <w:lang w:val="da-DK" w:eastAsia="zh-CN"/>
         </w:rPr>
-        <w:t>Kundeoplysninger</w:t>
+        <w:t>Antal kager</w:t>
       </w:r>
     </w:p>
     <w:p>
       <w:pPr>
         <w:numPr>
           <w:ilvl w:val="0"/>
-          <w:numId w:val="16"/>
+          <w:numId w:val="18"/>
         </w:numPr>
-        <w:spacing w:beforeAutospacing="on" w:after="0" w:afterAutospacing="on" w:line="240" w:lineRule="auto"/>
-        <w:rPr>
-          <w:rFonts w:ascii="Aptos" w:hAnsi="Aptos" w:eastAsia="Aptos" w:cs="Aptos" w:asciiTheme="minorAscii" w:hAnsiTheme="minorAscii" w:eastAsiaTheme="minorAscii" w:cstheme="minorAscii"/>
-          <w:noProof w:val="0"/>
+        <w:spacing w:beforeAutospacing="1" w:after="0" w:afterAutospacing="1" w:line="240" w:lineRule="auto"/>
+        <w:rPr>
           <w:sz w:val="22"/>
           <w:szCs w:val="22"/>
           <w:lang w:val="da-DK" w:eastAsia="zh-CN"/>
@@ -1137,25 +586,21 @@
       </w:pPr>
       <w:r>
         <w:rPr>
-          <w:rFonts w:ascii="Aptos" w:hAnsi="Aptos" w:eastAsia="Aptos" w:cs="Aptos" w:asciiTheme="minorAscii" w:hAnsiTheme="minorAscii" w:eastAsiaTheme="minorAscii" w:cstheme="minorAscii"/>
-          <w:noProof w:val="0"/>
           <w:sz w:val="22"/>
           <w:szCs w:val="22"/>
           <w:lang w:val="da-DK" w:eastAsia="zh-CN"/>
         </w:rPr>
-        <w:t>Navn</w:t>
+        <w:t>Ønsket afhentningsdato</w:t>
       </w:r>
     </w:p>
     <w:p>
       <w:pPr>
         <w:numPr>
           <w:ilvl w:val="0"/>
-          <w:numId w:val="16"/>
+          <w:numId w:val="18"/>
         </w:numPr>
-        <w:spacing w:beforeAutospacing="on" w:after="0" w:afterAutospacing="on" w:line="240" w:lineRule="auto"/>
-        <w:rPr>
-          <w:rFonts w:ascii="Aptos" w:hAnsi="Aptos" w:eastAsia="Aptos" w:cs="Aptos" w:asciiTheme="minorAscii" w:hAnsiTheme="minorAscii" w:eastAsiaTheme="minorAscii" w:cstheme="minorAscii"/>
-          <w:noProof w:val="0"/>
+        <w:spacing w:beforeAutospacing="1" w:after="0" w:afterAutospacing="1" w:line="240" w:lineRule="auto"/>
+        <w:rPr>
           <w:sz w:val="22"/>
           <w:szCs w:val="22"/>
           <w:lang w:val="da-DK" w:eastAsia="zh-CN"/>
@@ -1163,309 +608,155 @@
       </w:pPr>
       <w:r>
         <w:rPr>
-          <w:rFonts w:ascii="Aptos" w:hAnsi="Aptos" w:eastAsia="Aptos" w:cs="Aptos" w:asciiTheme="minorAscii" w:hAnsiTheme="minorAscii" w:eastAsiaTheme="minorAscii" w:cstheme="minorAscii"/>
-          <w:noProof w:val="0"/>
           <w:sz w:val="22"/>
           <w:szCs w:val="22"/>
           <w:lang w:val="da-DK" w:eastAsia="zh-CN"/>
         </w:rPr>
-        <w:t>E-mail</w:t>
+        <w:lastRenderedPageBreak/>
+        <w:t>Ønsket smag eller Eventuelle særlige ønske</w:t>
       </w:r>
     </w:p>
     <w:p>
       <w:pPr>
-        <w:numPr>
-          <w:ilvl w:val="0"/>
-          <w:numId w:val="16"/>
-        </w:numPr>
-        <w:spacing w:beforeAutospacing="on" w:after="0" w:afterAutospacing="on" w:line="240" w:lineRule="auto"/>
-        <w:rPr>
-          <w:rFonts w:ascii="Aptos" w:hAnsi="Aptos" w:eastAsia="Aptos" w:cs="Aptos" w:asciiTheme="minorAscii" w:hAnsiTheme="minorAscii" w:eastAsiaTheme="minorAscii" w:cstheme="minorAscii"/>
-          <w:noProof w:val="0"/>
+        <w:spacing w:after="0" w:line="257" w:lineRule="auto"/>
+        <w:rPr>
           <w:sz w:val="22"/>
           <w:szCs w:val="22"/>
-          <w:lang w:val="da-DK" w:eastAsia="zh-CN"/>
-        </w:rPr>
-      </w:pPr>
-      <w:r>
-        <w:rPr>
-          <w:rFonts w:ascii="Aptos" w:hAnsi="Aptos" w:eastAsia="Aptos" w:cs="Aptos" w:asciiTheme="minorAscii" w:hAnsiTheme="minorAscii" w:eastAsiaTheme="minorAscii" w:cstheme="minorAscii"/>
-          <w:noProof w:val="0"/>
+          <w:lang w:val="da-DK"/>
+        </w:rPr>
+      </w:pPr>
+    </w:p>
+    <w:p>
+      <w:pPr>
+        <w:spacing w:after="0" w:line="257" w:lineRule="auto"/>
+        <w:rPr>
           <w:sz w:val="22"/>
           <w:szCs w:val="22"/>
-          <w:lang w:val="da-DK" w:eastAsia="zh-CN"/>
-        </w:rPr>
-        <w:t>Telefonnummer</w:t>
-      </w:r>
+          <w:lang w:val="da-DK"/>
+        </w:rPr>
+      </w:pPr>
     </w:p>
     <w:p>
       <w:pPr>
-        <w:spacing w:beforeAutospacing="on" w:after="0" w:afterAutospacing="on" w:line="240" w:lineRule="auto"/>
-        <w:rPr>
-          <w:rFonts w:ascii="Aptos" w:hAnsi="Aptos" w:eastAsia="Aptos" w:cs="Aptos" w:asciiTheme="minorAscii" w:hAnsiTheme="minorAscii" w:eastAsiaTheme="minorAscii" w:cstheme="minorAscii"/>
-          <w:noProof w:val="0"/>
-          <w:sz w:val="22"/>
-          <w:szCs w:val="22"/>
-          <w:lang w:val="da-DK" w:eastAsia="zh-CN"/>
-        </w:rPr>
-      </w:pPr>
-      <w:r>
-        <w:rPr>
-          <w:rFonts w:ascii="Aptos" w:hAnsi="Aptos" w:eastAsia="Aptos" w:cs="Aptos" w:asciiTheme="minorAscii" w:hAnsiTheme="minorAscii" w:eastAsiaTheme="minorAscii" w:cstheme="minorAscii"/>
-          <w:b w:val="1"/>
-          <w:bCs w:val="1"/>
-          <w:noProof w:val="0"/>
-          <w:sz w:val="22"/>
-          <w:szCs w:val="22"/>
-          <w:lang w:val="da-DK" w:eastAsia="zh-CN"/>
-        </w:rPr>
-        <w:t>Bestillingsoplysninger</w:t>
+        <w:pStyle w:val="Heading1"/>
+        <w:rPr>
+          <w:rFonts w:asciiTheme="minorHAnsi" w:eastAsiaTheme="minorEastAsia" w:hAnsiTheme="minorHAnsi" w:cstheme="minorBidi"/>
+          <w:lang w:val="da-DK"/>
+        </w:rPr>
+      </w:pPr>
+      <w:r>
+        <w:rPr>
+          <w:rFonts w:asciiTheme="minorHAnsi" w:eastAsiaTheme="minorEastAsia" w:hAnsiTheme="minorHAnsi" w:cstheme="minorBidi"/>
+          <w:lang w:val="da-DK"/>
+        </w:rPr>
+        <w:t>Gruppe Project Del II</w:t>
       </w:r>
     </w:p>
     <w:p>
       <w:pPr>
-        <w:numPr>
-          <w:ilvl w:val="0"/>
-          <w:numId w:val="17"/>
-        </w:numPr>
-        <w:spacing w:beforeAutospacing="on" w:after="0" w:afterAutospacing="on" w:line="240" w:lineRule="auto"/>
-        <w:rPr>
-          <w:rFonts w:ascii="Aptos" w:hAnsi="Aptos" w:eastAsia="Aptos" w:cs="Aptos" w:asciiTheme="minorAscii" w:hAnsiTheme="minorAscii" w:eastAsiaTheme="minorAscii" w:cstheme="minorAscii"/>
-          <w:noProof w:val="0"/>
-          <w:sz w:val="22"/>
-          <w:szCs w:val="22"/>
-          <w:lang w:val="da-DK" w:eastAsia="zh-CN"/>
-        </w:rPr>
-      </w:pPr>
-      <w:r>
-        <w:rPr>
-          <w:rFonts w:ascii="Aptos" w:hAnsi="Aptos" w:eastAsia="Aptos" w:cs="Aptos" w:asciiTheme="minorAscii" w:hAnsiTheme="minorAscii" w:eastAsiaTheme="minorAscii" w:cstheme="minorAscii"/>
-          <w:noProof w:val="0"/>
-          <w:sz w:val="22"/>
-          <w:szCs w:val="22"/>
-          <w:lang w:val="da-DK" w:eastAsia="zh-CN"/>
-        </w:rPr>
-        <w:t>Valg af kage</w:t>
+        <w:spacing w:after="0" w:line="257" w:lineRule="auto"/>
+        <w:rPr>
+          <w:lang w:val="da-DK"/>
+        </w:rPr>
+      </w:pPr>
+      <w:r>
+        <w:rPr>
+          <w:lang w:val="da-DK"/>
+        </w:rPr>
+        <w:t xml:space="preserve"> </w:t>
       </w:r>
     </w:p>
     <w:p>
       <w:pPr>
-        <w:numPr>
-          <w:ilvl w:val="0"/>
-          <w:numId w:val="17"/>
-        </w:numPr>
-        <w:spacing w:beforeAutospacing="on" w:after="0" w:afterAutospacing="on" w:line="240" w:lineRule="auto"/>
-        <w:rPr>
-          <w:rFonts w:ascii="Aptos" w:hAnsi="Aptos" w:eastAsia="Aptos" w:cs="Aptos" w:asciiTheme="minorAscii" w:hAnsiTheme="minorAscii" w:eastAsiaTheme="minorAscii" w:cstheme="minorAscii"/>
-          <w:noProof w:val="0"/>
-          <w:sz w:val="22"/>
-          <w:szCs w:val="22"/>
-          <w:lang w:val="da-DK" w:eastAsia="zh-CN"/>
-        </w:rPr>
-      </w:pPr>
-      <w:r>
-        <w:rPr>
-          <w:rFonts w:ascii="Aptos" w:hAnsi="Aptos" w:eastAsia="Aptos" w:cs="Aptos" w:asciiTheme="minorAscii" w:hAnsiTheme="minorAscii" w:eastAsiaTheme="minorAscii" w:cstheme="minorAscii"/>
-          <w:noProof w:val="0"/>
-          <w:sz w:val="22"/>
-          <w:szCs w:val="22"/>
-          <w:lang w:val="da-DK" w:eastAsia="zh-CN"/>
-        </w:rPr>
-        <w:t>Antal kager</w:t>
+        <w:spacing w:after="0" w:line="257" w:lineRule="auto"/>
+        <w:rPr>
+          <w:lang w:val="da-DK"/>
+        </w:rPr>
+      </w:pPr>
+      <w:r>
+        <w:rPr>
+          <w:lang w:val="da-DK"/>
+        </w:rPr>
+        <w:t xml:space="preserve">Øvelse 1 </w:t>
       </w:r>
     </w:p>
     <w:p>
       <w:pPr>
-        <w:numPr>
-          <w:ilvl w:val="0"/>
-          <w:numId w:val="17"/>
-        </w:numPr>
-        <w:spacing w:beforeAutospacing="on" w:after="0" w:afterAutospacing="on" w:line="240" w:lineRule="auto"/>
-        <w:rPr>
-          <w:rFonts w:ascii="Aptos" w:hAnsi="Aptos" w:eastAsia="Aptos" w:cs="Aptos" w:asciiTheme="minorAscii" w:hAnsiTheme="minorAscii" w:eastAsiaTheme="minorAscii" w:cstheme="minorAscii"/>
-          <w:noProof w:val="0"/>
-          <w:sz w:val="22"/>
-          <w:szCs w:val="22"/>
-          <w:lang w:val="da-DK" w:eastAsia="zh-CN"/>
-        </w:rPr>
-      </w:pPr>
-      <w:r>
-        <w:rPr>
-          <w:rFonts w:ascii="Aptos" w:hAnsi="Aptos" w:eastAsia="Aptos" w:cs="Aptos" w:asciiTheme="minorAscii" w:hAnsiTheme="minorAscii" w:eastAsiaTheme="minorAscii" w:cstheme="minorAscii"/>
-          <w:noProof w:val="0"/>
-          <w:sz w:val="22"/>
-          <w:szCs w:val="22"/>
-          <w:lang w:val="da-DK" w:eastAsia="zh-CN"/>
-        </w:rPr>
-        <w:t>Ønsket afhentningsdato</w:t>
+        <w:spacing w:after="0" w:line="257" w:lineRule="auto"/>
+        <w:rPr>
+          <w:lang w:val="da-DK"/>
+        </w:rPr>
+      </w:pPr>
+      <w:r>
+        <w:rPr>
+          <w:lang w:val="da-DK"/>
+        </w:rPr>
+        <w:t xml:space="preserve">I fortsætter med at tilføje semantiske HTML-elementer til jeres projekt, f.eks. </w:t>
+      </w:r>
+      <w:proofErr w:type="spellStart"/>
+      <w:r>
+        <w:rPr>
+          <w:lang w:val="da-DK"/>
+        </w:rPr>
+        <w:t>section</w:t>
+      </w:r>
+      <w:proofErr w:type="spellEnd"/>
+      <w:r>
+        <w:rPr>
+          <w:lang w:val="da-DK"/>
+        </w:rPr>
+        <w:t xml:space="preserve">, nav og </w:t>
+      </w:r>
+      <w:proofErr w:type="spellStart"/>
+      <w:r>
+        <w:rPr>
+          <w:lang w:val="da-DK"/>
+        </w:rPr>
+        <w:t>footer</w:t>
+      </w:r>
+      <w:proofErr w:type="spellEnd"/>
+      <w:r>
+        <w:rPr>
+          <w:lang w:val="da-DK"/>
+        </w:rPr>
+        <w:t>.</w:t>
       </w:r>
     </w:p>
     <w:p>
       <w:pPr>
-        <w:numPr>
-          <w:ilvl w:val="0"/>
-          <w:numId w:val="17"/>
-        </w:numPr>
-        <w:spacing w:beforeAutospacing="on" w:after="0" w:afterAutospacing="on" w:line="240" w:lineRule="auto"/>
-        <w:rPr>
-          <w:rFonts w:ascii="Aptos" w:hAnsi="Aptos" w:eastAsia="Aptos" w:cs="Aptos" w:asciiTheme="minorAscii" w:hAnsiTheme="minorAscii" w:eastAsiaTheme="minorAscii" w:cstheme="minorAscii"/>
-          <w:noProof w:val="0"/>
-          <w:sz w:val="22"/>
-          <w:szCs w:val="22"/>
-          <w:lang w:val="da-DK" w:eastAsia="zh-CN"/>
-        </w:rPr>
-      </w:pPr>
-      <w:r>
-        <w:rPr>
-          <w:rFonts w:ascii="Aptos" w:hAnsi="Aptos" w:eastAsia="Aptos" w:cs="Aptos" w:asciiTheme="minorAscii" w:hAnsiTheme="minorAscii" w:eastAsiaTheme="minorAscii" w:cstheme="minorAscii"/>
-          <w:noProof w:val="0"/>
-          <w:sz w:val="22"/>
-          <w:szCs w:val="22"/>
-          <w:lang w:val="da-DK" w:eastAsia="zh-CN"/>
-        </w:rPr>
-        <w:t>Ønsket smag</w:t>
-      </w:r>
-      <w:r>
-        <w:rPr>
-          <w:rFonts w:ascii="Aptos" w:hAnsi="Aptos" w:eastAsia="Aptos" w:cs="Aptos" w:asciiTheme="minorAscii" w:hAnsiTheme="minorAscii" w:eastAsiaTheme="minorAscii" w:cstheme="minorAscii"/>
-          <w:noProof w:val="0"/>
-          <w:sz w:val="22"/>
-          <w:szCs w:val="22"/>
-          <w:lang w:val="da-DK" w:eastAsia="zh-CN"/>
-        </w:rPr>
-        <w:t xml:space="preserve"> eller Eventuelle særlige ønske</w:t>
+        <w:spacing w:after="0" w:line="257" w:lineRule="auto"/>
+        <w:rPr>
+          <w:lang w:val="da-DK"/>
+        </w:rPr>
+      </w:pPr>
+      <w:r>
+        <w:rPr>
+          <w:lang w:val="da-DK"/>
+        </w:rPr>
+        <w:t>Elementerne skal bruges på alle sider, så designet er ensartet og konsekvent på tværs af hele hjemmesiden.</w:t>
       </w:r>
     </w:p>
     <w:p>
       <w:pPr>
         <w:spacing w:after="0" w:line="257" w:lineRule="auto"/>
         <w:rPr>
-          <w:rFonts w:ascii="Aptos" w:hAnsi="Aptos" w:eastAsia="Aptos" w:cs="Aptos" w:asciiTheme="minorAscii" w:hAnsiTheme="minorAscii" w:eastAsiaTheme="minorAscii" w:cstheme="minorAscii"/>
-          <w:noProof w:val="0"/>
-          <w:sz w:val="22"/>
-          <w:szCs w:val="22"/>
           <w:lang w:val="da-DK"/>
         </w:rPr>
       </w:pPr>
     </w:p>
     <w:p>
       <w:pPr>
-        <w:spacing w:after="0" w:line="257" w:lineRule="auto"/>
-        <w:rPr>
-          <w:rFonts w:ascii="Aptos" w:hAnsi="Aptos" w:eastAsia="Aptos" w:cs="Aptos" w:asciiTheme="minorAscii" w:hAnsiTheme="minorAscii" w:eastAsiaTheme="minorAscii" w:cstheme="minorAscii"/>
-          <w:noProof w:val="0"/>
-          <w:sz w:val="22"/>
-          <w:szCs w:val="22"/>
-          <w:lang w:val="da-DK"/>
-        </w:rPr>
-      </w:pPr>
-    </w:p>
-    <w:p>
-      <w:pPr>
-        <w:pStyle w:val="Heading1"/>
-        <w:suppressLineNumbers w:val="0"/>
-        <w:bidi w:val="0"/>
-        <w:spacing w:before="360" w:beforeAutospacing="off" w:after="80" w:afterAutospacing="off" w:line="279" w:lineRule="auto"/>
-        <w:ind w:left="0" w:right="0"/>
-        <w:jc w:val="left"/>
-        <w:rPr>
-          <w:rFonts w:ascii="Aptos" w:hAnsi="Aptos" w:eastAsia="Aptos" w:cs="Aptos" w:asciiTheme="minorAscii" w:hAnsiTheme="minorAscii" w:eastAsiaTheme="minorAscii" w:cstheme="minorAscii"/>
-          <w:noProof w:val="0"/>
-          <w:lang w:val="da-DK"/>
-        </w:rPr>
-      </w:pPr>
-      <w:r>
-        <w:rPr>
-          <w:rFonts w:ascii="Aptos" w:hAnsi="Aptos" w:eastAsia="Aptos" w:cs="Aptos" w:asciiTheme="minorAscii" w:hAnsiTheme="minorAscii" w:eastAsiaTheme="minorAscii" w:cstheme="minorAscii"/>
-          <w:noProof w:val="0"/>
-          <w:lang w:val="da-DK"/>
-        </w:rPr>
-        <w:t>Gruppe Project Del II</w:t>
-      </w:r>
-    </w:p>
-    <w:p>
-      <w:pPr>
-        <w:spacing w:after="0" w:line="257" w:lineRule="auto"/>
-        <w:rPr>
-          <w:rFonts w:ascii="Aptos" w:hAnsi="Aptos" w:eastAsia="Aptos" w:cs="Aptos" w:asciiTheme="minorAscii" w:hAnsiTheme="minorAscii" w:eastAsiaTheme="minorAscii" w:cstheme="minorAscii"/>
-          <w:noProof w:val="0"/>
-          <w:lang w:val="da-DK"/>
-        </w:rPr>
-      </w:pPr>
-      <w:r>
-        <w:rPr>
-          <w:rFonts w:ascii="Aptos" w:hAnsi="Aptos" w:eastAsia="Aptos" w:cs="Aptos" w:asciiTheme="minorAscii" w:hAnsiTheme="minorAscii" w:eastAsiaTheme="minorAscii" w:cstheme="minorAscii"/>
-          <w:noProof w:val="0"/>
-          <w:lang w:val="da-DK"/>
-        </w:rPr>
-        <w:t xml:space="preserve"> </w:t>
-      </w:r>
-    </w:p>
-    <w:p>
-      <w:pPr>
-        <w:spacing w:after="0" w:line="257" w:lineRule="auto"/>
-      </w:pPr>
-      <w:r>
-        <w:rPr>
-          <w:rFonts w:ascii="Aptos" w:hAnsi="Aptos" w:eastAsia="Aptos" w:cs="Aptos" w:asciiTheme="minorAscii" w:hAnsiTheme="minorAscii" w:eastAsiaTheme="minorAscii" w:cstheme="minorAscii"/>
-          <w:noProof w:val="0"/>
-          <w:lang w:val="da-DK"/>
-        </w:rPr>
-        <w:t xml:space="preserve">Øvelse 1 </w:t>
-      </w:r>
-    </w:p>
-    <w:p>
-      <w:pPr>
-        <w:spacing w:after="0" w:line="257" w:lineRule="auto"/>
-      </w:pPr>
-      <w:r>
-        <w:rPr>
-          <w:rFonts w:ascii="Aptos" w:hAnsi="Aptos" w:eastAsia="Aptos" w:cs="Aptos" w:asciiTheme="minorAscii" w:hAnsiTheme="minorAscii" w:eastAsiaTheme="minorAscii" w:cstheme="minorAscii"/>
-          <w:noProof w:val="0"/>
-          <w:lang w:val="da-DK"/>
-        </w:rPr>
-        <w:t>I fortsætter med at tilføje semantiske HTML-elementer til jeres projekt, f.eks. section, nav og footer.</w:t>
-      </w:r>
-    </w:p>
-    <w:p>
-      <w:pPr>
-        <w:pStyle w:val="Normal"/>
-        <w:spacing w:after="0" w:line="257" w:lineRule="auto"/>
-      </w:pPr>
-      <w:r>
-        <w:rPr>
-          <w:rFonts w:ascii="Aptos" w:hAnsi="Aptos" w:eastAsia="Aptos" w:cs="Aptos" w:asciiTheme="minorAscii" w:hAnsiTheme="minorAscii" w:eastAsiaTheme="minorAscii" w:cstheme="minorAscii"/>
-          <w:noProof w:val="0"/>
-          <w:lang w:val="da-DK"/>
-        </w:rPr>
-        <w:t>Elementerne skal bruges på alle sider, så designet er ensartet og konsekvent på tværs af hele hjemmesiden.</w:t>
-      </w:r>
-    </w:p>
-    <w:p>
-      <w:pPr>
-        <w:spacing w:after="0" w:line="257" w:lineRule="auto"/>
-        <w:rPr>
-          <w:rFonts w:ascii="Aptos" w:hAnsi="Aptos" w:eastAsia="Aptos" w:cs="Aptos" w:asciiTheme="minorAscii" w:hAnsiTheme="minorAscii" w:eastAsiaTheme="minorAscii" w:cstheme="minorAscii"/>
-          <w:noProof w:val="0"/>
-          <w:lang w:val="da-DK"/>
-        </w:rPr>
-      </w:pPr>
-    </w:p>
-    <w:p>
-      <w:pPr>
         <w:pStyle w:val="NormalWeb"/>
         <w:rPr>
-          <w:rFonts w:ascii="Aptos" w:hAnsi="Aptos" w:eastAsia="Aptos" w:cs="Aptos" w:asciiTheme="minorAscii" w:hAnsiTheme="minorAscii" w:eastAsiaTheme="minorAscii" w:cstheme="minorAscii"/>
-          <w:noProof w:val="0"/>
-          <w:lang w:val="da-DK"/>
-        </w:rPr>
-      </w:pPr>
-      <w:hyperlink r:id="R070dd5082a6f4b10">
+          <w:rFonts w:asciiTheme="minorHAnsi" w:eastAsiaTheme="minorEastAsia" w:hAnsiTheme="minorHAnsi" w:cstheme="minorBidi"/>
+          <w:lang w:val="da-DK"/>
+        </w:rPr>
+      </w:pPr>
+      <w:hyperlink r:id="rId10">
         <w:r>
           <w:rPr>
             <w:rStyle w:val="Hyperlink"/>
-            <w:rFonts w:ascii="Aptos" w:hAnsi="Aptos" w:eastAsia="Aptos" w:cs="Aptos" w:asciiTheme="minorAscii" w:hAnsiTheme="minorAscii" w:eastAsiaTheme="minorAscii" w:cstheme="minorAscii"/>
-            <w:noProof w:val="0"/>
+            <w:rFonts w:asciiTheme="minorHAnsi" w:eastAsiaTheme="minorEastAsia" w:hAnsiTheme="minorHAnsi" w:cstheme="minorBidi"/>
             <w:lang w:val="da-DK"/>
           </w:rPr>
           <w:t>https://www.w3schools.com/tags/tag_nav.asp</w:t>
@@ -1476,17 +767,15 @@
       <w:pPr>
         <w:pStyle w:val="NormalWeb"/>
         <w:rPr>
-          <w:rFonts w:ascii="Aptos" w:hAnsi="Aptos" w:eastAsia="Aptos" w:cs="Aptos" w:asciiTheme="minorAscii" w:hAnsiTheme="minorAscii" w:eastAsiaTheme="minorAscii" w:cstheme="minorAscii"/>
-          <w:noProof w:val="0"/>
-          <w:lang w:val="da-DK"/>
-        </w:rPr>
-      </w:pPr>
-      <w:hyperlink r:id="Ra5ff43e16cdf40f5">
+          <w:rFonts w:asciiTheme="minorHAnsi" w:eastAsiaTheme="minorEastAsia" w:hAnsiTheme="minorHAnsi" w:cstheme="minorBidi"/>
+          <w:lang w:val="da-DK"/>
+        </w:rPr>
+      </w:pPr>
+      <w:hyperlink r:id="rId11">
         <w:r>
           <w:rPr>
             <w:rStyle w:val="Hyperlink"/>
-            <w:rFonts w:ascii="Aptos" w:hAnsi="Aptos" w:eastAsia="Aptos" w:cs="Aptos" w:asciiTheme="minorAscii" w:hAnsiTheme="minorAscii" w:eastAsiaTheme="minorAscii" w:cstheme="minorAscii"/>
-            <w:noProof w:val="0"/>
+            <w:rFonts w:asciiTheme="minorHAnsi" w:eastAsiaTheme="minorEastAsia" w:hAnsiTheme="minorHAnsi" w:cstheme="minorBidi"/>
             <w:lang w:val="da-DK"/>
           </w:rPr>
           <w:t>https://www.w3schools.com/tags/tag_section.asp</w:t>
@@ -1497,8 +786,6 @@
       <w:pPr>
         <w:spacing w:after="0" w:line="257" w:lineRule="auto"/>
         <w:rPr>
-          <w:rFonts w:ascii="Aptos" w:hAnsi="Aptos" w:eastAsia="Aptos" w:cs="Aptos" w:asciiTheme="minorAscii" w:hAnsiTheme="minorAscii" w:eastAsiaTheme="minorAscii" w:cstheme="minorAscii"/>
-          <w:noProof w:val="0"/>
           <w:lang w:val="da-DK"/>
         </w:rPr>
       </w:pPr>
@@ -1507,15 +794,11 @@
       <w:pPr>
         <w:spacing w:after="0" w:line="257" w:lineRule="auto"/>
         <w:rPr>
-          <w:rFonts w:ascii="Aptos" w:hAnsi="Aptos" w:eastAsia="Aptos" w:cs="Aptos" w:asciiTheme="minorAscii" w:hAnsiTheme="minorAscii" w:eastAsiaTheme="minorAscii" w:cstheme="minorAscii"/>
-          <w:noProof w:val="0"/>
-          <w:lang w:val="da-DK"/>
-        </w:rPr>
-      </w:pPr>
-      <w:r>
-        <w:rPr>
-          <w:rFonts w:ascii="Aptos" w:hAnsi="Aptos" w:eastAsia="Aptos" w:cs="Aptos" w:asciiTheme="minorAscii" w:hAnsiTheme="minorAscii" w:eastAsiaTheme="minorAscii" w:cstheme="minorAscii"/>
-          <w:noProof w:val="0"/>
+          <w:lang w:val="da-DK"/>
+        </w:rPr>
+      </w:pPr>
+      <w:r>
+        <w:rPr>
           <w:lang w:val="da-DK"/>
         </w:rPr>
         <w:t xml:space="preserve"> </w:t>
@@ -1523,15 +806,8 @@
     </w:p>
     <w:p>
       <w:pPr>
-        <w:pStyle w:val="Normal"/>
-        <w:suppressLineNumbers w:val="0"/>
-        <w:bidi w:val="0"/>
-        <w:spacing w:before="0" w:beforeAutospacing="off" w:after="0" w:afterAutospacing="off" w:line="257" w:lineRule="auto"/>
-        <w:ind w:left="0" w:right="0"/>
-        <w:jc w:val="left"/>
-        <w:rPr>
-          <w:rFonts w:ascii="Aptos" w:hAnsi="Aptos" w:eastAsia="Aptos" w:cs="Aptos" w:asciiTheme="minorAscii" w:hAnsiTheme="minorAscii" w:eastAsiaTheme="minorAscii" w:cstheme="minorAscii"/>
-          <w:noProof w:val="0"/>
+        <w:spacing w:after="0" w:line="257" w:lineRule="auto"/>
+        <w:rPr>
           <w:lang w:val="da-DK"/>
         </w:rPr>
       </w:pPr>
@@ -1540,15 +816,11 @@
       <w:pPr>
         <w:spacing w:after="0" w:line="257" w:lineRule="auto"/>
         <w:rPr>
-          <w:rFonts w:ascii="Aptos" w:hAnsi="Aptos" w:eastAsia="Aptos" w:cs="Aptos" w:asciiTheme="minorAscii" w:hAnsiTheme="minorAscii" w:eastAsiaTheme="minorAscii" w:cstheme="minorAscii"/>
-          <w:noProof w:val="0"/>
-          <w:lang w:val="da-DK"/>
-        </w:rPr>
-      </w:pPr>
-      <w:r>
-        <w:rPr>
-          <w:rFonts w:ascii="Aptos" w:hAnsi="Aptos" w:eastAsia="Aptos" w:cs="Aptos" w:asciiTheme="minorAscii" w:hAnsiTheme="minorAscii" w:eastAsiaTheme="minorAscii" w:cstheme="minorAscii"/>
-          <w:noProof w:val="0"/>
+          <w:lang w:val="da-DK"/>
+        </w:rPr>
+      </w:pPr>
+      <w:r>
+        <w:rPr>
           <w:lang w:val="da-DK"/>
         </w:rPr>
         <w:t xml:space="preserve"> </w:t>
@@ -1558,17 +830,13 @@
       <w:pPr>
         <w:spacing w:line="257" w:lineRule="auto"/>
         <w:rPr>
-          <w:rFonts w:ascii="Aptos" w:hAnsi="Aptos" w:eastAsia="Aptos" w:cs="Aptos" w:asciiTheme="minorAscii" w:hAnsiTheme="minorAscii" w:eastAsiaTheme="minorAscii" w:cstheme="minorAscii"/>
-          <w:noProof w:val="0"/>
-          <w:lang w:val="da-DK"/>
-        </w:rPr>
-      </w:pPr>
-      <w:r>
-        <w:rPr>
-          <w:rFonts w:ascii="Aptos" w:hAnsi="Aptos" w:eastAsia="Aptos" w:cs="Aptos" w:asciiTheme="minorAscii" w:hAnsiTheme="minorAscii" w:eastAsiaTheme="minorAscii" w:cstheme="minorAscii"/>
-          <w:b w:val="1"/>
-          <w:bCs w:val="1"/>
-          <w:noProof w:val="0"/>
+          <w:lang w:val="da-DK"/>
+        </w:rPr>
+      </w:pPr>
+      <w:r>
+        <w:rPr>
+          <w:b/>
+          <w:bCs/>
           <w:lang w:val="da-DK"/>
         </w:rPr>
         <w:t xml:space="preserve"> </w:t>
@@ -1578,49 +846,29 @@
       <w:pPr>
         <w:spacing w:line="257" w:lineRule="auto"/>
         <w:rPr>
-          <w:rFonts w:ascii="Aptos" w:hAnsi="Aptos" w:eastAsia="Aptos" w:cs="Aptos" w:asciiTheme="minorAscii" w:hAnsiTheme="minorAscii" w:eastAsiaTheme="minorAscii" w:cstheme="minorAscii"/>
-          <w:b w:val="0"/>
-          <w:bCs w:val="0"/>
-          <w:noProof w:val="0"/>
-          <w:lang w:val="da-DK"/>
-        </w:rPr>
-      </w:pPr>
-      <w:r>
-        <w:rPr>
-          <w:rFonts w:ascii="Aptos" w:hAnsi="Aptos" w:eastAsia="Aptos" w:cs="Aptos" w:asciiTheme="minorAscii" w:hAnsiTheme="minorAscii" w:eastAsiaTheme="minorAscii" w:cstheme="minorAscii"/>
-          <w:b w:val="0"/>
-          <w:bCs w:val="0"/>
-          <w:noProof w:val="0"/>
+          <w:lang w:val="da-DK"/>
+        </w:rPr>
+      </w:pPr>
+      <w:r>
+        <w:rPr>
           <w:lang w:val="da-DK"/>
         </w:rPr>
         <w:t>Øvels</w:t>
       </w:r>
       <w:r>
         <w:rPr>
-          <w:rFonts w:ascii="Aptos" w:hAnsi="Aptos" w:eastAsia="Aptos" w:cs="Aptos" w:asciiTheme="minorAscii" w:hAnsiTheme="minorAscii" w:eastAsiaTheme="minorAscii" w:cstheme="minorAscii"/>
-          <w:b w:val="0"/>
-          <w:bCs w:val="0"/>
-          <w:noProof w:val="0"/>
           <w:lang w:val="da-DK"/>
         </w:rPr>
         <w:t>e</w:t>
       </w:r>
       <w:r>
         <w:rPr>
-          <w:rFonts w:ascii="Aptos" w:hAnsi="Aptos" w:eastAsia="Aptos" w:cs="Aptos" w:asciiTheme="minorAscii" w:hAnsiTheme="minorAscii" w:eastAsiaTheme="minorAscii" w:cstheme="minorAscii"/>
-          <w:b w:val="0"/>
-          <w:bCs w:val="0"/>
-          <w:noProof w:val="0"/>
           <w:lang w:val="da-DK"/>
         </w:rPr>
         <w:t xml:space="preserve"> 2</w:t>
       </w:r>
       <w:r>
         <w:rPr>
-          <w:rFonts w:ascii="Aptos" w:hAnsi="Aptos" w:eastAsia="Aptos" w:cs="Aptos" w:asciiTheme="minorAscii" w:hAnsiTheme="minorAscii" w:eastAsiaTheme="minorAscii" w:cstheme="minorAscii"/>
-          <w:b w:val="0"/>
-          <w:bCs w:val="0"/>
-          <w:noProof w:val="0"/>
           <w:lang w:val="da-DK"/>
         </w:rPr>
         <w:t>:</w:t>
@@ -1631,37 +879,29 @@
         <w:pStyle w:val="ListParagraph"/>
         <w:numPr>
           <w:ilvl w:val="0"/>
-          <w:numId w:val="5"/>
+          <w:numId w:val="6"/>
         </w:numPr>
         <w:spacing w:after="0" w:line="257" w:lineRule="auto"/>
         <w:rPr>
-          <w:rFonts w:ascii="Aptos" w:hAnsi="Aptos" w:eastAsia="Aptos" w:cs="Aptos" w:asciiTheme="minorAscii" w:hAnsiTheme="minorAscii" w:eastAsiaTheme="minorAscii" w:cstheme="minorAscii"/>
-          <w:noProof w:val="0"/>
-          <w:lang w:val="da-DK"/>
-        </w:rPr>
-      </w:pPr>
-      <w:r>
-        <w:rPr>
-          <w:rFonts w:ascii="Aptos" w:hAnsi="Aptos" w:eastAsia="Aptos" w:cs="Aptos" w:asciiTheme="minorAscii" w:hAnsiTheme="minorAscii" w:eastAsiaTheme="minorAscii" w:cstheme="minorAscii"/>
-          <w:noProof w:val="0"/>
+          <w:lang w:val="da-DK"/>
+        </w:rPr>
+      </w:pPr>
+      <w:r>
+        <w:rPr>
           <w:lang w:val="da-DK"/>
         </w:rPr>
         <w:t>I skal validere jeres HTML-kode for at sikre, at den følger gældende HTML-standarder og ikke indeholder fejl.</w:t>
       </w:r>
       <w:r>
         <w:rPr>
-          <w:rFonts w:ascii="Aptos" w:hAnsi="Aptos" w:eastAsia="Aptos" w:cs="Aptos" w:asciiTheme="minorAscii" w:hAnsiTheme="minorAscii" w:eastAsiaTheme="minorAscii" w:cstheme="minorAscii"/>
-          <w:noProof w:val="0"/>
           <w:lang w:val="da-DK"/>
         </w:rPr>
         <w:t xml:space="preserve"> </w:t>
       </w:r>
-      <w:hyperlink r:id="R75e5977a9802418b">
+      <w:hyperlink r:id="rId12">
         <w:r>
           <w:rPr>
             <w:rStyle w:val="Hyperlink"/>
-            <w:rFonts w:ascii="Aptos" w:hAnsi="Aptos" w:eastAsia="Aptos" w:cs="Aptos" w:asciiTheme="minorAscii" w:hAnsiTheme="minorAscii" w:eastAsiaTheme="minorAscii" w:cstheme="minorAscii"/>
-            <w:noProof w:val="0"/>
             <w:lang w:val="da-DK"/>
           </w:rPr>
           <w:t>https://validator.w3.org/</w:t>
@@ -1673,22 +913,17 @@
         <w:pStyle w:val="NormalWeb"/>
         <w:numPr>
           <w:ilvl w:val="0"/>
-          <w:numId w:val="5"/>
+          <w:numId w:val="6"/>
         </w:numPr>
         <w:rPr>
-          <w:rFonts w:ascii="Aptos" w:hAnsi="Aptos" w:eastAsia="Aptos" w:cs="Aptos" w:asciiTheme="minorAscii" w:hAnsiTheme="minorAscii" w:eastAsiaTheme="minorAscii" w:cstheme="minorAscii"/>
-          <w:noProof w:val="0"/>
-          <w:lang w:val="da-DK"/>
-        </w:rPr>
-      </w:pPr>
-      <w:r>
-        <w:rPr>
-          <w:rFonts w:ascii="Aptos" w:hAnsi="Aptos" w:eastAsia="Aptos" w:cs="Aptos" w:asciiTheme="minorAscii" w:hAnsiTheme="minorAscii" w:eastAsiaTheme="minorAscii" w:cstheme="minorAscii"/>
-          <w:noProof w:val="0"/>
-          <w:color w:val="auto"/>
-          <w:sz w:val="24"/>
-          <w:szCs w:val="24"/>
-          <w:lang w:val="da-DK" w:eastAsia="ja-JP" w:bidi="ar-SA"/>
+          <w:rFonts w:asciiTheme="minorHAnsi" w:eastAsiaTheme="minorEastAsia" w:hAnsiTheme="minorHAnsi" w:cstheme="minorBidi"/>
+          <w:lang w:val="da-DK"/>
+        </w:rPr>
+      </w:pPr>
+      <w:r>
+        <w:rPr>
+          <w:rFonts w:asciiTheme="minorHAnsi" w:eastAsiaTheme="minorEastAsia" w:hAnsiTheme="minorHAnsi" w:cstheme="minorBidi"/>
+          <w:lang w:val="da-DK" w:eastAsia="ja-JP"/>
         </w:rPr>
         <w:t>I skal dobbelttjekke mediefilernes filtyper og optimere billederne, så projektets samlede størrelse ikke bliver for stor.</w:t>
       </w:r>
@@ -1698,8 +933,6 @@
         <w:pStyle w:val="ListParagraph"/>
         <w:spacing w:after="0" w:line="257" w:lineRule="auto"/>
         <w:rPr>
-          <w:rFonts w:ascii="Aptos" w:hAnsi="Aptos" w:eastAsia="Aptos" w:cs="Aptos" w:asciiTheme="minorAscii" w:hAnsiTheme="minorAscii" w:eastAsiaTheme="minorAscii" w:cstheme="minorAscii"/>
-          <w:noProof w:val="0"/>
           <w:lang w:val="da-DK"/>
         </w:rPr>
       </w:pPr>
@@ -1709,8 +942,6 @@
         <w:pStyle w:val="ListParagraph"/>
         <w:spacing w:after="0" w:line="257" w:lineRule="auto"/>
         <w:rPr>
-          <w:rFonts w:ascii="Aptos" w:hAnsi="Aptos" w:eastAsia="Aptos" w:cs="Aptos" w:asciiTheme="minorAscii" w:hAnsiTheme="minorAscii" w:eastAsiaTheme="minorAscii" w:cstheme="minorAscii"/>
-          <w:noProof w:val="0"/>
           <w:lang w:val="da-DK"/>
         </w:rPr>
       </w:pPr>
@@ -1720,8 +951,6 @@
         <w:pStyle w:val="ListParagraph"/>
         <w:spacing w:after="0" w:line="257" w:lineRule="auto"/>
         <w:rPr>
-          <w:rFonts w:ascii="Aptos" w:hAnsi="Aptos" w:eastAsia="Aptos" w:cs="Aptos" w:asciiTheme="minorAscii" w:hAnsiTheme="minorAscii" w:eastAsiaTheme="minorAscii" w:cstheme="minorAscii"/>
-          <w:noProof w:val="0"/>
           <w:lang w:val="da-DK"/>
         </w:rPr>
       </w:pPr>
@@ -1731,22 +960,18 @@
         <w:spacing w:after="0" w:line="257" w:lineRule="auto"/>
         <w:ind w:left="720"/>
         <w:rPr>
-          <w:rFonts w:ascii="Aptos" w:hAnsi="Aptos" w:eastAsia="Aptos" w:cs="Aptos" w:asciiTheme="minorAscii" w:hAnsiTheme="minorAscii" w:eastAsiaTheme="minorAscii" w:cstheme="minorAscii"/>
-          <w:noProof w:val="0"/>
-          <w:lang w:val="da-DK"/>
-        </w:rPr>
-      </w:pPr>
-      <w:r>
-        <w:rPr>
-          <w:rFonts w:ascii="Aptos" w:hAnsi="Aptos" w:eastAsia="Aptos" w:cs="Aptos" w:asciiTheme="minorAscii" w:hAnsiTheme="minorAscii" w:eastAsiaTheme="minorAscii" w:cstheme="minorAscii"/>
-          <w:noProof w:val="0"/>
+          <w:lang w:val="da-DK"/>
+        </w:rPr>
+      </w:pPr>
+      <w:r>
+        <w:rPr>
           <w:lang w:val="da-DK"/>
         </w:rPr>
         <w:t xml:space="preserve"> </w:t>
       </w:r>
     </w:p>
     <w:sectPr>
-      <w:pgSz w:w="12240" w:h="15840" w:orient="portrait"/>
+      <w:pgSz w:w="12240" w:h="15840"/>
       <w:pgMar w:top="1440" w:right="1440" w:bottom="1440" w:left="1440" w:header="720" w:footer="720" w:gutter="0"/>
       <w:cols w:space="720"/>
       <w:docGrid w:linePitch="360"/>
@@ -1757,118 +982,6 @@
 
 <file path=word/numbering.xml><?xml version="1.0" encoding="utf-8"?>
 <w:numbering xmlns:wpc="http://schemas.microsoft.com/office/word/2010/wordprocessingCanvas" xmlns:cx="http://schemas.microsoft.com/office/drawing/2014/chartex" xmlns:cx1="http://schemas.microsoft.com/office/drawing/2015/9/8/chartex" xmlns:cx2="http://schemas.microsoft.com/office/drawing/2015/10/21/chartex" xmlns:cx3="http://schemas.microsoft.com/office/drawing/2016/5/9/chartex" xmlns:cx4="http://schemas.microsoft.com/office/drawing/2016/5/10/chartex" xmlns:cx5="http://schemas.microsoft.com/office/drawing/2016/5/11/chartex" xmlns:cx6="http://schemas.microsoft.com/office/drawing/2016/5/12/chartex" xmlns:cx7="http://schemas.microsoft.com/office/drawing/2016/5/13/chartex" xmlns:cx8="http://schemas.microsoft.com/office/drawing/2016/5/14/chartex" xmlns:mc="http://schemas.openxmlformats.org/markup-compatibility/2006" xmlns:m="http://schemas.openxmlformats.org/officeDocument/2006/math" xmlns:aink="http://schemas.microsoft.com/office/drawing/2016/ink" xmlns:am3d="http://schemas.microsoft.com/office/drawing/2017/model3d" xmlns:oel="http://schemas.microsoft.com/office/2019/extlst" xmlns:r="http://schemas.openxmlformats.org/officeDocument/2006/relationships" xmlns:wp14="http://schemas.microsoft.com/office/word/2010/wordprocessingDrawing" xmlns:wp="http://schemas.openxmlformats.org/drawingml/2006/wordprocessingDrawing" xmlns:wpg="http://schemas.microsoft.com/office/word/2010/wordprocessingGroup" xmlns:wpi="http://schemas.microsoft.com/office/word/2010/wordprocessingInk" xmlns:wps="http://schemas.microsoft.com/office/word/2010/wordprocessingShape" xmlns:o="urn:schemas-microsoft-com:office:office" xmlns:v="urn:schemas-microsoft-com:vml" xmlns:w10="urn:schemas-microsoft-com:office:word" xmlns:w="http://schemas.openxmlformats.org/wordprocessingml/2006/main" xmlns:w14="http://schemas.microsoft.com/office/word/2010/wordml" xmlns:w15="http://schemas.microsoft.com/office/word/2012/wordml" xmlns:w16cex="http://schemas.microsoft.com/office/word/2018/wordml/cex" xmlns:w16cid="http://schemas.microsoft.com/office/word/2016/wordml/cid" xmlns:w16="http://schemas.microsoft.com/office/word/2018/wordml" xmlns:w16sdtdh="http://schemas.microsoft.com/office/word/2020/wordml/sdtdatahash" xmlns:w16sdtfl="http://schemas.microsoft.com/office/word/2024/wordml/sdtformatlock" xmlns:w16se="http://schemas.microsoft.com/office/word/2015/wordml/symex" xmlns:w16du="http://schemas.microsoft.com/office/word/2023/wordml/word16du" xmlns:wne="http://schemas.microsoft.com/office/word/2006/wordml" mc:Ignorable="w14 w15 w16se w16cid w16 w16cex w16sdtdh w16sdtfl w16du wp14">
-  <w:abstractNum xmlns:w="http://schemas.openxmlformats.org/wordprocessingml/2006/main" w:abstractNumId="17">
-    <w:nsid w:val="7d1e05a3"/>
-    <w:multiLevelType xmlns:w="http://schemas.openxmlformats.org/wordprocessingml/2006/main" w:val="hybridMultilevel"/>
-    <w:lvl xmlns:w="http://schemas.openxmlformats.org/wordprocessingml/2006/main" w:ilvl="0">
-      <w:start w:val="1"/>
-      <w:numFmt w:val="bullet"/>
-      <w:lvlText w:val=""/>
-      <w:lvlJc w:val="left"/>
-      <w:pPr>
-        <w:ind w:left="720" w:hanging="360"/>
-      </w:pPr>
-      <w:rPr>
-        <w:rFonts w:hint="default" w:ascii="Symbol" w:hAnsi="Symbol"/>
-      </w:rPr>
-    </w:lvl>
-    <w:lvl xmlns:w="http://schemas.openxmlformats.org/wordprocessingml/2006/main" w:ilvl="1">
-      <w:start w:val="1"/>
-      <w:numFmt w:val="bullet"/>
-      <w:lvlText w:val="o"/>
-      <w:lvlJc w:val="left"/>
-      <w:pPr>
-        <w:ind w:left="1440" w:hanging="360"/>
-      </w:pPr>
-      <w:rPr>
-        <w:rFonts w:hint="default" w:ascii="Courier New" w:hAnsi="Courier New"/>
-      </w:rPr>
-    </w:lvl>
-    <w:lvl xmlns:w="http://schemas.openxmlformats.org/wordprocessingml/2006/main" w:ilvl="2">
-      <w:start w:val="1"/>
-      <w:numFmt w:val="bullet"/>
-      <w:lvlText w:val=""/>
-      <w:lvlJc w:val="left"/>
-      <w:pPr>
-        <w:ind w:left="2160" w:hanging="360"/>
-      </w:pPr>
-      <w:rPr>
-        <w:rFonts w:hint="default" w:ascii="Wingdings" w:hAnsi="Wingdings"/>
-      </w:rPr>
-    </w:lvl>
-    <w:lvl xmlns:w="http://schemas.openxmlformats.org/wordprocessingml/2006/main" w:ilvl="3">
-      <w:start w:val="1"/>
-      <w:numFmt w:val="bullet"/>
-      <w:lvlText w:val=""/>
-      <w:lvlJc w:val="left"/>
-      <w:pPr>
-        <w:ind w:left="2880" w:hanging="360"/>
-      </w:pPr>
-      <w:rPr>
-        <w:rFonts w:hint="default" w:ascii="Symbol" w:hAnsi="Symbol"/>
-      </w:rPr>
-    </w:lvl>
-    <w:lvl xmlns:w="http://schemas.openxmlformats.org/wordprocessingml/2006/main" w:ilvl="4">
-      <w:start w:val="1"/>
-      <w:numFmt w:val="bullet"/>
-      <w:lvlText w:val="o"/>
-      <w:lvlJc w:val="left"/>
-      <w:pPr>
-        <w:ind w:left="3600" w:hanging="360"/>
-      </w:pPr>
-      <w:rPr>
-        <w:rFonts w:hint="default" w:ascii="Courier New" w:hAnsi="Courier New"/>
-      </w:rPr>
-    </w:lvl>
-    <w:lvl xmlns:w="http://schemas.openxmlformats.org/wordprocessingml/2006/main" w:ilvl="5">
-      <w:start w:val="1"/>
-      <w:numFmt w:val="bullet"/>
-      <w:lvlText w:val=""/>
-      <w:lvlJc w:val="left"/>
-      <w:pPr>
-        <w:ind w:left="4320" w:hanging="360"/>
-      </w:pPr>
-      <w:rPr>
-        <w:rFonts w:hint="default" w:ascii="Wingdings" w:hAnsi="Wingdings"/>
-      </w:rPr>
-    </w:lvl>
-    <w:lvl xmlns:w="http://schemas.openxmlformats.org/wordprocessingml/2006/main" w:ilvl="6">
-      <w:start w:val="1"/>
-      <w:numFmt w:val="bullet"/>
-      <w:lvlText w:val=""/>
-      <w:lvlJc w:val="left"/>
-      <w:pPr>
-        <w:ind w:left="5040" w:hanging="360"/>
-      </w:pPr>
-      <w:rPr>
-        <w:rFonts w:hint="default" w:ascii="Symbol" w:hAnsi="Symbol"/>
-      </w:rPr>
-    </w:lvl>
-    <w:lvl xmlns:w="http://schemas.openxmlformats.org/wordprocessingml/2006/main" w:ilvl="7">
-      <w:start w:val="1"/>
-      <w:numFmt w:val="bullet"/>
-      <w:lvlText w:val="o"/>
-      <w:lvlJc w:val="left"/>
-      <w:pPr>
-        <w:ind w:left="5760" w:hanging="360"/>
-      </w:pPr>
-      <w:rPr>
-        <w:rFonts w:hint="default" w:ascii="Courier New" w:hAnsi="Courier New"/>
-      </w:rPr>
-    </w:lvl>
-    <w:lvl xmlns:w="http://schemas.openxmlformats.org/wordprocessingml/2006/main" w:ilvl="8">
-      <w:start w:val="1"/>
-      <w:numFmt w:val="bullet"/>
-      <w:lvlText w:val=""/>
-      <w:lvlJc w:val="left"/>
-      <w:pPr>
-        <w:ind w:left="6480" w:hanging="360"/>
-      </w:pPr>
-      <w:rPr>
-        <w:rFonts w:hint="default" w:ascii="Wingdings" w:hAnsi="Wingdings"/>
-      </w:rPr>
-    </w:lvl>
-  </w:abstractNum>
   <w:abstractNum w:abstractNumId="0" w15:restartNumberingAfterBreak="0">
     <w:nsid w:val="04F027DD"/>
     <w:multiLevelType w:val="multilevel"/>
@@ -1885,7 +998,7 @@
         <w:ind w:left="720" w:hanging="360"/>
       </w:pPr>
       <w:rPr>
-        <w:rFonts w:hint="default" w:ascii="Symbol" w:hAnsi="Symbol"/>
+        <w:rFonts w:ascii="Symbol" w:hAnsi="Symbol" w:hint="default"/>
         <w:sz w:val="20"/>
       </w:rPr>
     </w:lvl>
@@ -1901,7 +1014,7 @@
         <w:ind w:left="1440" w:hanging="360"/>
       </w:pPr>
       <w:rPr>
-        <w:rFonts w:hint="default" w:ascii="Courier New" w:hAnsi="Courier New"/>
+        <w:rFonts w:ascii="Courier New" w:hAnsi="Courier New" w:hint="default"/>
         <w:sz w:val="20"/>
       </w:rPr>
     </w:lvl>
@@ -1917,7 +1030,7 @@
         <w:ind w:left="2160" w:hanging="360"/>
       </w:pPr>
       <w:rPr>
-        <w:rFonts w:hint="default" w:ascii="Wingdings" w:hAnsi="Wingdings"/>
+        <w:rFonts w:ascii="Wingdings" w:hAnsi="Wingdings" w:hint="default"/>
         <w:sz w:val="20"/>
       </w:rPr>
     </w:lvl>
@@ -1933,7 +1046,7 @@
         <w:ind w:left="2880" w:hanging="360"/>
       </w:pPr>
       <w:rPr>
-        <w:rFonts w:hint="default" w:ascii="Wingdings" w:hAnsi="Wingdings"/>
+        <w:rFonts w:ascii="Wingdings" w:hAnsi="Wingdings" w:hint="default"/>
         <w:sz w:val="20"/>
       </w:rPr>
     </w:lvl>
@@ -1949,7 +1062,7 @@
         <w:ind w:left="3600" w:hanging="360"/>
       </w:pPr>
       <w:rPr>
-        <w:rFonts w:hint="default" w:ascii="Wingdings" w:hAnsi="Wingdings"/>
+        <w:rFonts w:ascii="Wingdings" w:hAnsi="Wingdings" w:hint="default"/>
         <w:sz w:val="20"/>
       </w:rPr>
     </w:lvl>
@@ -1965,7 +1078,7 @@
         <w:ind w:left="4320" w:hanging="360"/>
       </w:pPr>
       <w:rPr>
-        <w:rFonts w:hint="default" w:ascii="Wingdings" w:hAnsi="Wingdings"/>
+        <w:rFonts w:ascii="Wingdings" w:hAnsi="Wingdings" w:hint="default"/>
         <w:sz w:val="20"/>
       </w:rPr>
     </w:lvl>
@@ -1981,7 +1094,7 @@
         <w:ind w:left="5040" w:hanging="360"/>
       </w:pPr>
       <w:rPr>
-        <w:rFonts w:hint="default" w:ascii="Wingdings" w:hAnsi="Wingdings"/>
+        <w:rFonts w:ascii="Wingdings" w:hAnsi="Wingdings" w:hint="default"/>
         <w:sz w:val="20"/>
       </w:rPr>
     </w:lvl>
@@ -1997,7 +1110,7 @@
         <w:ind w:left="5760" w:hanging="360"/>
       </w:pPr>
       <w:rPr>
-        <w:rFonts w:hint="default" w:ascii="Wingdings" w:hAnsi="Wingdings"/>
+        <w:rFonts w:ascii="Wingdings" w:hAnsi="Wingdings" w:hint="default"/>
         <w:sz w:val="20"/>
       </w:rPr>
     </w:lvl>
@@ -2013,7 +1126,7 @@
         <w:ind w:left="6480" w:hanging="360"/>
       </w:pPr>
       <w:rPr>
-        <w:rFonts w:hint="default" w:ascii="Wingdings" w:hAnsi="Wingdings"/>
+        <w:rFonts w:ascii="Wingdings" w:hAnsi="Wingdings" w:hint="default"/>
         <w:sz w:val="20"/>
       </w:rPr>
     </w:lvl>
@@ -2034,7 +1147,7 @@
         <w:ind w:left="720" w:hanging="360"/>
       </w:pPr>
       <w:rPr>
-        <w:rFonts w:hint="default" w:ascii="Symbol" w:hAnsi="Symbol"/>
+        <w:rFonts w:ascii="Symbol" w:hAnsi="Symbol" w:hint="default"/>
         <w:sz w:val="20"/>
       </w:rPr>
     </w:lvl>
@@ -2050,7 +1163,7 @@
         <w:ind w:left="1440" w:hanging="360"/>
       </w:pPr>
       <w:rPr>
-        <w:rFonts w:hint="default" w:ascii="Courier New" w:hAnsi="Courier New"/>
+        <w:rFonts w:ascii="Courier New" w:hAnsi="Courier New" w:hint="default"/>
         <w:sz w:val="20"/>
       </w:rPr>
     </w:lvl>
@@ -2066,7 +1179,7 @@
         <w:ind w:left="2160" w:hanging="360"/>
       </w:pPr>
       <w:rPr>
-        <w:rFonts w:hint="default" w:ascii="Wingdings" w:hAnsi="Wingdings"/>
+        <w:rFonts w:ascii="Wingdings" w:hAnsi="Wingdings" w:hint="default"/>
         <w:sz w:val="20"/>
       </w:rPr>
     </w:lvl>
@@ -2082,7 +1195,7 @@
         <w:ind w:left="2880" w:hanging="360"/>
       </w:pPr>
       <w:rPr>
-        <w:rFonts w:hint="default" w:ascii="Wingdings" w:hAnsi="Wingdings"/>
+        <w:rFonts w:ascii="Wingdings" w:hAnsi="Wingdings" w:hint="default"/>
         <w:sz w:val="20"/>
       </w:rPr>
     </w:lvl>
@@ -2098,7 +1211,7 @@
         <w:ind w:left="3600" w:hanging="360"/>
       </w:pPr>
       <w:rPr>
-        <w:rFonts w:hint="default" w:ascii="Wingdings" w:hAnsi="Wingdings"/>
+        <w:rFonts w:ascii="Wingdings" w:hAnsi="Wingdings" w:hint="default"/>
         <w:sz w:val="20"/>
       </w:rPr>
     </w:lvl>
@@ -2114,7 +1227,7 @@
         <w:ind w:left="4320" w:hanging="360"/>
       </w:pPr>
       <w:rPr>
-        <w:rFonts w:hint="default" w:ascii="Wingdings" w:hAnsi="Wingdings"/>
+        <w:rFonts w:ascii="Wingdings" w:hAnsi="Wingdings" w:hint="default"/>
         <w:sz w:val="20"/>
       </w:rPr>
     </w:lvl>
@@ -2130,7 +1243,7 @@
         <w:ind w:left="5040" w:hanging="360"/>
       </w:pPr>
       <w:rPr>
-        <w:rFonts w:hint="default" w:ascii="Wingdings" w:hAnsi="Wingdings"/>
+        <w:rFonts w:ascii="Wingdings" w:hAnsi="Wingdings" w:hint="default"/>
         <w:sz w:val="20"/>
       </w:rPr>
     </w:lvl>
@@ -2146,7 +1259,7 @@
         <w:ind w:left="5760" w:hanging="360"/>
       </w:pPr>
       <w:rPr>
-        <w:rFonts w:hint="default" w:ascii="Wingdings" w:hAnsi="Wingdings"/>
+        <w:rFonts w:ascii="Wingdings" w:hAnsi="Wingdings" w:hint="default"/>
         <w:sz w:val="20"/>
       </w:rPr>
     </w:lvl>
@@ -2162,7 +1275,7 @@
         <w:ind w:left="6480" w:hanging="360"/>
       </w:pPr>
       <w:rPr>
-        <w:rFonts w:hint="default" w:ascii="Wingdings" w:hAnsi="Wingdings"/>
+        <w:rFonts w:ascii="Wingdings" w:hAnsi="Wingdings" w:hint="default"/>
         <w:sz w:val="20"/>
       </w:rPr>
     </w:lvl>
@@ -2183,7 +1296,7 @@
         <w:ind w:left="720" w:hanging="360"/>
       </w:pPr>
       <w:rPr>
-        <w:rFonts w:hint="default" w:ascii="Symbol" w:hAnsi="Symbol"/>
+        <w:rFonts w:ascii="Symbol" w:hAnsi="Symbol" w:hint="default"/>
         <w:sz w:val="20"/>
       </w:rPr>
     </w:lvl>
@@ -2199,7 +1312,7 @@
         <w:ind w:left="1440" w:hanging="360"/>
       </w:pPr>
       <w:rPr>
-        <w:rFonts w:hint="default" w:ascii="Courier New" w:hAnsi="Courier New"/>
+        <w:rFonts w:ascii="Courier New" w:hAnsi="Courier New" w:hint="default"/>
         <w:sz w:val="20"/>
       </w:rPr>
     </w:lvl>
@@ -2215,7 +1328,7 @@
         <w:ind w:left="2160" w:hanging="360"/>
       </w:pPr>
       <w:rPr>
-        <w:rFonts w:hint="default" w:ascii="Wingdings" w:hAnsi="Wingdings"/>
+        <w:rFonts w:ascii="Wingdings" w:hAnsi="Wingdings" w:hint="default"/>
         <w:sz w:val="20"/>
       </w:rPr>
     </w:lvl>
@@ -2231,7 +1344,7 @@
         <w:ind w:left="2880" w:hanging="360"/>
       </w:pPr>
       <w:rPr>
-        <w:rFonts w:hint="default" w:ascii="Wingdings" w:hAnsi="Wingdings"/>
+        <w:rFonts w:ascii="Wingdings" w:hAnsi="Wingdings" w:hint="default"/>
         <w:sz w:val="20"/>
       </w:rPr>
     </w:lvl>
@@ -2247,7 +1360,7 @@
         <w:ind w:left="3600" w:hanging="360"/>
       </w:pPr>
       <w:rPr>
-        <w:rFonts w:hint="default" w:ascii="Wingdings" w:hAnsi="Wingdings"/>
+        <w:rFonts w:ascii="Wingdings" w:hAnsi="Wingdings" w:hint="default"/>
         <w:sz w:val="20"/>
       </w:rPr>
     </w:lvl>
@@ -2263,7 +1376,7 @@
         <w:ind w:left="4320" w:hanging="360"/>
       </w:pPr>
       <w:rPr>
-        <w:rFonts w:hint="default" w:ascii="Wingdings" w:hAnsi="Wingdings"/>
+        <w:rFonts w:ascii="Wingdings" w:hAnsi="Wingdings" w:hint="default"/>
         <w:sz w:val="20"/>
       </w:rPr>
     </w:lvl>
@@ -2279,7 +1392,7 @@
         <w:ind w:left="5040" w:hanging="360"/>
       </w:pPr>
       <w:rPr>
-        <w:rFonts w:hint="default" w:ascii="Wingdings" w:hAnsi="Wingdings"/>
+        <w:rFonts w:ascii="Wingdings" w:hAnsi="Wingdings" w:hint="default"/>
         <w:sz w:val="20"/>
       </w:rPr>
     </w:lvl>
@@ -2295,7 +1408,7 @@
         <w:ind w:left="5760" w:hanging="360"/>
       </w:pPr>
       <w:rPr>
-        <w:rFonts w:hint="default" w:ascii="Wingdings" w:hAnsi="Wingdings"/>
+        <w:rFonts w:ascii="Wingdings" w:hAnsi="Wingdings" w:hint="default"/>
         <w:sz w:val="20"/>
       </w:rPr>
     </w:lvl>
@@ -2311,7 +1424,7 @@
         <w:ind w:left="6480" w:hanging="360"/>
       </w:pPr>
       <w:rPr>
-        <w:rFonts w:hint="default" w:ascii="Wingdings" w:hAnsi="Wingdings"/>
+        <w:rFonts w:ascii="Wingdings" w:hAnsi="Wingdings" w:hint="default"/>
         <w:sz w:val="20"/>
       </w:rPr>
     </w:lvl>
@@ -2332,7 +1445,7 @@
         <w:ind w:left="720" w:hanging="360"/>
       </w:pPr>
       <w:rPr>
-        <w:rFonts w:hint="default" w:ascii="Symbol" w:hAnsi="Symbol"/>
+        <w:rFonts w:ascii="Symbol" w:hAnsi="Symbol" w:hint="default"/>
         <w:sz w:val="20"/>
       </w:rPr>
     </w:lvl>
@@ -2348,7 +1461,7 @@
         <w:ind w:left="1440" w:hanging="360"/>
       </w:pPr>
       <w:rPr>
-        <w:rFonts w:hint="default" w:ascii="Courier New" w:hAnsi="Courier New"/>
+        <w:rFonts w:ascii="Courier New" w:hAnsi="Courier New" w:hint="default"/>
         <w:sz w:val="20"/>
       </w:rPr>
     </w:lvl>
@@ -2364,7 +1477,7 @@
         <w:ind w:left="2160" w:hanging="360"/>
       </w:pPr>
       <w:rPr>
-        <w:rFonts w:hint="default" w:ascii="Wingdings" w:hAnsi="Wingdings"/>
+        <w:rFonts w:ascii="Wingdings" w:hAnsi="Wingdings" w:hint="default"/>
         <w:sz w:val="20"/>
       </w:rPr>
     </w:lvl>
@@ -2380,7 +1493,7 @@
         <w:ind w:left="2880" w:hanging="360"/>
       </w:pPr>
       <w:rPr>
-        <w:rFonts w:hint="default" w:ascii="Wingdings" w:hAnsi="Wingdings"/>
+        <w:rFonts w:ascii="Wingdings" w:hAnsi="Wingdings" w:hint="default"/>
         <w:sz w:val="20"/>
       </w:rPr>
     </w:lvl>
@@ -2396,7 +1509,7 @@
         <w:ind w:left="3600" w:hanging="360"/>
       </w:pPr>
       <w:rPr>
-        <w:rFonts w:hint="default" w:ascii="Wingdings" w:hAnsi="Wingdings"/>
+        <w:rFonts w:ascii="Wingdings" w:hAnsi="Wingdings" w:hint="default"/>
         <w:sz w:val="20"/>
       </w:rPr>
     </w:lvl>
@@ -2412,7 +1525,7 @@
         <w:ind w:left="4320" w:hanging="360"/>
       </w:pPr>
       <w:rPr>
-        <w:rFonts w:hint="default" w:ascii="Wingdings" w:hAnsi="Wingdings"/>
+        <w:rFonts w:ascii="Wingdings" w:hAnsi="Wingdings" w:hint="default"/>
         <w:sz w:val="20"/>
       </w:rPr>
     </w:lvl>
@@ -2428,7 +1541,7 @@
         <w:ind w:left="5040" w:hanging="360"/>
       </w:pPr>
       <w:rPr>
-        <w:rFonts w:hint="default" w:ascii="Wingdings" w:hAnsi="Wingdings"/>
+        <w:rFonts w:ascii="Wingdings" w:hAnsi="Wingdings" w:hint="default"/>
         <w:sz w:val="20"/>
       </w:rPr>
     </w:lvl>
@@ -2444,7 +1557,7 @@
         <w:ind w:left="5760" w:hanging="360"/>
       </w:pPr>
       <w:rPr>
-        <w:rFonts w:hint="default" w:ascii="Wingdings" w:hAnsi="Wingdings"/>
+        <w:rFonts w:ascii="Wingdings" w:hAnsi="Wingdings" w:hint="default"/>
         <w:sz w:val="20"/>
       </w:rPr>
     </w:lvl>
@@ -2460,7 +1573,7 @@
         <w:ind w:left="6480" w:hanging="360"/>
       </w:pPr>
       <w:rPr>
-        <w:rFonts w:hint="default" w:ascii="Wingdings" w:hAnsi="Wingdings"/>
+        <w:rFonts w:ascii="Wingdings" w:hAnsi="Wingdings" w:hint="default"/>
         <w:sz w:val="20"/>
       </w:rPr>
     </w:lvl>
@@ -2567,7 +1680,7 @@
         <w:ind w:left="720" w:hanging="360"/>
       </w:pPr>
       <w:rPr>
-        <w:rFonts w:hint="default" w:ascii="Symbol" w:hAnsi="Symbol"/>
+        <w:rFonts w:ascii="Symbol" w:hAnsi="Symbol" w:hint="default"/>
         <w:sz w:val="20"/>
       </w:rPr>
     </w:lvl>
@@ -2583,7 +1696,7 @@
         <w:ind w:left="1440" w:hanging="360"/>
       </w:pPr>
       <w:rPr>
-        <w:rFonts w:hint="default" w:ascii="Courier New" w:hAnsi="Courier New"/>
+        <w:rFonts w:ascii="Courier New" w:hAnsi="Courier New" w:hint="default"/>
         <w:sz w:val="20"/>
       </w:rPr>
     </w:lvl>
@@ -2599,7 +1712,7 @@
         <w:ind w:left="2160" w:hanging="360"/>
       </w:pPr>
       <w:rPr>
-        <w:rFonts w:hint="default" w:ascii="Wingdings" w:hAnsi="Wingdings"/>
+        <w:rFonts w:ascii="Wingdings" w:hAnsi="Wingdings" w:hint="default"/>
         <w:sz w:val="20"/>
       </w:rPr>
     </w:lvl>
@@ -2615,7 +1728,7 @@
         <w:ind w:left="2880" w:hanging="360"/>
       </w:pPr>
       <w:rPr>
-        <w:rFonts w:hint="default" w:ascii="Wingdings" w:hAnsi="Wingdings"/>
+        <w:rFonts w:ascii="Wingdings" w:hAnsi="Wingdings" w:hint="default"/>
         <w:sz w:val="20"/>
       </w:rPr>
     </w:lvl>
@@ -2631,7 +1744,7 @@
         <w:ind w:left="3600" w:hanging="360"/>
       </w:pPr>
       <w:rPr>
-        <w:rFonts w:hint="default" w:ascii="Wingdings" w:hAnsi="Wingdings"/>
+        <w:rFonts w:ascii="Wingdings" w:hAnsi="Wingdings" w:hint="default"/>
         <w:sz w:val="20"/>
       </w:rPr>
     </w:lvl>
@@ -2647,7 +1760,7 @@
         <w:ind w:left="4320" w:hanging="360"/>
       </w:pPr>
       <w:rPr>
-        <w:rFonts w:hint="default" w:ascii="Wingdings" w:hAnsi="Wingdings"/>
+        <w:rFonts w:ascii="Wingdings" w:hAnsi="Wingdings" w:hint="default"/>
         <w:sz w:val="20"/>
       </w:rPr>
     </w:lvl>
@@ -2663,7 +1776,7 @@
         <w:ind w:left="5040" w:hanging="360"/>
       </w:pPr>
       <w:rPr>
-        <w:rFonts w:hint="default" w:ascii="Wingdings" w:hAnsi="Wingdings"/>
+        <w:rFonts w:ascii="Wingdings" w:hAnsi="Wingdings" w:hint="default"/>
         <w:sz w:val="20"/>
       </w:rPr>
     </w:lvl>
@@ -2679,7 +1792,7 @@
         <w:ind w:left="5760" w:hanging="360"/>
       </w:pPr>
       <w:rPr>
-        <w:rFonts w:hint="default" w:ascii="Wingdings" w:hAnsi="Wingdings"/>
+        <w:rFonts w:ascii="Wingdings" w:hAnsi="Wingdings" w:hint="default"/>
         <w:sz w:val="20"/>
       </w:rPr>
     </w:lvl>
@@ -2695,7 +1808,7 @@
         <w:ind w:left="6480" w:hanging="360"/>
       </w:pPr>
       <w:rPr>
-        <w:rFonts w:hint="default" w:ascii="Wingdings" w:hAnsi="Wingdings"/>
+        <w:rFonts w:ascii="Wingdings" w:hAnsi="Wingdings" w:hint="default"/>
         <w:sz w:val="20"/>
       </w:rPr>
     </w:lvl>
@@ -2716,7 +1829,7 @@
         <w:ind w:left="720" w:hanging="360"/>
       </w:pPr>
       <w:rPr>
-        <w:rFonts w:hint="default" w:ascii="Symbol" w:hAnsi="Symbol"/>
+        <w:rFonts w:ascii="Symbol" w:hAnsi="Symbol" w:hint="default"/>
         <w:sz w:val="20"/>
       </w:rPr>
     </w:lvl>
@@ -2732,7 +1845,7 @@
         <w:ind w:left="1440" w:hanging="360"/>
       </w:pPr>
       <w:rPr>
-        <w:rFonts w:hint="default" w:ascii="Courier New" w:hAnsi="Courier New"/>
+        <w:rFonts w:ascii="Courier New" w:hAnsi="Courier New" w:hint="default"/>
         <w:sz w:val="20"/>
       </w:rPr>
     </w:lvl>
@@ -2748,7 +1861,7 @@
         <w:ind w:left="2160" w:hanging="360"/>
       </w:pPr>
       <w:rPr>
-        <w:rFonts w:hint="default" w:ascii="Wingdings" w:hAnsi="Wingdings"/>
+        <w:rFonts w:ascii="Wingdings" w:hAnsi="Wingdings" w:hint="default"/>
         <w:sz w:val="20"/>
       </w:rPr>
     </w:lvl>
@@ -2764,7 +1877,7 @@
         <w:ind w:left="2880" w:hanging="360"/>
       </w:pPr>
       <w:rPr>
-        <w:rFonts w:hint="default" w:ascii="Wingdings" w:hAnsi="Wingdings"/>
+        <w:rFonts w:ascii="Wingdings" w:hAnsi="Wingdings" w:hint="default"/>
         <w:sz w:val="20"/>
       </w:rPr>
     </w:lvl>
@@ -2780,7 +1893,7 @@
         <w:ind w:left="3600" w:hanging="360"/>
       </w:pPr>
       <w:rPr>
-        <w:rFonts w:hint="default" w:ascii="Wingdings" w:hAnsi="Wingdings"/>
+        <w:rFonts w:ascii="Wingdings" w:hAnsi="Wingdings" w:hint="default"/>
         <w:sz w:val="20"/>
       </w:rPr>
     </w:lvl>
@@ -2796,7 +1909,7 @@
         <w:ind w:left="4320" w:hanging="360"/>
       </w:pPr>
       <w:rPr>
-        <w:rFonts w:hint="default" w:ascii="Wingdings" w:hAnsi="Wingdings"/>
+        <w:rFonts w:ascii="Wingdings" w:hAnsi="Wingdings" w:hint="default"/>
         <w:sz w:val="20"/>
       </w:rPr>
     </w:lvl>
@@ -2812,7 +1925,7 @@
         <w:ind w:left="5040" w:hanging="360"/>
       </w:pPr>
       <w:rPr>
-        <w:rFonts w:hint="default" w:ascii="Wingdings" w:hAnsi="Wingdings"/>
+        <w:rFonts w:ascii="Wingdings" w:hAnsi="Wingdings" w:hint="default"/>
         <w:sz w:val="20"/>
       </w:rPr>
     </w:lvl>
@@ -2828,7 +1941,7 @@
         <w:ind w:left="5760" w:hanging="360"/>
       </w:pPr>
       <w:rPr>
-        <w:rFonts w:hint="default" w:ascii="Wingdings" w:hAnsi="Wingdings"/>
+        <w:rFonts w:ascii="Wingdings" w:hAnsi="Wingdings" w:hint="default"/>
         <w:sz w:val="20"/>
       </w:rPr>
     </w:lvl>
@@ -2844,7 +1957,7 @@
         <w:ind w:left="6480" w:hanging="360"/>
       </w:pPr>
       <w:rPr>
-        <w:rFonts w:hint="default" w:ascii="Wingdings" w:hAnsi="Wingdings"/>
+        <w:rFonts w:ascii="Wingdings" w:hAnsi="Wingdings" w:hint="default"/>
         <w:sz w:val="20"/>
       </w:rPr>
     </w:lvl>
@@ -2865,7 +1978,7 @@
         <w:ind w:left="720" w:hanging="360"/>
       </w:pPr>
       <w:rPr>
-        <w:rFonts w:hint="default" w:ascii="Symbol" w:hAnsi="Symbol"/>
+        <w:rFonts w:ascii="Symbol" w:hAnsi="Symbol" w:hint="default"/>
         <w:sz w:val="20"/>
       </w:rPr>
     </w:lvl>
@@ -2881,7 +1994,7 @@
         <w:ind w:left="1440" w:hanging="360"/>
       </w:pPr>
       <w:rPr>
-        <w:rFonts w:hint="default" w:ascii="Courier New" w:hAnsi="Courier New"/>
+        <w:rFonts w:ascii="Courier New" w:hAnsi="Courier New" w:hint="default"/>
         <w:sz w:val="20"/>
       </w:rPr>
     </w:lvl>
@@ -2897,7 +2010,7 @@
         <w:ind w:left="2160" w:hanging="360"/>
       </w:pPr>
       <w:rPr>
-        <w:rFonts w:hint="default" w:ascii="Wingdings" w:hAnsi="Wingdings"/>
+        <w:rFonts w:ascii="Wingdings" w:hAnsi="Wingdings" w:hint="default"/>
         <w:sz w:val="20"/>
       </w:rPr>
     </w:lvl>
@@ -2913,7 +2026,7 @@
         <w:ind w:left="2880" w:hanging="360"/>
       </w:pPr>
       <w:rPr>
-        <w:rFonts w:hint="default" w:ascii="Wingdings" w:hAnsi="Wingdings"/>
+        <w:rFonts w:ascii="Wingdings" w:hAnsi="Wingdings" w:hint="default"/>
         <w:sz w:val="20"/>
       </w:rPr>
     </w:lvl>
@@ -2929,7 +2042,7 @@
         <w:ind w:left="3600" w:hanging="360"/>
       </w:pPr>
       <w:rPr>
-        <w:rFonts w:hint="default" w:ascii="Wingdings" w:hAnsi="Wingdings"/>
+        <w:rFonts w:ascii="Wingdings" w:hAnsi="Wingdings" w:hint="default"/>
         <w:sz w:val="20"/>
       </w:rPr>
     </w:lvl>
@@ -2945,7 +2058,7 @@
         <w:ind w:left="4320" w:hanging="360"/>
       </w:pPr>
       <w:rPr>
-        <w:rFonts w:hint="default" w:ascii="Wingdings" w:hAnsi="Wingdings"/>
+        <w:rFonts w:ascii="Wingdings" w:hAnsi="Wingdings" w:hint="default"/>
         <w:sz w:val="20"/>
       </w:rPr>
     </w:lvl>
@@ -2961,7 +2074,7 @@
         <w:ind w:left="5040" w:hanging="360"/>
       </w:pPr>
       <w:rPr>
-        <w:rFonts w:hint="default" w:ascii="Wingdings" w:hAnsi="Wingdings"/>
+        <w:rFonts w:ascii="Wingdings" w:hAnsi="Wingdings" w:hint="default"/>
         <w:sz w:val="20"/>
       </w:rPr>
     </w:lvl>
@@ -2977,7 +2090,7 @@
         <w:ind w:left="5760" w:hanging="360"/>
       </w:pPr>
       <w:rPr>
-        <w:rFonts w:hint="default" w:ascii="Wingdings" w:hAnsi="Wingdings"/>
+        <w:rFonts w:ascii="Wingdings" w:hAnsi="Wingdings" w:hint="default"/>
         <w:sz w:val="20"/>
       </w:rPr>
     </w:lvl>
@@ -2993,7 +2106,7 @@
         <w:ind w:left="6480" w:hanging="360"/>
       </w:pPr>
       <w:rPr>
-        <w:rFonts w:hint="default" w:ascii="Wingdings" w:hAnsi="Wingdings"/>
+        <w:rFonts w:ascii="Wingdings" w:hAnsi="Wingdings" w:hint="default"/>
         <w:sz w:val="20"/>
       </w:rPr>
     </w:lvl>
@@ -3014,7 +2127,7 @@
         <w:ind w:left="720" w:hanging="360"/>
       </w:pPr>
       <w:rPr>
-        <w:rFonts w:hint="default" w:ascii="Symbol" w:hAnsi="Symbol"/>
+        <w:rFonts w:ascii="Symbol" w:hAnsi="Symbol" w:hint="default"/>
         <w:sz w:val="20"/>
       </w:rPr>
     </w:lvl>
@@ -3030,7 +2143,7 @@
         <w:ind w:left="1440" w:hanging="360"/>
       </w:pPr>
       <w:rPr>
-        <w:rFonts w:hint="default" w:ascii="Courier New" w:hAnsi="Courier New"/>
+        <w:rFonts w:ascii="Courier New" w:hAnsi="Courier New" w:hint="default"/>
         <w:sz w:val="20"/>
       </w:rPr>
     </w:lvl>
@@ -3046,7 +2159,7 @@
         <w:ind w:left="2160" w:hanging="360"/>
       </w:pPr>
       <w:rPr>
-        <w:rFonts w:hint="default" w:ascii="Wingdings" w:hAnsi="Wingdings"/>
+        <w:rFonts w:ascii="Wingdings" w:hAnsi="Wingdings" w:hint="default"/>
         <w:sz w:val="20"/>
       </w:rPr>
     </w:lvl>
@@ -3062,7 +2175,7 @@
         <w:ind w:left="2880" w:hanging="360"/>
       </w:pPr>
       <w:rPr>
-        <w:rFonts w:hint="default" w:ascii="Wingdings" w:hAnsi="Wingdings"/>
+        <w:rFonts w:ascii="Wingdings" w:hAnsi="Wingdings" w:hint="default"/>
         <w:sz w:val="20"/>
       </w:rPr>
     </w:lvl>
@@ -3078,7 +2191,7 @@
         <w:ind w:left="3600" w:hanging="360"/>
       </w:pPr>
       <w:rPr>
-        <w:rFonts w:hint="default" w:ascii="Wingdings" w:hAnsi="Wingdings"/>
+        <w:rFonts w:ascii="Wingdings" w:hAnsi="Wingdings" w:hint="default"/>
         <w:sz w:val="20"/>
       </w:rPr>
     </w:lvl>
@@ -3094,7 +2207,7 @@
         <w:ind w:left="4320" w:hanging="360"/>
       </w:pPr>
       <w:rPr>
-        <w:rFonts w:hint="default" w:ascii="Wingdings" w:hAnsi="Wingdings"/>
+        <w:rFonts w:ascii="Wingdings" w:hAnsi="Wingdings" w:hint="default"/>
         <w:sz w:val="20"/>
       </w:rPr>
     </w:lvl>
@@ -3110,7 +2223,7 @@
         <w:ind w:left="5040" w:hanging="360"/>
       </w:pPr>
       <w:rPr>
-        <w:rFonts w:hint="default" w:ascii="Wingdings" w:hAnsi="Wingdings"/>
+        <w:rFonts w:ascii="Wingdings" w:hAnsi="Wingdings" w:hint="default"/>
         <w:sz w:val="20"/>
       </w:rPr>
     </w:lvl>
@@ -3126,7 +2239,7 @@
         <w:ind w:left="5760" w:hanging="360"/>
       </w:pPr>
       <w:rPr>
-        <w:rFonts w:hint="default" w:ascii="Wingdings" w:hAnsi="Wingdings"/>
+        <w:rFonts w:ascii="Wingdings" w:hAnsi="Wingdings" w:hint="default"/>
         <w:sz w:val="20"/>
       </w:rPr>
     </w:lvl>
@@ -3142,7 +2255,7 @@
         <w:ind w:left="6480" w:hanging="360"/>
       </w:pPr>
       <w:rPr>
-        <w:rFonts w:hint="default" w:ascii="Wingdings" w:hAnsi="Wingdings"/>
+        <w:rFonts w:ascii="Wingdings" w:hAnsi="Wingdings" w:hint="default"/>
         <w:sz w:val="20"/>
       </w:rPr>
     </w:lvl>
@@ -3160,7 +2273,7 @@
         <w:ind w:left="720" w:hanging="360"/>
       </w:pPr>
       <w:rPr>
-        <w:rFonts w:hint="default" w:ascii="Symbol" w:hAnsi="Symbol"/>
+        <w:rFonts w:ascii="Symbol" w:hAnsi="Symbol" w:hint="default"/>
       </w:rPr>
     </w:lvl>
     <w:lvl w:ilvl="1" w:tplc="C1A0D2EE">
@@ -3172,7 +2285,7 @@
         <w:ind w:left="1440" w:hanging="360"/>
       </w:pPr>
       <w:rPr>
-        <w:rFonts w:hint="default" w:ascii="Courier New" w:hAnsi="Courier New"/>
+        <w:rFonts w:ascii="Courier New" w:hAnsi="Courier New" w:hint="default"/>
       </w:rPr>
     </w:lvl>
     <w:lvl w:ilvl="2" w:tplc="AEFEBBA8">
@@ -3184,7 +2297,7 @@
         <w:ind w:left="2160" w:hanging="360"/>
       </w:pPr>
       <w:rPr>
-        <w:rFonts w:hint="default" w:ascii="Wingdings" w:hAnsi="Wingdings"/>
+        <w:rFonts w:ascii="Wingdings" w:hAnsi="Wingdings" w:hint="default"/>
       </w:rPr>
     </w:lvl>
     <w:lvl w:ilvl="3" w:tplc="92C649C0">
@@ -3196,7 +2309,7 @@
         <w:ind w:left="2880" w:hanging="360"/>
       </w:pPr>
       <w:rPr>
-        <w:rFonts w:hint="default" w:ascii="Symbol" w:hAnsi="Symbol"/>
+        <w:rFonts w:ascii="Symbol" w:hAnsi="Symbol" w:hint="default"/>
       </w:rPr>
     </w:lvl>
     <w:lvl w:ilvl="4" w:tplc="9D2E885C">
@@ -3208,7 +2321,7 @@
         <w:ind w:left="3600" w:hanging="360"/>
       </w:pPr>
       <w:rPr>
-        <w:rFonts w:hint="default" w:ascii="Courier New" w:hAnsi="Courier New"/>
+        <w:rFonts w:ascii="Courier New" w:hAnsi="Courier New" w:hint="default"/>
       </w:rPr>
     </w:lvl>
     <w:lvl w:ilvl="5" w:tplc="D24C6BF8">
@@ -3220,7 +2333,7 @@
         <w:ind w:left="4320" w:hanging="360"/>
       </w:pPr>
       <w:rPr>
-        <w:rFonts w:hint="default" w:ascii="Wingdings" w:hAnsi="Wingdings"/>
+        <w:rFonts w:ascii="Wingdings" w:hAnsi="Wingdings" w:hint="default"/>
       </w:rPr>
     </w:lvl>
     <w:lvl w:ilvl="6" w:tplc="6EBA7206">
@@ -3232,7 +2345,7 @@
         <w:ind w:left="5040" w:hanging="360"/>
       </w:pPr>
       <w:rPr>
-        <w:rFonts w:hint="default" w:ascii="Symbol" w:hAnsi="Symbol"/>
+        <w:rFonts w:ascii="Symbol" w:hAnsi="Symbol" w:hint="default"/>
       </w:rPr>
     </w:lvl>
     <w:lvl w:ilvl="7" w:tplc="EE36412A">
@@ -3244,7 +2357,7 @@
         <w:ind w:left="5760" w:hanging="360"/>
       </w:pPr>
       <w:rPr>
-        <w:rFonts w:hint="default" w:ascii="Courier New" w:hAnsi="Courier New"/>
+        <w:rFonts w:ascii="Courier New" w:hAnsi="Courier New" w:hint="default"/>
       </w:rPr>
     </w:lvl>
     <w:lvl w:ilvl="8" w:tplc="4E520416">
@@ -3256,7 +2369,7 @@
         <w:ind w:left="6480" w:hanging="360"/>
       </w:pPr>
       <w:rPr>
-        <w:rFonts w:hint="default" w:ascii="Wingdings" w:hAnsi="Wingdings"/>
+        <w:rFonts w:ascii="Wingdings" w:hAnsi="Wingdings" w:hint="default"/>
       </w:rPr>
     </w:lvl>
   </w:abstractNum>
@@ -3386,7 +2499,7 @@
         <w:ind w:left="720" w:hanging="360"/>
       </w:pPr>
       <w:rPr>
-        <w:rFonts w:hint="default" w:ascii="Symbol" w:hAnsi="Symbol"/>
+        <w:rFonts w:ascii="Symbol" w:hAnsi="Symbol" w:hint="default"/>
       </w:rPr>
     </w:lvl>
     <w:lvl w:ilvl="1" w:tplc="EF7E614E">
@@ -3398,7 +2511,7 @@
         <w:ind w:left="1440" w:hanging="360"/>
       </w:pPr>
       <w:rPr>
-        <w:rFonts w:hint="default" w:ascii="Courier New" w:hAnsi="Courier New"/>
+        <w:rFonts w:ascii="Courier New" w:hAnsi="Courier New" w:hint="default"/>
       </w:rPr>
     </w:lvl>
     <w:lvl w:ilvl="2" w:tplc="43BA94DA">
@@ -3410,7 +2523,7 @@
         <w:ind w:left="2160" w:hanging="360"/>
       </w:pPr>
       <w:rPr>
-        <w:rFonts w:hint="default" w:ascii="Wingdings" w:hAnsi="Wingdings"/>
+        <w:rFonts w:ascii="Wingdings" w:hAnsi="Wingdings" w:hint="default"/>
       </w:rPr>
     </w:lvl>
     <w:lvl w:ilvl="3" w:tplc="D8B67D54">
@@ -3422,7 +2535,7 @@
         <w:ind w:left="2880" w:hanging="360"/>
       </w:pPr>
       <w:rPr>
-        <w:rFonts w:hint="default" w:ascii="Symbol" w:hAnsi="Symbol"/>
+        <w:rFonts w:ascii="Symbol" w:hAnsi="Symbol" w:hint="default"/>
       </w:rPr>
     </w:lvl>
     <w:lvl w:ilvl="4" w:tplc="829613EA">
@@ -3434,7 +2547,7 @@
         <w:ind w:left="3600" w:hanging="360"/>
       </w:pPr>
       <w:rPr>
-        <w:rFonts w:hint="default" w:ascii="Courier New" w:hAnsi="Courier New"/>
+        <w:rFonts w:ascii="Courier New" w:hAnsi="Courier New" w:hint="default"/>
       </w:rPr>
     </w:lvl>
     <w:lvl w:ilvl="5" w:tplc="3BB88F96">
@@ -3446,7 +2559,7 @@
         <w:ind w:left="4320" w:hanging="360"/>
       </w:pPr>
       <w:rPr>
-        <w:rFonts w:hint="default" w:ascii="Wingdings" w:hAnsi="Wingdings"/>
+        <w:rFonts w:ascii="Wingdings" w:hAnsi="Wingdings" w:hint="default"/>
       </w:rPr>
     </w:lvl>
     <w:lvl w:ilvl="6" w:tplc="D9DC7A0E">
@@ -3458,7 +2571,7 @@
         <w:ind w:left="5040" w:hanging="360"/>
       </w:pPr>
       <w:rPr>
-        <w:rFonts w:hint="default" w:ascii="Symbol" w:hAnsi="Symbol"/>
+        <w:rFonts w:ascii="Symbol" w:hAnsi="Symbol" w:hint="default"/>
       </w:rPr>
     </w:lvl>
     <w:lvl w:ilvl="7" w:tplc="D4B6E506">
@@ -3470,7 +2583,7 @@
         <w:ind w:left="5760" w:hanging="360"/>
       </w:pPr>
       <w:rPr>
-        <w:rFonts w:hint="default" w:ascii="Courier New" w:hAnsi="Courier New"/>
+        <w:rFonts w:ascii="Courier New" w:hAnsi="Courier New" w:hint="default"/>
       </w:rPr>
     </w:lvl>
     <w:lvl w:ilvl="8" w:tplc="CC52F13A">
@@ -3482,7 +2595,7 @@
         <w:ind w:left="6480" w:hanging="360"/>
       </w:pPr>
       <w:rPr>
-        <w:rFonts w:hint="default" w:ascii="Wingdings" w:hAnsi="Wingdings"/>
+        <w:rFonts w:ascii="Wingdings" w:hAnsi="Wingdings" w:hint="default"/>
       </w:rPr>
     </w:lvl>
   </w:abstractNum>
@@ -3502,7 +2615,7 @@
         <w:ind w:left="720" w:hanging="360"/>
       </w:pPr>
       <w:rPr>
-        <w:rFonts w:hint="default" w:ascii="Symbol" w:hAnsi="Symbol"/>
+        <w:rFonts w:ascii="Symbol" w:hAnsi="Symbol" w:hint="default"/>
         <w:sz w:val="20"/>
       </w:rPr>
     </w:lvl>
@@ -3518,7 +2631,7 @@
         <w:ind w:left="1440" w:hanging="360"/>
       </w:pPr>
       <w:rPr>
-        <w:rFonts w:hint="default" w:ascii="Courier New" w:hAnsi="Courier New"/>
+        <w:rFonts w:ascii="Courier New" w:hAnsi="Courier New" w:hint="default"/>
         <w:sz w:val="20"/>
       </w:rPr>
     </w:lvl>
@@ -3534,7 +2647,7 @@
         <w:ind w:left="2160" w:hanging="360"/>
       </w:pPr>
       <w:rPr>
-        <w:rFonts w:hint="default" w:ascii="Wingdings" w:hAnsi="Wingdings"/>
+        <w:rFonts w:ascii="Wingdings" w:hAnsi="Wingdings" w:hint="default"/>
         <w:sz w:val="20"/>
       </w:rPr>
     </w:lvl>
@@ -3550,7 +2663,7 @@
         <w:ind w:left="2880" w:hanging="360"/>
       </w:pPr>
       <w:rPr>
-        <w:rFonts w:hint="default" w:ascii="Wingdings" w:hAnsi="Wingdings"/>
+        <w:rFonts w:ascii="Wingdings" w:hAnsi="Wingdings" w:hint="default"/>
         <w:sz w:val="20"/>
       </w:rPr>
     </w:lvl>
@@ -3566,7 +2679,7 @@
         <w:ind w:left="3600" w:hanging="360"/>
       </w:pPr>
       <w:rPr>
-        <w:rFonts w:hint="default" w:ascii="Wingdings" w:hAnsi="Wingdings"/>
+        <w:rFonts w:ascii="Wingdings" w:hAnsi="Wingdings" w:hint="default"/>
         <w:sz w:val="20"/>
       </w:rPr>
     </w:lvl>
@@ -3582,7 +2695,7 @@
         <w:ind w:left="4320" w:hanging="360"/>
       </w:pPr>
       <w:rPr>
-        <w:rFonts w:hint="default" w:ascii="Wingdings" w:hAnsi="Wingdings"/>
+        <w:rFonts w:ascii="Wingdings" w:hAnsi="Wingdings" w:hint="default"/>
         <w:sz w:val="20"/>
       </w:rPr>
     </w:lvl>
@@ -3598,7 +2711,7 @@
         <w:ind w:left="5040" w:hanging="360"/>
       </w:pPr>
       <w:rPr>
-        <w:rFonts w:hint="default" w:ascii="Wingdings" w:hAnsi="Wingdings"/>
+        <w:rFonts w:ascii="Wingdings" w:hAnsi="Wingdings" w:hint="default"/>
         <w:sz w:val="20"/>
       </w:rPr>
     </w:lvl>
@@ -3614,7 +2727,7 @@
         <w:ind w:left="5760" w:hanging="360"/>
       </w:pPr>
       <w:rPr>
-        <w:rFonts w:hint="default" w:ascii="Wingdings" w:hAnsi="Wingdings"/>
+        <w:rFonts w:ascii="Wingdings" w:hAnsi="Wingdings" w:hint="default"/>
         <w:sz w:val="20"/>
       </w:rPr>
     </w:lvl>
@@ -3630,7 +2743,7 @@
         <w:ind w:left="6480" w:hanging="360"/>
       </w:pPr>
       <w:rPr>
-        <w:rFonts w:hint="default" w:ascii="Wingdings" w:hAnsi="Wingdings"/>
+        <w:rFonts w:ascii="Wingdings" w:hAnsi="Wingdings" w:hint="default"/>
         <w:sz w:val="20"/>
       </w:rPr>
     </w:lvl>
@@ -3648,7 +2761,7 @@
         <w:ind w:left="720" w:hanging="360"/>
       </w:pPr>
       <w:rPr>
-        <w:rFonts w:hint="default" w:ascii="Symbol" w:hAnsi="Symbol"/>
+        <w:rFonts w:ascii="Symbol" w:hAnsi="Symbol" w:hint="default"/>
       </w:rPr>
     </w:lvl>
     <w:lvl w:ilvl="1" w:tplc="B2EC8070">
@@ -3660,7 +2773,7 @@
         <w:ind w:left="1440" w:hanging="360"/>
       </w:pPr>
       <w:rPr>
-        <w:rFonts w:hint="default" w:ascii="Courier New" w:hAnsi="Courier New"/>
+        <w:rFonts w:ascii="Courier New" w:hAnsi="Courier New" w:hint="default"/>
       </w:rPr>
     </w:lvl>
     <w:lvl w:ilvl="2" w:tplc="D31EE0C4">
@@ -3672,7 +2785,7 @@
         <w:ind w:left="2160" w:hanging="360"/>
       </w:pPr>
       <w:rPr>
-        <w:rFonts w:hint="default" w:ascii="Wingdings" w:hAnsi="Wingdings"/>
+        <w:rFonts w:ascii="Wingdings" w:hAnsi="Wingdings" w:hint="default"/>
       </w:rPr>
     </w:lvl>
     <w:lvl w:ilvl="3" w:tplc="670CD626">
@@ -3684,7 +2797,7 @@
         <w:ind w:left="2880" w:hanging="360"/>
       </w:pPr>
       <w:rPr>
-        <w:rFonts w:hint="default" w:ascii="Symbol" w:hAnsi="Symbol"/>
+        <w:rFonts w:ascii="Symbol" w:hAnsi="Symbol" w:hint="default"/>
       </w:rPr>
     </w:lvl>
     <w:lvl w:ilvl="4" w:tplc="1864F9C8">
@@ -3696,7 +2809,7 @@
         <w:ind w:left="3600" w:hanging="360"/>
       </w:pPr>
       <w:rPr>
-        <w:rFonts w:hint="default" w:ascii="Courier New" w:hAnsi="Courier New"/>
+        <w:rFonts w:ascii="Courier New" w:hAnsi="Courier New" w:hint="default"/>
       </w:rPr>
     </w:lvl>
     <w:lvl w:ilvl="5" w:tplc="22E28E98">
@@ -3708,7 +2821,7 @@
         <w:ind w:left="4320" w:hanging="360"/>
       </w:pPr>
       <w:rPr>
-        <w:rFonts w:hint="default" w:ascii="Wingdings" w:hAnsi="Wingdings"/>
+        <w:rFonts w:ascii="Wingdings" w:hAnsi="Wingdings" w:hint="default"/>
       </w:rPr>
     </w:lvl>
     <w:lvl w:ilvl="6" w:tplc="FBE88BD8">
@@ -3720,7 +2833,7 @@
         <w:ind w:left="5040" w:hanging="360"/>
       </w:pPr>
       <w:rPr>
-        <w:rFonts w:hint="default" w:ascii="Symbol" w:hAnsi="Symbol"/>
+        <w:rFonts w:ascii="Symbol" w:hAnsi="Symbol" w:hint="default"/>
       </w:rPr>
     </w:lvl>
     <w:lvl w:ilvl="7" w:tplc="69C4F064">
@@ -3732,7 +2845,7 @@
         <w:ind w:left="5760" w:hanging="360"/>
       </w:pPr>
       <w:rPr>
-        <w:rFonts w:hint="default" w:ascii="Courier New" w:hAnsi="Courier New"/>
+        <w:rFonts w:ascii="Courier New" w:hAnsi="Courier New" w:hint="default"/>
       </w:rPr>
     </w:lvl>
     <w:lvl w:ilvl="8" w:tplc="E7E4B8DC">
@@ -3744,7 +2857,7 @@
         <w:ind w:left="6480" w:hanging="360"/>
       </w:pPr>
       <w:rPr>
-        <w:rFonts w:hint="default" w:ascii="Wingdings" w:hAnsi="Wingdings"/>
+        <w:rFonts w:ascii="Wingdings" w:hAnsi="Wingdings" w:hint="default"/>
       </w:rPr>
     </w:lvl>
   </w:abstractNum>
@@ -3761,7 +2874,7 @@
         <w:ind w:left="720" w:hanging="360"/>
       </w:pPr>
       <w:rPr>
-        <w:rFonts w:hint="default" w:ascii="Symbol" w:hAnsi="Symbol"/>
+        <w:rFonts w:ascii="Symbol" w:hAnsi="Symbol" w:hint="default"/>
       </w:rPr>
     </w:lvl>
     <w:lvl w:ilvl="1" w:tplc="17268FC2">
@@ -3773,7 +2886,7 @@
         <w:ind w:left="1440" w:hanging="360"/>
       </w:pPr>
       <w:rPr>
-        <w:rFonts w:hint="default" w:ascii="Symbol" w:hAnsi="Symbol"/>
+        <w:rFonts w:ascii="Symbol" w:hAnsi="Symbol" w:hint="default"/>
       </w:rPr>
     </w:lvl>
     <w:lvl w:ilvl="2" w:tplc="7CB82414">
@@ -3785,7 +2898,7 @@
         <w:ind w:left="2160" w:hanging="360"/>
       </w:pPr>
       <w:rPr>
-        <w:rFonts w:hint="default" w:ascii="Wingdings" w:hAnsi="Wingdings"/>
+        <w:rFonts w:ascii="Wingdings" w:hAnsi="Wingdings" w:hint="default"/>
       </w:rPr>
     </w:lvl>
     <w:lvl w:ilvl="3" w:tplc="7810906A">
@@ -3797,7 +2910,7 @@
         <w:ind w:left="2880" w:hanging="360"/>
       </w:pPr>
       <w:rPr>
-        <w:rFonts w:hint="default" w:ascii="Symbol" w:hAnsi="Symbol"/>
+        <w:rFonts w:ascii="Symbol" w:hAnsi="Symbol" w:hint="default"/>
       </w:rPr>
     </w:lvl>
     <w:lvl w:ilvl="4" w:tplc="BF86F0C2">
@@ -3809,7 +2922,7 @@
         <w:ind w:left="3600" w:hanging="360"/>
       </w:pPr>
       <w:rPr>
-        <w:rFonts w:hint="default" w:ascii="Courier New" w:hAnsi="Courier New"/>
+        <w:rFonts w:ascii="Courier New" w:hAnsi="Courier New" w:hint="default"/>
       </w:rPr>
     </w:lvl>
     <w:lvl w:ilvl="5" w:tplc="C7D60F46">
@@ -3821,7 +2934,7 @@
         <w:ind w:left="4320" w:hanging="360"/>
       </w:pPr>
       <w:rPr>
-        <w:rFonts w:hint="default" w:ascii="Wingdings" w:hAnsi="Wingdings"/>
+        <w:rFonts w:ascii="Wingdings" w:hAnsi="Wingdings" w:hint="default"/>
       </w:rPr>
     </w:lvl>
     <w:lvl w:ilvl="6" w:tplc="70A83ADE">
@@ -3833,7 +2946,7 @@
         <w:ind w:left="5040" w:hanging="360"/>
       </w:pPr>
       <w:rPr>
-        <w:rFonts w:hint="default" w:ascii="Symbol" w:hAnsi="Symbol"/>
+        <w:rFonts w:ascii="Symbol" w:hAnsi="Symbol" w:hint="default"/>
       </w:rPr>
     </w:lvl>
     <w:lvl w:ilvl="7" w:tplc="BACE1376">
@@ -3845,7 +2958,7 @@
         <w:ind w:left="5760" w:hanging="360"/>
       </w:pPr>
       <w:rPr>
-        <w:rFonts w:hint="default" w:ascii="Courier New" w:hAnsi="Courier New"/>
+        <w:rFonts w:ascii="Courier New" w:hAnsi="Courier New" w:hint="default"/>
       </w:rPr>
     </w:lvl>
     <w:lvl w:ilvl="8" w:tplc="E34C7372">
@@ -3857,7 +2970,7 @@
         <w:ind w:left="6480" w:hanging="360"/>
       </w:pPr>
       <w:rPr>
-        <w:rFonts w:hint="default" w:ascii="Wingdings" w:hAnsi="Wingdings"/>
+        <w:rFonts w:ascii="Wingdings" w:hAnsi="Wingdings" w:hint="default"/>
       </w:rPr>
     </w:lvl>
   </w:abstractNum>
@@ -3877,7 +2990,7 @@
         <w:ind w:left="720" w:hanging="360"/>
       </w:pPr>
       <w:rPr>
-        <w:rFonts w:hint="default" w:ascii="Symbol" w:hAnsi="Symbol"/>
+        <w:rFonts w:ascii="Symbol" w:hAnsi="Symbol" w:hint="default"/>
         <w:sz w:val="20"/>
       </w:rPr>
     </w:lvl>
@@ -3893,7 +3006,7 @@
         <w:ind w:left="1440" w:hanging="360"/>
       </w:pPr>
       <w:rPr>
-        <w:rFonts w:hint="default" w:ascii="Courier New" w:hAnsi="Courier New"/>
+        <w:rFonts w:ascii="Courier New" w:hAnsi="Courier New" w:hint="default"/>
         <w:sz w:val="20"/>
       </w:rPr>
     </w:lvl>
@@ -3909,7 +3022,7 @@
         <w:ind w:left="2160" w:hanging="360"/>
       </w:pPr>
       <w:rPr>
-        <w:rFonts w:hint="default" w:ascii="Wingdings" w:hAnsi="Wingdings"/>
+        <w:rFonts w:ascii="Wingdings" w:hAnsi="Wingdings" w:hint="default"/>
         <w:sz w:val="20"/>
       </w:rPr>
     </w:lvl>
@@ -3925,7 +3038,7 @@
         <w:ind w:left="2880" w:hanging="360"/>
       </w:pPr>
       <w:rPr>
-        <w:rFonts w:hint="default" w:ascii="Wingdings" w:hAnsi="Wingdings"/>
+        <w:rFonts w:ascii="Wingdings" w:hAnsi="Wingdings" w:hint="default"/>
         <w:sz w:val="20"/>
       </w:rPr>
     </w:lvl>
@@ -3941,7 +3054,7 @@
         <w:ind w:left="3600" w:hanging="360"/>
       </w:pPr>
       <w:rPr>
-        <w:rFonts w:hint="default" w:ascii="Wingdings" w:hAnsi="Wingdings"/>
+        <w:rFonts w:ascii="Wingdings" w:hAnsi="Wingdings" w:hint="default"/>
         <w:sz w:val="20"/>
       </w:rPr>
     </w:lvl>
@@ -3957,7 +3070,7 @@
         <w:ind w:left="4320" w:hanging="360"/>
       </w:pPr>
       <w:rPr>
-        <w:rFonts w:hint="default" w:ascii="Wingdings" w:hAnsi="Wingdings"/>
+        <w:rFonts w:ascii="Wingdings" w:hAnsi="Wingdings" w:hint="default"/>
         <w:sz w:val="20"/>
       </w:rPr>
     </w:lvl>
@@ -3973,7 +3086,7 @@
         <w:ind w:left="5040" w:hanging="360"/>
       </w:pPr>
       <w:rPr>
-        <w:rFonts w:hint="default" w:ascii="Wingdings" w:hAnsi="Wingdings"/>
+        <w:rFonts w:ascii="Wingdings" w:hAnsi="Wingdings" w:hint="default"/>
         <w:sz w:val="20"/>
       </w:rPr>
     </w:lvl>
@@ -3989,7 +3102,7 @@
         <w:ind w:left="5760" w:hanging="360"/>
       </w:pPr>
       <w:rPr>
-        <w:rFonts w:hint="default" w:ascii="Wingdings" w:hAnsi="Wingdings"/>
+        <w:rFonts w:ascii="Wingdings" w:hAnsi="Wingdings" w:hint="default"/>
         <w:sz w:val="20"/>
       </w:rPr>
     </w:lvl>
@@ -4005,7 +3118,7 @@
         <w:ind w:left="6480" w:hanging="360"/>
       </w:pPr>
       <w:rPr>
-        <w:rFonts w:hint="default" w:ascii="Wingdings" w:hAnsi="Wingdings"/>
+        <w:rFonts w:ascii="Wingdings" w:hAnsi="Wingdings" w:hint="default"/>
         <w:sz w:val="20"/>
       </w:rPr>
     </w:lvl>
@@ -4026,7 +3139,7 @@
         <w:ind w:left="720" w:hanging="360"/>
       </w:pPr>
       <w:rPr>
-        <w:rFonts w:hint="default" w:ascii="Symbol" w:hAnsi="Symbol"/>
+        <w:rFonts w:ascii="Symbol" w:hAnsi="Symbol" w:hint="default"/>
         <w:sz w:val="20"/>
       </w:rPr>
     </w:lvl>
@@ -4042,7 +3155,7 @@
         <w:ind w:left="1440" w:hanging="360"/>
       </w:pPr>
       <w:rPr>
-        <w:rFonts w:hint="default" w:ascii="Courier New" w:hAnsi="Courier New"/>
+        <w:rFonts w:ascii="Courier New" w:hAnsi="Courier New" w:hint="default"/>
         <w:sz w:val="20"/>
       </w:rPr>
     </w:lvl>
@@ -4058,7 +3171,7 @@
         <w:ind w:left="2160" w:hanging="360"/>
       </w:pPr>
       <w:rPr>
-        <w:rFonts w:hint="default" w:ascii="Wingdings" w:hAnsi="Wingdings"/>
+        <w:rFonts w:ascii="Wingdings" w:hAnsi="Wingdings" w:hint="default"/>
         <w:sz w:val="20"/>
       </w:rPr>
     </w:lvl>
@@ -4074,7 +3187,7 @@
         <w:ind w:left="2880" w:hanging="360"/>
       </w:pPr>
       <w:rPr>
-        <w:rFonts w:hint="default" w:ascii="Wingdings" w:hAnsi="Wingdings"/>
+        <w:rFonts w:ascii="Wingdings" w:hAnsi="Wingdings" w:hint="default"/>
         <w:sz w:val="20"/>
       </w:rPr>
     </w:lvl>
@@ -4090,7 +3203,7 @@
         <w:ind w:left="3600" w:hanging="360"/>
       </w:pPr>
       <w:rPr>
-        <w:rFonts w:hint="default" w:ascii="Wingdings" w:hAnsi="Wingdings"/>
+        <w:rFonts w:ascii="Wingdings" w:hAnsi="Wingdings" w:hint="default"/>
         <w:sz w:val="20"/>
       </w:rPr>
     </w:lvl>
@@ -4106,7 +3219,7 @@
         <w:ind w:left="4320" w:hanging="360"/>
       </w:pPr>
       <w:rPr>
-        <w:rFonts w:hint="default" w:ascii="Wingdings" w:hAnsi="Wingdings"/>
+        <w:rFonts w:ascii="Wingdings" w:hAnsi="Wingdings" w:hint="default"/>
         <w:sz w:val="20"/>
       </w:rPr>
     </w:lvl>
@@ -4122,7 +3235,7 @@
         <w:ind w:left="5040" w:hanging="360"/>
       </w:pPr>
       <w:rPr>
-        <w:rFonts w:hint="default" w:ascii="Wingdings" w:hAnsi="Wingdings"/>
+        <w:rFonts w:ascii="Wingdings" w:hAnsi="Wingdings" w:hint="default"/>
         <w:sz w:val="20"/>
       </w:rPr>
     </w:lvl>
@@ -4138,7 +3251,7 @@
         <w:ind w:left="5760" w:hanging="360"/>
       </w:pPr>
       <w:rPr>
-        <w:rFonts w:hint="default" w:ascii="Wingdings" w:hAnsi="Wingdings"/>
+        <w:rFonts w:ascii="Wingdings" w:hAnsi="Wingdings" w:hint="default"/>
         <w:sz w:val="20"/>
       </w:rPr>
     </w:lvl>
@@ -4154,63 +3267,176 @@
         <w:ind w:left="6480" w:hanging="360"/>
       </w:pPr>
       <w:rPr>
-        <w:rFonts w:hint="default" w:ascii="Wingdings" w:hAnsi="Wingdings"/>
+        <w:rFonts w:ascii="Wingdings" w:hAnsi="Wingdings" w:hint="default"/>
         <w:sz w:val="20"/>
       </w:rPr>
     </w:lvl>
   </w:abstractNum>
-  <w:num w:numId="18">
+  <w:abstractNum w:abstractNumId="17" w15:restartNumberingAfterBreak="0">
+    <w:nsid w:val="7D1E05A3"/>
+    <w:multiLevelType w:val="hybridMultilevel"/>
+    <w:tmpl w:val="2F567BCC"/>
+    <w:lvl w:ilvl="0" w:tplc="A510E012">
+      <w:start w:val="1"/>
+      <w:numFmt w:val="bullet"/>
+      <w:lvlText w:val=""/>
+      <w:lvlJc w:val="left"/>
+      <w:pPr>
+        <w:ind w:left="720" w:hanging="360"/>
+      </w:pPr>
+      <w:rPr>
+        <w:rFonts w:ascii="Symbol" w:hAnsi="Symbol" w:hint="default"/>
+      </w:rPr>
+    </w:lvl>
+    <w:lvl w:ilvl="1" w:tplc="8BD03F38">
+      <w:start w:val="1"/>
+      <w:numFmt w:val="bullet"/>
+      <w:lvlText w:val="o"/>
+      <w:lvlJc w:val="left"/>
+      <w:pPr>
+        <w:ind w:left="1440" w:hanging="360"/>
+      </w:pPr>
+      <w:rPr>
+        <w:rFonts w:ascii="Courier New" w:hAnsi="Courier New" w:hint="default"/>
+      </w:rPr>
+    </w:lvl>
+    <w:lvl w:ilvl="2" w:tplc="D40095BA">
+      <w:start w:val="1"/>
+      <w:numFmt w:val="bullet"/>
+      <w:lvlText w:val=""/>
+      <w:lvlJc w:val="left"/>
+      <w:pPr>
+        <w:ind w:left="2160" w:hanging="360"/>
+      </w:pPr>
+      <w:rPr>
+        <w:rFonts w:ascii="Wingdings" w:hAnsi="Wingdings" w:hint="default"/>
+      </w:rPr>
+    </w:lvl>
+    <w:lvl w:ilvl="3" w:tplc="8CF06548">
+      <w:start w:val="1"/>
+      <w:numFmt w:val="bullet"/>
+      <w:lvlText w:val=""/>
+      <w:lvlJc w:val="left"/>
+      <w:pPr>
+        <w:ind w:left="2880" w:hanging="360"/>
+      </w:pPr>
+      <w:rPr>
+        <w:rFonts w:ascii="Symbol" w:hAnsi="Symbol" w:hint="default"/>
+      </w:rPr>
+    </w:lvl>
+    <w:lvl w:ilvl="4" w:tplc="E91C813A">
+      <w:start w:val="1"/>
+      <w:numFmt w:val="bullet"/>
+      <w:lvlText w:val="o"/>
+      <w:lvlJc w:val="left"/>
+      <w:pPr>
+        <w:ind w:left="3600" w:hanging="360"/>
+      </w:pPr>
+      <w:rPr>
+        <w:rFonts w:ascii="Courier New" w:hAnsi="Courier New" w:hint="default"/>
+      </w:rPr>
+    </w:lvl>
+    <w:lvl w:ilvl="5" w:tplc="23363E76">
+      <w:start w:val="1"/>
+      <w:numFmt w:val="bullet"/>
+      <w:lvlText w:val=""/>
+      <w:lvlJc w:val="left"/>
+      <w:pPr>
+        <w:ind w:left="4320" w:hanging="360"/>
+      </w:pPr>
+      <w:rPr>
+        <w:rFonts w:ascii="Wingdings" w:hAnsi="Wingdings" w:hint="default"/>
+      </w:rPr>
+    </w:lvl>
+    <w:lvl w:ilvl="6" w:tplc="97869180">
+      <w:start w:val="1"/>
+      <w:numFmt w:val="bullet"/>
+      <w:lvlText w:val=""/>
+      <w:lvlJc w:val="left"/>
+      <w:pPr>
+        <w:ind w:left="5040" w:hanging="360"/>
+      </w:pPr>
+      <w:rPr>
+        <w:rFonts w:ascii="Symbol" w:hAnsi="Symbol" w:hint="default"/>
+      </w:rPr>
+    </w:lvl>
+    <w:lvl w:ilvl="7" w:tplc="3EBC3136">
+      <w:start w:val="1"/>
+      <w:numFmt w:val="bullet"/>
+      <w:lvlText w:val="o"/>
+      <w:lvlJc w:val="left"/>
+      <w:pPr>
+        <w:ind w:left="5760" w:hanging="360"/>
+      </w:pPr>
+      <w:rPr>
+        <w:rFonts w:ascii="Courier New" w:hAnsi="Courier New" w:hint="default"/>
+      </w:rPr>
+    </w:lvl>
+    <w:lvl w:ilvl="8" w:tplc="39666F54">
+      <w:start w:val="1"/>
+      <w:numFmt w:val="bullet"/>
+      <w:lvlText w:val=""/>
+      <w:lvlJc w:val="left"/>
+      <w:pPr>
+        <w:ind w:left="6480" w:hanging="360"/>
+      </w:pPr>
+      <w:rPr>
+        <w:rFonts w:ascii="Wingdings" w:hAnsi="Wingdings" w:hint="default"/>
+      </w:rPr>
+    </w:lvl>
+  </w:abstractNum>
+  <w:num w:numId="1" w16cid:durableId="277488814">
     <w:abstractNumId w:val="17"/>
   </w:num>
-  <w:num w:numId="1" w16cid:durableId="1034429438">
+  <w:num w:numId="2" w16cid:durableId="1034429438">
     <w:abstractNumId w:val="13"/>
   </w:num>
-  <w:num w:numId="2" w16cid:durableId="646320259">
+  <w:num w:numId="3" w16cid:durableId="646320259">
     <w:abstractNumId w:val="9"/>
   </w:num>
-  <w:num w:numId="3" w16cid:durableId="734011797">
+  <w:num w:numId="4" w16cid:durableId="734011797">
     <w:abstractNumId w:val="11"/>
   </w:num>
-  <w:num w:numId="4" w16cid:durableId="144055342">
+  <w:num w:numId="5" w16cid:durableId="144055342">
     <w:abstractNumId w:val="4"/>
   </w:num>
-  <w:num w:numId="5" w16cid:durableId="1575121700">
+  <w:num w:numId="6" w16cid:durableId="1575121700">
     <w:abstractNumId w:val="14"/>
   </w:num>
-  <w:num w:numId="6" w16cid:durableId="519468361">
+  <w:num w:numId="7" w16cid:durableId="519468361">
     <w:abstractNumId w:val="6"/>
   </w:num>
-  <w:num w:numId="7" w16cid:durableId="489369513">
+  <w:num w:numId="8" w16cid:durableId="489369513">
     <w:abstractNumId w:val="15"/>
   </w:num>
-  <w:num w:numId="8" w16cid:durableId="1422724168">
+  <w:num w:numId="9" w16cid:durableId="1422724168">
     <w:abstractNumId w:val="2"/>
   </w:num>
-  <w:num w:numId="9" w16cid:durableId="1944460994">
+  <w:num w:numId="10" w16cid:durableId="1944460994">
     <w:abstractNumId w:val="12"/>
   </w:num>
-  <w:num w:numId="10" w16cid:durableId="728385752">
+  <w:num w:numId="11" w16cid:durableId="728385752">
     <w:abstractNumId w:val="8"/>
   </w:num>
-  <w:num w:numId="11" w16cid:durableId="53159911">
+  <w:num w:numId="12" w16cid:durableId="53159911">
     <w:abstractNumId w:val="10"/>
   </w:num>
-  <w:num w:numId="12" w16cid:durableId="114688255">
+  <w:num w:numId="13" w16cid:durableId="114688255">
     <w:abstractNumId w:val="0"/>
   </w:num>
-  <w:num w:numId="13" w16cid:durableId="1824469305">
+  <w:num w:numId="14" w16cid:durableId="1824469305">
     <w:abstractNumId w:val="16"/>
   </w:num>
-  <w:num w:numId="14" w16cid:durableId="30736485">
+  <w:num w:numId="15" w16cid:durableId="30736485">
     <w:abstractNumId w:val="1"/>
   </w:num>
-  <w:num w:numId="15" w16cid:durableId="1819417407">
+  <w:num w:numId="16" w16cid:durableId="1819417407">
     <w:abstractNumId w:val="3"/>
   </w:num>
-  <w:num w:numId="16" w16cid:durableId="674771505">
+  <w:num w:numId="17" w16cid:durableId="674771505">
     <w:abstractNumId w:val="7"/>
   </w:num>
-  <w:num w:numId="17" w16cid:durableId="366026022">
+  <w:num w:numId="18" w16cid:durableId="366026022">
     <w:abstractNumId w:val="5"/>
   </w:num>
 </w:numbering>
@@ -4221,7 +3447,7 @@
   <w:docDefaults>
     <w:rPrDefault>
       <w:rPr>
-        <w:rFonts w:asciiTheme="minorHAnsi" w:hAnsiTheme="minorHAnsi" w:eastAsiaTheme="minorEastAsia" w:cstheme="minorBidi"/>
+        <w:rFonts w:asciiTheme="minorHAnsi" w:eastAsiaTheme="minorEastAsia" w:hAnsiTheme="minorHAnsi" w:cstheme="minorBidi"/>
         <w:sz w:val="24"/>
         <w:szCs w:val="24"/>
         <w:lang w:val="en-US" w:eastAsia="ja-JP" w:bidi="ar-SA"/>
@@ -4236,14 +3462,14 @@
   <w:latentStyles w:defLockedState="0" w:defUIPriority="99" w:defSemiHidden="0" w:defUnhideWhenUsed="0" w:defQFormat="0" w:count="376">
     <w:lsdException w:name="Normal" w:uiPriority="0" w:qFormat="1"/>
     <w:lsdException w:name="heading 1" w:uiPriority="9" w:qFormat="1"/>
-    <w:lsdException w:name="heading 2" w:uiPriority="9" w:semiHidden="1" w:unhideWhenUsed="1" w:qFormat="1"/>
-    <w:lsdException w:name="heading 3" w:uiPriority="9" w:semiHidden="1" w:unhideWhenUsed="1" w:qFormat="1"/>
-    <w:lsdException w:name="heading 4" w:uiPriority="9" w:semiHidden="1" w:unhideWhenUsed="1" w:qFormat="1"/>
-    <w:lsdException w:name="heading 5" w:uiPriority="9" w:semiHidden="1" w:unhideWhenUsed="1" w:qFormat="1"/>
-    <w:lsdException w:name="heading 6" w:uiPriority="9" w:semiHidden="1" w:unhideWhenUsed="1" w:qFormat="1"/>
-    <w:lsdException w:name="heading 7" w:uiPriority="9" w:semiHidden="1" w:unhideWhenUsed="1" w:qFormat="1"/>
-    <w:lsdException w:name="heading 8" w:uiPriority="9" w:semiHidden="1" w:unhideWhenUsed="1" w:qFormat="1"/>
-    <w:lsdException w:name="heading 9" w:uiPriority="9" w:semiHidden="1" w:unhideWhenUsed="1" w:qFormat="1"/>
+    <w:lsdException w:name="heading 2" w:semiHidden="1" w:uiPriority="9" w:unhideWhenUsed="1" w:qFormat="1"/>
+    <w:lsdException w:name="heading 3" w:semiHidden="1" w:uiPriority="9" w:unhideWhenUsed="1" w:qFormat="1"/>
+    <w:lsdException w:name="heading 4" w:semiHidden="1" w:uiPriority="9" w:unhideWhenUsed="1" w:qFormat="1"/>
+    <w:lsdException w:name="heading 5" w:semiHidden="1" w:uiPriority="9" w:unhideWhenUsed="1" w:qFormat="1"/>
+    <w:lsdException w:name="heading 6" w:semiHidden="1" w:uiPriority="9" w:unhideWhenUsed="1" w:qFormat="1"/>
+    <w:lsdException w:name="heading 7" w:semiHidden="1" w:uiPriority="9" w:unhideWhenUsed="1" w:qFormat="1"/>
+    <w:lsdException w:name="heading 8" w:semiHidden="1" w:uiPriority="9" w:unhideWhenUsed="1" w:qFormat="1"/>
+    <w:lsdException w:name="heading 9" w:semiHidden="1" w:uiPriority="9" w:unhideWhenUsed="1" w:qFormat="1"/>
     <w:lsdException w:name="index 1" w:semiHidden="1" w:unhideWhenUsed="1"/>
     <w:lsdException w:name="index 2" w:semiHidden="1" w:unhideWhenUsed="1"/>
     <w:lsdException w:name="index 3" w:semiHidden="1" w:unhideWhenUsed="1"/>
@@ -4253,22 +3479,22 @@
     <w:lsdException w:name="index 7" w:semiHidden="1" w:unhideWhenUsed="1"/>
     <w:lsdException w:name="index 8" w:semiHidden="1" w:unhideWhenUsed="1"/>
     <w:lsdException w:name="index 9" w:semiHidden="1" w:unhideWhenUsed="1"/>
-    <w:lsdException w:name="toc 1" w:uiPriority="39" w:semiHidden="1" w:unhideWhenUsed="1"/>
-    <w:lsdException w:name="toc 2" w:uiPriority="39" w:semiHidden="1" w:unhideWhenUsed="1"/>
-    <w:lsdException w:name="toc 3" w:uiPriority="39" w:semiHidden="1" w:unhideWhenUsed="1"/>
-    <w:lsdException w:name="toc 4" w:uiPriority="39" w:semiHidden="1" w:unhideWhenUsed="1"/>
-    <w:lsdException w:name="toc 5" w:uiPriority="39" w:semiHidden="1" w:unhideWhenUsed="1"/>
-    <w:lsdException w:name="toc 6" w:uiPriority="39" w:semiHidden="1" w:unhideWhenUsed="1"/>
-    <w:lsdException w:name="toc 7" w:uiPriority="39" w:semiHidden="1" w:unhideWhenUsed="1"/>
-    <w:lsdException w:name="toc 8" w:uiPriority="39" w:semiHidden="1" w:unhideWhenUsed="1"/>
-    <w:lsdException w:name="toc 9" w:uiPriority="39" w:semiHidden="1" w:unhideWhenUsed="1"/>
+    <w:lsdException w:name="toc 1" w:semiHidden="1" w:uiPriority="39" w:unhideWhenUsed="1"/>
+    <w:lsdException w:name="toc 2" w:semiHidden="1" w:uiPriority="39" w:unhideWhenUsed="1"/>
+    <w:lsdException w:name="toc 3" w:semiHidden="1" w:uiPriority="39" w:unhideWhenUsed="1"/>
+    <w:lsdException w:name="toc 4" w:semiHidden="1" w:uiPriority="39" w:unhideWhenUsed="1"/>
+    <w:lsdException w:name="toc 5" w:semiHidden="1" w:uiPriority="39" w:unhideWhenUsed="1"/>
+    <w:lsdException w:name="toc 6" w:semiHidden="1" w:uiPriority="39" w:unhideWhenUsed="1"/>
+    <w:lsdException w:name="toc 7" w:semiHidden="1" w:uiPriority="39" w:unhideWhenUsed="1"/>
+    <w:lsdException w:name="toc 8" w:semiHidden="1" w:uiPriority="39" w:unhideWhenUsed="1"/>
+    <w:lsdException w:name="toc 9" w:semiHidden="1" w:uiPriority="39" w:unhideWhenUsed="1"/>
     <w:lsdException w:name="Normal Indent" w:semiHidden="1" w:unhideWhenUsed="1"/>
     <w:lsdException w:name="footnote text" w:semiHidden="1" w:unhideWhenUsed="1"/>
     <w:lsdException w:name="annotation text" w:semiHidden="1" w:unhideWhenUsed="1"/>
     <w:lsdException w:name="header" w:semiHidden="1" w:unhideWhenUsed="1"/>
     <w:lsdException w:name="footer" w:semiHidden="1" w:unhideWhenUsed="1"/>
     <w:lsdException w:name="index heading" w:semiHidden="1" w:unhideWhenUsed="1"/>
-    <w:lsdException w:name="caption" w:uiPriority="35" w:semiHidden="1" w:unhideWhenUsed="1" w:qFormat="1"/>
+    <w:lsdException w:name="caption" w:semiHidden="1" w:uiPriority="35" w:unhideWhenUsed="1" w:qFormat="1"/>
     <w:lsdException w:name="table of figures" w:semiHidden="1" w:unhideWhenUsed="1"/>
     <w:lsdException w:name="envelope address" w:semiHidden="1" w:unhideWhenUsed="1"/>
     <w:lsdException w:name="envelope return" w:semiHidden="1" w:unhideWhenUsed="1"/>
@@ -4299,7 +3525,7 @@
     <w:lsdException w:name="Title" w:uiPriority="10" w:qFormat="1"/>
     <w:lsdException w:name="Closing" w:semiHidden="1" w:unhideWhenUsed="1"/>
     <w:lsdException w:name="Signature" w:semiHidden="1" w:unhideWhenUsed="1"/>
-    <w:lsdException w:name="Default Paragraph Font" w:uiPriority="1" w:semiHidden="1" w:unhideWhenUsed="1"/>
+    <w:lsdException w:name="Default Paragraph Font" w:semiHidden="1" w:uiPriority="1" w:unhideWhenUsed="1"/>
     <w:lsdException w:name="Body Text" w:semiHidden="1" w:unhideWhenUsed="1"/>
     <w:lsdException w:name="Body Text Indent" w:semiHidden="1" w:unhideWhenUsed="1"/>
     <w:lsdException w:name="List Continue" w:semiHidden="1" w:unhideWhenUsed="1"/>
@@ -4499,8 +3725,8 @@
     <w:lsdException w:name="Subtle Reference" w:uiPriority="31" w:qFormat="1"/>
     <w:lsdException w:name="Intense Reference" w:uiPriority="32" w:qFormat="1"/>
     <w:lsdException w:name="Book Title" w:uiPriority="33" w:qFormat="1"/>
-    <w:lsdException w:name="Bibliography" w:uiPriority="37" w:semiHidden="1" w:unhideWhenUsed="1"/>
-    <w:lsdException w:name="TOC Heading" w:uiPriority="39" w:semiHidden="1" w:unhideWhenUsed="1" w:qFormat="1"/>
+    <w:lsdException w:name="Bibliography" w:semiHidden="1" w:uiPriority="37" w:unhideWhenUsed="1"/>
+    <w:lsdException w:name="TOC Heading" w:semiHidden="1" w:uiPriority="39" w:unhideWhenUsed="1" w:qFormat="1"/>
     <w:lsdException w:name="Plain Table 1" w:uiPriority="41"/>
     <w:lsdException w:name="Plain Table 2" w:uiPriority="42"/>
     <w:lsdException w:name="Plain Table 3" w:uiPriority="43"/>
@@ -4611,7 +3837,7 @@
     <w:lsdException w:name="Unresolved Mention" w:semiHidden="1" w:unhideWhenUsed="1"/>
     <w:lsdException w:name="Smart Link" w:semiHidden="1" w:unhideWhenUsed="1"/>
   </w:latentStyles>
-  <w:style w:type="paragraph" w:styleId="Normal" w:default="1">
+  <w:style w:type="paragraph" w:default="1" w:styleId="Normal">
     <w:name w:val="Normal"/>
     <w:qFormat/>
   </w:style>
@@ -4629,7 +3855,7 @@
       <w:outlineLvl w:val="0"/>
     </w:pPr>
     <w:rPr>
-      <w:rFonts w:asciiTheme="majorHAnsi" w:hAnsiTheme="majorHAnsi" w:eastAsiaTheme="majorEastAsia" w:cstheme="majorBidi"/>
+      <w:rFonts w:asciiTheme="majorHAnsi" w:eastAsiaTheme="majorEastAsia" w:hAnsiTheme="majorHAnsi" w:cstheme="majorBidi"/>
       <w:color w:val="0F4761" w:themeColor="accent1" w:themeShade="BF"/>
       <w:sz w:val="40"/>
       <w:szCs w:val="40"/>
@@ -4650,7 +3876,7 @@
       <w:outlineLvl w:val="1"/>
     </w:pPr>
     <w:rPr>
-      <w:rFonts w:asciiTheme="majorHAnsi" w:hAnsiTheme="majorHAnsi" w:eastAsiaTheme="majorEastAsia" w:cstheme="majorBidi"/>
+      <w:rFonts w:asciiTheme="majorHAnsi" w:eastAsiaTheme="majorEastAsia" w:hAnsiTheme="majorHAnsi" w:cstheme="majorBidi"/>
       <w:color w:val="0F4761" w:themeColor="accent1" w:themeShade="BF"/>
       <w:sz w:val="32"/>
       <w:szCs w:val="32"/>
@@ -4797,13 +4023,13 @@
       <w:color w:val="272727" w:themeColor="text1" w:themeTint="D8"/>
     </w:rPr>
   </w:style>
-  <w:style w:type="character" w:styleId="DefaultParagraphFont" w:default="1">
+  <w:style w:type="character" w:default="1" w:styleId="DefaultParagraphFont">
     <w:name w:val="Default Paragraph Font"/>
     <w:uiPriority w:val="1"/>
     <w:semiHidden/>
     <w:unhideWhenUsed/>
   </w:style>
-  <w:style w:type="table" w:styleId="TableNormal" w:default="1">
+  <w:style w:type="table" w:default="1" w:styleId="TableNormal">
     <w:name w:val="Normal Table"/>
     <w:uiPriority w:val="99"/>
     <w:semiHidden/>
@@ -4818,37 +4044,37 @@
       </w:tblCellMar>
     </w:tblPr>
   </w:style>
-  <w:style w:type="numbering" w:styleId="NoList" w:default="1">
+  <w:style w:type="numbering" w:default="1" w:styleId="NoList">
     <w:name w:val="No List"/>
     <w:uiPriority w:val="99"/>
     <w:semiHidden/>
     <w:unhideWhenUsed/>
   </w:style>
-  <w:style w:type="character" w:styleId="Heading1Char" w:customStyle="1">
+  <w:style w:type="character" w:customStyle="1" w:styleId="Heading1Char">
     <w:name w:val="Heading 1 Char"/>
     <w:basedOn w:val="DefaultParagraphFont"/>
     <w:link w:val="Heading1"/>
     <w:uiPriority w:val="9"/>
     <w:rPr>
-      <w:rFonts w:asciiTheme="majorHAnsi" w:hAnsiTheme="majorHAnsi" w:eastAsiaTheme="majorEastAsia" w:cstheme="majorBidi"/>
+      <w:rFonts w:asciiTheme="majorHAnsi" w:eastAsiaTheme="majorEastAsia" w:hAnsiTheme="majorHAnsi" w:cstheme="majorBidi"/>
       <w:color w:val="0F4761" w:themeColor="accent1" w:themeShade="BF"/>
       <w:sz w:val="40"/>
       <w:szCs w:val="40"/>
     </w:rPr>
   </w:style>
-  <w:style w:type="character" w:styleId="Heading2Char" w:customStyle="1">
+  <w:style w:type="character" w:customStyle="1" w:styleId="Heading2Char">
     <w:name w:val="Heading 2 Char"/>
     <w:basedOn w:val="DefaultParagraphFont"/>
     <w:link w:val="Heading2"/>
     <w:uiPriority w:val="9"/>
     <w:rPr>
-      <w:rFonts w:asciiTheme="majorHAnsi" w:hAnsiTheme="majorHAnsi" w:eastAsiaTheme="majorEastAsia" w:cstheme="majorBidi"/>
+      <w:rFonts w:asciiTheme="majorHAnsi" w:eastAsiaTheme="majorEastAsia" w:hAnsiTheme="majorHAnsi" w:cstheme="majorBidi"/>
       <w:color w:val="0F4761" w:themeColor="accent1" w:themeShade="BF"/>
       <w:sz w:val="32"/>
       <w:szCs w:val="32"/>
     </w:rPr>
   </w:style>
-  <w:style w:type="character" w:styleId="Heading3Char" w:customStyle="1">
+  <w:style w:type="character" w:customStyle="1" w:styleId="Heading3Char">
     <w:name w:val="Heading 3 Char"/>
     <w:basedOn w:val="DefaultParagraphFont"/>
     <w:link w:val="Heading3"/>
@@ -4860,7 +4086,7 @@
       <w:szCs w:val="28"/>
     </w:rPr>
   </w:style>
-  <w:style w:type="character" w:styleId="Heading4Char" w:customStyle="1">
+  <w:style w:type="character" w:customStyle="1" w:styleId="Heading4Char">
     <w:name w:val="Heading 4 Char"/>
     <w:basedOn w:val="DefaultParagraphFont"/>
     <w:link w:val="Heading4"/>
@@ -4872,7 +4098,7 @@
       <w:color w:val="0F4761" w:themeColor="accent1" w:themeShade="BF"/>
     </w:rPr>
   </w:style>
-  <w:style w:type="character" w:styleId="Heading5Char" w:customStyle="1">
+  <w:style w:type="character" w:customStyle="1" w:styleId="Heading5Char">
     <w:name w:val="Heading 5 Char"/>
     <w:basedOn w:val="DefaultParagraphFont"/>
     <w:link w:val="Heading5"/>
@@ -4882,7 +4108,7 @@
       <w:color w:val="0F4761" w:themeColor="accent1" w:themeShade="BF"/>
     </w:rPr>
   </w:style>
-  <w:style w:type="character" w:styleId="Heading6Char" w:customStyle="1">
+  <w:style w:type="character" w:customStyle="1" w:styleId="Heading6Char">
     <w:name w:val="Heading 6 Char"/>
     <w:basedOn w:val="DefaultParagraphFont"/>
     <w:link w:val="Heading6"/>
@@ -4894,7 +4120,7 @@
       <w:color w:val="595959" w:themeColor="text1" w:themeTint="A6"/>
     </w:rPr>
   </w:style>
-  <w:style w:type="character" w:styleId="Heading7Char" w:customStyle="1">
+  <w:style w:type="character" w:customStyle="1" w:styleId="Heading7Char">
     <w:name w:val="Heading 7 Char"/>
     <w:basedOn w:val="DefaultParagraphFont"/>
     <w:link w:val="Heading7"/>
@@ -4904,7 +4130,7 @@
       <w:color w:val="595959" w:themeColor="text1" w:themeTint="A6"/>
     </w:rPr>
   </w:style>
-  <w:style w:type="character" w:styleId="Heading8Char" w:customStyle="1">
+  <w:style w:type="character" w:customStyle="1" w:styleId="Heading8Char">
     <w:name w:val="Heading 8 Char"/>
     <w:basedOn w:val="DefaultParagraphFont"/>
     <w:link w:val="Heading8"/>
@@ -4916,7 +4142,7 @@
       <w:color w:val="272727" w:themeColor="text1" w:themeTint="D8"/>
     </w:rPr>
   </w:style>
-  <w:style w:type="character" w:styleId="Heading9Char" w:customStyle="1">
+  <w:style w:type="character" w:customStyle="1" w:styleId="Heading9Char">
     <w:name w:val="Heading 9 Char"/>
     <w:basedOn w:val="DefaultParagraphFont"/>
     <w:link w:val="Heading9"/>
@@ -4926,13 +4152,13 @@
       <w:color w:val="272727" w:themeColor="text1" w:themeTint="D8"/>
     </w:rPr>
   </w:style>
-  <w:style w:type="character" w:styleId="TitleChar" w:customStyle="1">
+  <w:style w:type="character" w:customStyle="1" w:styleId="TitleChar">
     <w:name w:val="Title Char"/>
     <w:basedOn w:val="DefaultParagraphFont"/>
     <w:link w:val="Title"/>
     <w:uiPriority w:val="10"/>
     <w:rPr>
-      <w:rFonts w:asciiTheme="majorHAnsi" w:hAnsiTheme="majorHAnsi" w:eastAsiaTheme="majorEastAsia" w:cstheme="majorBidi"/>
+      <w:rFonts w:asciiTheme="majorHAnsi" w:eastAsiaTheme="majorEastAsia" w:hAnsiTheme="majorHAnsi" w:cstheme="majorBidi"/>
       <w:spacing w:val="-10"/>
       <w:kern w:val="28"/>
       <w:sz w:val="56"/>
@@ -4951,14 +4177,14 @@
       <w:contextualSpacing/>
     </w:pPr>
     <w:rPr>
-      <w:rFonts w:asciiTheme="majorHAnsi" w:hAnsiTheme="majorHAnsi" w:eastAsiaTheme="majorEastAsia" w:cstheme="majorBidi"/>
+      <w:rFonts w:asciiTheme="majorHAnsi" w:eastAsiaTheme="majorEastAsia" w:hAnsiTheme="majorHAnsi" w:cstheme="majorBidi"/>
       <w:spacing w:val="-10"/>
       <w:kern w:val="28"/>
       <w:sz w:val="56"/>
       <w:szCs w:val="56"/>
     </w:rPr>
   </w:style>
-  <w:style w:type="character" w:styleId="SubtitleChar" w:customStyle="1">
+  <w:style w:type="character" w:customStyle="1" w:styleId="SubtitleChar">
     <w:name w:val="Subtitle Char"/>
     <w:basedOn w:val="DefaultParagraphFont"/>
     <w:link w:val="Subtitle"/>
@@ -5002,7 +4228,7 @@
       <w:color w:val="0F4761" w:themeColor="accent1" w:themeShade="BF"/>
     </w:rPr>
   </w:style>
-  <w:style w:type="character" w:styleId="QuoteChar" w:customStyle="1">
+  <w:style w:type="character" w:customStyle="1" w:styleId="QuoteChar">
     <w:name w:val="Quote Char"/>
     <w:basedOn w:val="DefaultParagraphFont"/>
     <w:link w:val="Quote"/>
@@ -5030,7 +4256,7 @@
       <w:color w:val="404040" w:themeColor="text1" w:themeTint="BF"/>
     </w:rPr>
   </w:style>
-  <w:style w:type="character" w:styleId="IntenseQuoteChar" w:customStyle="1">
+  <w:style w:type="character" w:customStyle="1" w:styleId="IntenseQuoteChar">
     <w:name w:val="Intense Quote Char"/>
     <w:basedOn w:val="DefaultParagraphFont"/>
     <w:link w:val="IntenseQuote"/>
@@ -5050,8 +4276,8 @@
     <w:qFormat/>
     <w:pPr>
       <w:pBdr>
-        <w:top w:val="single" w:color="0F4761" w:themeColor="accent1" w:themeShade="BF" w:sz="4" w:space="10"/>
-        <w:bottom w:val="single" w:color="0F4761" w:themeColor="accent1" w:themeShade="BF" w:sz="4" w:space="10"/>
+        <w:top w:val="single" w:sz="4" w:space="10" w:color="0F4761" w:themeColor="accent1" w:themeShade="BF"/>
+        <w:bottom w:val="single" w:sz="4" w:space="10" w:color="0F4761" w:themeColor="accent1" w:themeShade="BF"/>
       </w:pBdr>
       <w:spacing w:before="360" w:after="360"/>
       <w:ind w:left="864" w:right="864"/>
@@ -5108,12 +4334,12 @@
     </w:pPr>
     <w:tblPr>
       <w:tblBorders>
-        <w:top w:val="single" w:color="000000" w:themeColor="text1" w:sz="4" w:space="0"/>
-        <w:left w:val="single" w:color="000000" w:themeColor="text1" w:sz="4" w:space="0"/>
-        <w:bottom w:val="single" w:color="000000" w:themeColor="text1" w:sz="4" w:space="0"/>
-        <w:right w:val="single" w:color="000000" w:themeColor="text1" w:sz="4" w:space="0"/>
-        <w:insideH w:val="single" w:color="000000" w:themeColor="text1" w:sz="4" w:space="0"/>
-        <w:insideV w:val="single" w:color="000000" w:themeColor="text1" w:sz="4" w:space="0"/>
+        <w:top w:val="single" w:sz="4" w:space="0" w:color="000000" w:themeColor="text1"/>
+        <w:left w:val="single" w:sz="4" w:space="0" w:color="000000" w:themeColor="text1"/>
+        <w:bottom w:val="single" w:sz="4" w:space="0" w:color="000000" w:themeColor="text1"/>
+        <w:right w:val="single" w:sz="4" w:space="0" w:color="000000" w:themeColor="text1"/>
+        <w:insideH w:val="single" w:sz="4" w:space="0" w:color="000000" w:themeColor="text1"/>
+        <w:insideV w:val="single" w:sz="4" w:space="0" w:color="000000" w:themeColor="text1"/>
       </w:tblBorders>
     </w:tblPr>
   </w:style>
@@ -5127,7 +4353,7 @@
       <w:spacing w:before="100" w:beforeAutospacing="1" w:after="100" w:afterAutospacing="1" w:line="240" w:lineRule="auto"/>
     </w:pPr>
     <w:rPr>
-      <w:rFonts w:ascii="Times New Roman" w:hAnsi="Times New Roman" w:eastAsia="Times New Roman" w:cs="Times New Roman"/>
+      <w:rFonts w:ascii="Times New Roman" w:eastAsia="Times New Roman" w:hAnsi="Times New Roman" w:cs="Times New Roman"/>
       <w:lang w:val="en-DK" w:eastAsia="zh-CN"/>
     </w:rPr>
   </w:style>
@@ -5174,7 +4400,7 @@
     <w:unhideWhenUsed/>
     <w:rsid w:val="00810EE0"/>
     <w:rPr>
-      <w:rFonts w:ascii="Courier New" w:hAnsi="Courier New" w:eastAsia="Times New Roman" w:cs="Courier New"/>
+      <w:rFonts w:ascii="Courier New" w:eastAsia="Times New Roman" w:hAnsi="Courier New" w:cs="Courier New"/>
       <w:sz w:val="20"/>
       <w:szCs w:val="20"/>
     </w:rPr>
@@ -5209,13 +4435,13 @@
       <w:spacing w:after="0" w:line="240" w:lineRule="auto"/>
     </w:pPr>
     <w:rPr>
-      <w:rFonts w:ascii="Courier New" w:hAnsi="Courier New" w:eastAsia="Times New Roman" w:cs="Courier New"/>
+      <w:rFonts w:ascii="Courier New" w:eastAsia="Times New Roman" w:hAnsi="Courier New" w:cs="Courier New"/>
       <w:sz w:val="20"/>
       <w:szCs w:val="20"/>
       <w:lang w:val="en-DK" w:eastAsia="zh-CN"/>
     </w:rPr>
   </w:style>
-  <w:style w:type="character" w:styleId="HTMLPreformattedChar" w:customStyle="1">
+  <w:style w:type="character" w:customStyle="1" w:styleId="HTMLPreformattedChar">
     <w:name w:val="HTML Preformatted Char"/>
     <w:basedOn w:val="DefaultParagraphFont"/>
     <w:link w:val="HTMLPreformatted"/>
@@ -5223,7 +4449,7 @@
     <w:semiHidden/>
     <w:rsid w:val="00EB10A8"/>
     <w:rPr>
-      <w:rFonts w:ascii="Courier New" w:hAnsi="Courier New" w:eastAsia="Times New Roman" w:cs="Courier New"/>
+      <w:rFonts w:ascii="Courier New" w:eastAsia="Times New Roman" w:hAnsi="Courier New" w:cs="Courier New"/>
       <w:sz w:val="20"/>
       <w:szCs w:val="20"/>
       <w:lang w:val="en-DK" w:eastAsia="zh-CN"/>
@@ -5233,7 +4459,7 @@
 </file>
 
 <file path=word/theme/theme1.xml><?xml version="1.0" encoding="utf-8"?>
-<a:theme xmlns:a="http://schemas.openxmlformats.org/drawingml/2006/main" xmlns:thm15="http://schemas.microsoft.com/office/thememl/2012/main" name="Office Theme">
+<a:theme xmlns:a="http://schemas.openxmlformats.org/drawingml/2006/main" name="Office Theme">
   <a:themeElements>
     <a:clrScheme name="Office">
       <a:dk1>
@@ -5494,6 +4720,26 @@
 </file>
 
 <file path=customXml/item1.xml><?xml version="1.0" encoding="utf-8"?>
+<p:properties xmlns:p="http://schemas.microsoft.com/office/2006/metadata/properties" xmlns:xsi="http://www.w3.org/2001/XMLSchema-instance" xmlns:pc="http://schemas.microsoft.com/office/infopath/2007/PartnerControls">
+  <documentManagement>
+    <lcf76f155ced4ddcb4097134ff3c332f xmlns="fb282fe6-addb-4abc-8c7a-866097da16fa">
+      <Terms xmlns="http://schemas.microsoft.com/office/infopath/2007/PartnerControls"/>
+    </lcf76f155ced4ddcb4097134ff3c332f>
+    <TaxCatchAll xmlns="9bcbe136-86d6-431b-bacc-0597dda5436c" xsi:nil="true"/>
+  </documentManagement>
+</p:properties>
+</file>
+
+<file path=customXml/item2.xml><?xml version="1.0" encoding="utf-8"?>
+<?mso-contentType ?>
+<FormTemplates xmlns="http://schemas.microsoft.com/sharepoint/v3/contenttype/forms">
+  <Display>DocumentLibraryForm</Display>
+  <Edit>DocumentLibraryForm</Edit>
+  <New>DocumentLibraryForm</New>
+</FormTemplates>
+</file>
+
+<file path=customXml/item3.xml><?xml version="1.0" encoding="utf-8"?>
 <ct:contentTypeSchema xmlns:ct="http://schemas.microsoft.com/office/2006/metadata/contentType" xmlns:ma="http://schemas.microsoft.com/office/2006/metadata/properties/metaAttributes" ct:_="" ma:_="" ma:contentTypeName="Document" ma:contentTypeID="0x010100F37D22F97D05A84EA798DB9FF719ECFD" ma:contentTypeVersion="11" ma:contentTypeDescription="Create a new document." ma:contentTypeScope="" ma:versionID="e611e6b837b0511219dbf88544bbacfe">
   <xsd:schema xmlns:xsd="http://www.w3.org/2001/XMLSchema" xmlns:xs="http://www.w3.org/2001/XMLSchema" xmlns:p="http://schemas.microsoft.com/office/2006/metadata/properties" xmlns:ns2="fb282fe6-addb-4abc-8c7a-866097da16fa" xmlns:ns3="9bcbe136-86d6-431b-bacc-0597dda5436c" targetNamespace="http://schemas.microsoft.com/office/2006/metadata/properties" ma:root="true" ma:fieldsID="53af9d73e439efd83706539b7d85d429" ns2:_="" ns3:_="">
     <xsd:import namespace="fb282fe6-addb-4abc-8c7a-866097da16fa"/>
@@ -5686,28 +4932,15 @@
 </ct:contentTypeSchema>
 </file>
 
-<file path=customXml/item2.xml><?xml version="1.0" encoding="utf-8"?>
-<?mso-contentType ?>
-<FormTemplates xmlns="http://schemas.microsoft.com/sharepoint/v3/contenttype/forms">
-  <Display>DocumentLibraryForm</Display>
-  <Edit>DocumentLibraryForm</Edit>
-  <New>DocumentLibraryForm</New>
-</FormTemplates>
-</file>
-
-<file path=customXml/item3.xml><?xml version="1.0" encoding="utf-8"?>
-<p:properties xmlns:p="http://schemas.microsoft.com/office/2006/metadata/properties" xmlns:xsi="http://www.w3.org/2001/XMLSchema-instance" xmlns:pc="http://schemas.microsoft.com/office/infopath/2007/PartnerControls">
-  <documentManagement>
-    <lcf76f155ced4ddcb4097134ff3c332f xmlns="fb282fe6-addb-4abc-8c7a-866097da16fa">
-      <Terms xmlns="http://schemas.microsoft.com/office/infopath/2007/PartnerControls"/>
-    </lcf76f155ced4ddcb4097134ff3c332f>
-    <TaxCatchAll xmlns="9bcbe136-86d6-431b-bacc-0597dda5436c" xsi:nil="true"/>
-  </documentManagement>
-</p:properties>
-</file>
-
 <file path=customXml/itemProps1.xml><?xml version="1.0" encoding="utf-8"?>
-<ds:datastoreItem xmlns:ds="http://schemas.openxmlformats.org/officeDocument/2006/customXml" ds:itemID="{FE479034-7302-4B30-A886-156C9A2A31DC}"/>
+<ds:datastoreItem xmlns:ds="http://schemas.openxmlformats.org/officeDocument/2006/customXml" ds:itemID="{5364EBF9-97AF-4047-BAB4-3971E9487EA1}">
+  <ds:schemaRefs>
+    <ds:schemaRef ds:uri="http://schemas.microsoft.com/office/2006/metadata/properties"/>
+    <ds:schemaRef ds:uri="http://schemas.microsoft.com/office/infopath/2007/PartnerControls"/>
+    <ds:schemaRef ds:uri="fb282fe6-addb-4abc-8c7a-866097da16fa"/>
+    <ds:schemaRef ds:uri="9bcbe136-86d6-431b-bacc-0597dda5436c"/>
+  </ds:schemaRefs>
+</ds:datastoreItem>
 </file>
 
 <file path=customXml/itemProps2.xml><?xml version="1.0" encoding="utf-8"?>
@@ -5719,12 +4952,20 @@
 </file>
 
 <file path=customXml/itemProps3.xml><?xml version="1.0" encoding="utf-8"?>
-<ds:datastoreItem xmlns:ds="http://schemas.openxmlformats.org/officeDocument/2006/customXml" ds:itemID="{5364EBF9-97AF-4047-BAB4-3971E9487EA1}">
+<ds:datastoreItem xmlns:ds="http://schemas.openxmlformats.org/officeDocument/2006/customXml" ds:itemID="{FE479034-7302-4B30-A886-156C9A2A31DC}">
   <ds:schemaRefs>
+    <ds:schemaRef ds:uri="http://schemas.microsoft.com/office/2006/metadata/contentType"/>
+    <ds:schemaRef ds:uri="http://schemas.microsoft.com/office/2006/metadata/properties/metaAttributes"/>
+    <ds:schemaRef ds:uri="http://www.w3.org/2001/XMLSchema"/>
     <ds:schemaRef ds:uri="http://schemas.microsoft.com/office/2006/metadata/properties"/>
+    <ds:schemaRef ds:uri="fb282fe6-addb-4abc-8c7a-866097da16fa"/>
+    <ds:schemaRef ds:uri="9bcbe136-86d6-431b-bacc-0597dda5436c"/>
+    <ds:schemaRef ds:uri="http://schemas.microsoft.com/office/2006/documentManagement/types"/>
     <ds:schemaRef ds:uri="http://schemas.microsoft.com/office/infopath/2007/PartnerControls"/>
-    <ds:schemaRef ds:uri="e849f5a5-735c-42fe-b98c-e71ffb699442"/>
-    <ds:schemaRef ds:uri="92085a0b-995c-4352-a904-96fa709bce5d"/>
+    <ds:schemaRef ds:uri="http://schemas.openxmlformats.org/package/2006/metadata/core-properties"/>
+    <ds:schemaRef ds:uri="http://purl.org/dc/elements/1.1/"/>
+    <ds:schemaRef ds:uri="http://purl.org/dc/terms/"/>
+    <ds:schemaRef ds:uri="http://schemas.microsoft.com/internal/obd"/>
   </ds:schemaRefs>
 </ds:datastoreItem>
 </file>